--- a/templates/plananual/TUTORÍA 1° A 5°/TUTORÍA 1° - PROGRAMACIÓN  ANUAL.docx
+++ b/templates/plananual/TUTORÍA 1° A 5°/TUTORÍA 1° - PROGRAMACIÓN  ANUAL.docx
@@ -260,31 +260,7 @@
                                   <w:sz w:val="32"/>
                                   <w:szCs w:val="32"/>
                                 </w:rPr>
-                                <w:t>{{</w:t>
-                              </w:r>
-                              <w:proofErr w:type="spellStart"/>
-                              <w:r>
-                                <w:rPr>
-                                  <w:rFonts w:ascii="Aptos ExtraBold" w:hAnsi="Aptos ExtraBold" w:cs="Times New Roman"/>
-                                  <w:b/>
-                                  <w:bCs/>
-                                  <w:color w:val="FFFFFF" w:themeColor="background1"/>
-                                  <w:sz w:val="32"/>
-                                  <w:szCs w:val="32"/>
-                                </w:rPr>
-                                <w:t>anio</w:t>
-                              </w:r>
-                              <w:proofErr w:type="spellEnd"/>
-                              <w:r>
-                                <w:rPr>
-                                  <w:rFonts w:ascii="Aptos ExtraBold" w:hAnsi="Aptos ExtraBold" w:cs="Times New Roman"/>
-                                  <w:b/>
-                                  <w:bCs/>
-                                  <w:color w:val="FFFFFF" w:themeColor="background1"/>
-                                  <w:sz w:val="32"/>
-                                  <w:szCs w:val="32"/>
-                                </w:rPr>
-                                <w:t>}}</w:t>
+                                <w:t>{{anio}}</w:t>
                               </w:r>
                             </w:p>
                           </w:txbxContent>
@@ -440,31 +416,7 @@
                             <w:sz w:val="32"/>
                             <w:szCs w:val="32"/>
                           </w:rPr>
-                          <w:t>{{</w:t>
-                        </w:r>
-                        <w:proofErr w:type="spellStart"/>
-                        <w:r>
-                          <w:rPr>
-                            <w:rFonts w:ascii="Aptos ExtraBold" w:hAnsi="Aptos ExtraBold" w:cs="Times New Roman"/>
-                            <w:b/>
-                            <w:bCs/>
-                            <w:color w:val="FFFFFF" w:themeColor="background1"/>
-                            <w:sz w:val="32"/>
-                            <w:szCs w:val="32"/>
-                          </w:rPr>
-                          <w:t>anio</w:t>
-                        </w:r>
-                        <w:proofErr w:type="spellEnd"/>
-                        <w:r>
-                          <w:rPr>
-                            <w:rFonts w:ascii="Aptos ExtraBold" w:hAnsi="Aptos ExtraBold" w:cs="Times New Roman"/>
-                            <w:b/>
-                            <w:bCs/>
-                            <w:color w:val="FFFFFF" w:themeColor="background1"/>
-                            <w:sz w:val="32"/>
-                            <w:szCs w:val="32"/>
-                          </w:rPr>
-                          <w:t>}}</w:t>
+                          <w:t>{{anio}}</w:t>
                         </w:r>
                       </w:p>
                     </w:txbxContent>
@@ -650,93 +602,57 @@
                 <w:sz w:val="20"/>
                 <w:szCs w:val="20"/>
               </w:rPr>
-              <w:t>{{</w:t>
-            </w:r>
-            <w:proofErr w:type="spellStart"/>
+              <w:t>{{dre}}</w:t>
+            </w:r>
+          </w:p>
+        </w:tc>
+        <w:tc>
+          <w:tcPr>
+            <w:tcW w:w="5103" w:type="dxa"/>
+            <w:vAlign w:val="center"/>
+          </w:tcPr>
+          <w:p>
+            <w:pPr>
+              <w:spacing w:line="276" w:lineRule="auto"/>
+              <w:jc w:val="center"/>
+              <w:rPr>
+                <w:rFonts w:ascii="Arial Nova Cond Light" w:hAnsi="Arial Nova Cond Light" w:cs="Times New Roman"/>
+                <w:sz w:val="20"/>
+                <w:szCs w:val="20"/>
+              </w:rPr>
+            </w:pPr>
             <w:r>
               <w:rPr>
                 <w:rFonts w:ascii="Arial Nova Cond" w:hAnsi="Arial Nova Cond" w:cs="Times New Roman"/>
                 <w:sz w:val="20"/>
                 <w:szCs w:val="20"/>
               </w:rPr>
-              <w:t>dre</w:t>
-            </w:r>
-            <w:proofErr w:type="spellEnd"/>
+              <w:t>{{director}}</w:t>
+            </w:r>
+          </w:p>
+        </w:tc>
+        <w:tc>
+          <w:tcPr>
+            <w:tcW w:w="4819" w:type="dxa"/>
+            <w:vAlign w:val="center"/>
+          </w:tcPr>
+          <w:p>
+            <w:pPr>
+              <w:spacing w:line="276" w:lineRule="auto"/>
+              <w:jc w:val="center"/>
+              <w:rPr>
+                <w:rFonts w:ascii="Arial Nova Cond Light" w:hAnsi="Arial Nova Cond Light" w:cs="Times New Roman"/>
+                <w:sz w:val="20"/>
+                <w:szCs w:val="20"/>
+              </w:rPr>
+            </w:pPr>
             <w:r>
               <w:rPr>
                 <w:rFonts w:ascii="Arial Nova Cond" w:hAnsi="Arial Nova Cond" w:cs="Times New Roman"/>
                 <w:sz w:val="20"/>
                 <w:szCs w:val="20"/>
               </w:rPr>
-              <w:t>}}</w:t>
-            </w:r>
-          </w:p>
-        </w:tc>
-        <w:tc>
-          <w:tcPr>
-            <w:tcW w:w="5103" w:type="dxa"/>
-            <w:vAlign w:val="center"/>
-          </w:tcPr>
-          <w:p>
-            <w:pPr>
-              <w:spacing w:line="276" w:lineRule="auto"/>
-              <w:jc w:val="center"/>
-              <w:rPr>
-                <w:rFonts w:ascii="Arial Nova Cond Light" w:hAnsi="Arial Nova Cond Light" w:cs="Times New Roman"/>
-                <w:sz w:val="20"/>
-                <w:szCs w:val="20"/>
-              </w:rPr>
-            </w:pPr>
-            <w:r>
-              <w:rPr>
-                <w:rFonts w:ascii="Arial Nova Cond" w:hAnsi="Arial Nova Cond" w:cs="Times New Roman"/>
-                <w:sz w:val="20"/>
-                <w:szCs w:val="20"/>
-              </w:rPr>
-              <w:t>{{director}}</w:t>
-            </w:r>
-          </w:p>
-        </w:tc>
-        <w:tc>
-          <w:tcPr>
-            <w:tcW w:w="4819" w:type="dxa"/>
-            <w:vAlign w:val="center"/>
-          </w:tcPr>
-          <w:p>
-            <w:pPr>
-              <w:spacing w:line="276" w:lineRule="auto"/>
-              <w:jc w:val="center"/>
-              <w:rPr>
-                <w:rFonts w:ascii="Arial Nova Cond Light" w:hAnsi="Arial Nova Cond Light" w:cs="Times New Roman"/>
-                <w:sz w:val="20"/>
-                <w:szCs w:val="20"/>
-              </w:rPr>
-            </w:pPr>
-            <w:r>
-              <w:rPr>
-                <w:rFonts w:ascii="Arial Nova Cond" w:hAnsi="Arial Nova Cond" w:cs="Times New Roman"/>
-                <w:sz w:val="20"/>
-                <w:szCs w:val="20"/>
-              </w:rPr>
-              <w:t>{{</w:t>
-            </w:r>
-            <w:proofErr w:type="spellStart"/>
-            <w:r>
-              <w:rPr>
-                <w:rFonts w:ascii="Arial Nova Cond" w:hAnsi="Arial Nova Cond" w:cs="Times New Roman"/>
-                <w:sz w:val="20"/>
-                <w:szCs w:val="20"/>
-              </w:rPr>
-              <w:t>area</w:t>
-            </w:r>
-            <w:proofErr w:type="spellEnd"/>
-            <w:r>
-              <w:rPr>
-                <w:rFonts w:ascii="Arial Nova Cond" w:hAnsi="Arial Nova Cond" w:cs="Times New Roman"/>
-                <w:sz w:val="20"/>
-                <w:szCs w:val="20"/>
-              </w:rPr>
-              <w:t>}}</w:t>
+              <w:t>{{area}}</w:t>
             </w:r>
           </w:p>
         </w:tc>
@@ -861,68 +777,32 @@
                 <w:sz w:val="20"/>
                 <w:szCs w:val="20"/>
               </w:rPr>
-              <w:t>{{</w:t>
-            </w:r>
-            <w:proofErr w:type="spellStart"/>
+              <w:t>{{ugel}}</w:t>
+            </w:r>
+          </w:p>
+        </w:tc>
+        <w:tc>
+          <w:tcPr>
+            <w:tcW w:w="5103" w:type="dxa"/>
+            <w:vAlign w:val="center"/>
+          </w:tcPr>
+          <w:p>
+            <w:pPr>
+              <w:spacing w:line="276" w:lineRule="auto"/>
+              <w:jc w:val="center"/>
+              <w:rPr>
+                <w:rFonts w:ascii="Arial Nova Cond Light" w:hAnsi="Arial Nova Cond Light" w:cs="Times New Roman"/>
+                <w:sz w:val="20"/>
+                <w:szCs w:val="20"/>
+              </w:rPr>
+            </w:pPr>
             <w:r>
               <w:rPr>
                 <w:rFonts w:ascii="Arial Nova Cond" w:hAnsi="Arial Nova Cond" w:cs="Times New Roman"/>
                 <w:sz w:val="20"/>
                 <w:szCs w:val="20"/>
               </w:rPr>
-              <w:t>ugel</w:t>
-            </w:r>
-            <w:proofErr w:type="spellEnd"/>
-            <w:r>
-              <w:rPr>
-                <w:rFonts w:ascii="Arial Nova Cond" w:hAnsi="Arial Nova Cond" w:cs="Times New Roman"/>
-                <w:sz w:val="20"/>
-                <w:szCs w:val="20"/>
-              </w:rPr>
-              <w:t>}}</w:t>
-            </w:r>
-          </w:p>
-        </w:tc>
-        <w:tc>
-          <w:tcPr>
-            <w:tcW w:w="5103" w:type="dxa"/>
-            <w:vAlign w:val="center"/>
-          </w:tcPr>
-          <w:p>
-            <w:pPr>
-              <w:spacing w:line="276" w:lineRule="auto"/>
-              <w:jc w:val="center"/>
-              <w:rPr>
-                <w:rFonts w:ascii="Arial Nova Cond Light" w:hAnsi="Arial Nova Cond Light" w:cs="Times New Roman"/>
-                <w:sz w:val="20"/>
-                <w:szCs w:val="20"/>
-              </w:rPr>
-            </w:pPr>
-            <w:r>
-              <w:rPr>
-                <w:rFonts w:ascii="Arial Nova Cond" w:hAnsi="Arial Nova Cond" w:cs="Times New Roman"/>
-                <w:sz w:val="20"/>
-                <w:szCs w:val="20"/>
-              </w:rPr>
-              <w:t>{{</w:t>
-            </w:r>
-            <w:proofErr w:type="spellStart"/>
-            <w:r>
-              <w:rPr>
-                <w:rFonts w:ascii="Arial Nova Cond" w:hAnsi="Arial Nova Cond" w:cs="Times New Roman"/>
-                <w:sz w:val="20"/>
-                <w:szCs w:val="20"/>
-              </w:rPr>
-              <w:t>cordinador</w:t>
-            </w:r>
-            <w:proofErr w:type="spellEnd"/>
-            <w:r>
-              <w:rPr>
-                <w:rFonts w:ascii="Arial Nova Cond" w:hAnsi="Arial Nova Cond" w:cs="Times New Roman"/>
-                <w:sz w:val="20"/>
-                <w:szCs w:val="20"/>
-              </w:rPr>
-              <w:t>}}</w:t>
+              <w:t>{{cordinador}}</w:t>
             </w:r>
           </w:p>
         </w:tc>
@@ -1074,25 +954,7 @@
                 <w:sz w:val="20"/>
                 <w:szCs w:val="20"/>
               </w:rPr>
-              <w:t>{{</w:t>
-            </w:r>
-            <w:proofErr w:type="spellStart"/>
-            <w:r>
-              <w:rPr>
-                <w:rFonts w:ascii="Arial Nova Cond" w:hAnsi="Arial Nova Cond" w:cs="Times New Roman"/>
-                <w:sz w:val="20"/>
-                <w:szCs w:val="20"/>
-              </w:rPr>
-              <w:t>institucioneducativa</w:t>
-            </w:r>
-            <w:proofErr w:type="spellEnd"/>
-            <w:r>
-              <w:rPr>
-                <w:rFonts w:ascii="Arial Nova Cond" w:hAnsi="Arial Nova Cond" w:cs="Times New Roman"/>
-                <w:sz w:val="20"/>
-                <w:szCs w:val="20"/>
-              </w:rPr>
-              <w:t>}}</w:t>
+              <w:t>{{institucioneducativa}}</w:t>
             </w:r>
           </w:p>
         </w:tc>
@@ -3877,7 +3739,6 @@
                 <w:lang w:eastAsia="es-ES"/>
               </w:rPr>
             </w:pPr>
-            <w:proofErr w:type="spellStart"/>
             <w:r>
               <w:rPr>
                 <w:rFonts w:ascii="Arial Nova Cond Light" w:eastAsia="Times New Roman" w:hAnsi="Arial Nova Cond Light" w:cs="Arial"/>
@@ -3886,18 +3747,7 @@
                 <w:szCs w:val="20"/>
                 <w:lang w:eastAsia="es-ES"/>
               </w:rPr>
-              <w:t>N°</w:t>
-            </w:r>
-            <w:proofErr w:type="spellEnd"/>
-            <w:r>
-              <w:rPr>
-                <w:rFonts w:ascii="Arial Nova Cond Light" w:eastAsia="Times New Roman" w:hAnsi="Arial Nova Cond Light" w:cs="Arial"/>
-                <w:b/>
-                <w:sz w:val="20"/>
-                <w:szCs w:val="20"/>
-                <w:lang w:eastAsia="es-ES"/>
-              </w:rPr>
-              <w:t xml:space="preserve"> DE ESTUDIANTES</w:t>
+              <w:t>N° DE ESTUDIANTES</w:t>
             </w:r>
           </w:p>
         </w:tc>
@@ -6248,29 +6098,16 @@
                 <w:szCs w:val="20"/>
               </w:rPr>
             </w:pPr>
-            <w:proofErr w:type="spellStart"/>
-            <w:r>
-              <w:rPr>
-                <w:rFonts w:ascii="Arial Nova Cond Light" w:hAnsi="Arial Nova Cond Light" w:cs="Times New Roman"/>
-                <w:b/>
-                <w:bCs/>
-                <w:color w:val="000000" w:themeColor="text1"/>
-                <w:sz w:val="20"/>
-                <w:szCs w:val="20"/>
-              </w:rPr>
-              <w:t>N°</w:t>
-            </w:r>
-            <w:proofErr w:type="spellEnd"/>
-            <w:r>
-              <w:rPr>
-                <w:rFonts w:ascii="Arial Nova Cond Light" w:hAnsi="Arial Nova Cond Light" w:cs="Times New Roman"/>
-                <w:b/>
-                <w:bCs/>
-                <w:color w:val="000000" w:themeColor="text1"/>
-                <w:sz w:val="20"/>
-                <w:szCs w:val="20"/>
-              </w:rPr>
-              <w:t xml:space="preserve"> DE SEMANAS LECTIVAS</w:t>
+            <w:r>
+              <w:rPr>
+                <w:rFonts w:ascii="Arial Nova Cond Light" w:hAnsi="Arial Nova Cond Light" w:cs="Times New Roman"/>
+                <w:b/>
+                <w:bCs/>
+                <w:color w:val="000000" w:themeColor="text1"/>
+                <w:sz w:val="20"/>
+                <w:szCs w:val="20"/>
+              </w:rPr>
+              <w:t>N° DE SEMANAS LECTIVAS</w:t>
             </w:r>
           </w:p>
         </w:tc>
@@ -6295,29 +6132,16 @@
                 <w:szCs w:val="20"/>
               </w:rPr>
             </w:pPr>
-            <w:proofErr w:type="spellStart"/>
-            <w:r>
-              <w:rPr>
-                <w:rFonts w:ascii="Arial Nova Cond Light" w:hAnsi="Arial Nova Cond Light" w:cs="Times New Roman"/>
-                <w:b/>
-                <w:bCs/>
-                <w:color w:val="000000" w:themeColor="text1"/>
-                <w:sz w:val="20"/>
-                <w:szCs w:val="20"/>
-              </w:rPr>
-              <w:t>N°</w:t>
-            </w:r>
-            <w:proofErr w:type="spellEnd"/>
-            <w:r>
-              <w:rPr>
-                <w:rFonts w:ascii="Arial Nova Cond Light" w:hAnsi="Arial Nova Cond Light" w:cs="Times New Roman"/>
-                <w:b/>
-                <w:bCs/>
-                <w:color w:val="000000" w:themeColor="text1"/>
-                <w:sz w:val="20"/>
-                <w:szCs w:val="20"/>
-              </w:rPr>
-              <w:t xml:space="preserve"> UNIDADES</w:t>
+            <w:r>
+              <w:rPr>
+                <w:rFonts w:ascii="Arial Nova Cond Light" w:hAnsi="Arial Nova Cond Light" w:cs="Times New Roman"/>
+                <w:b/>
+                <w:bCs/>
+                <w:color w:val="000000" w:themeColor="text1"/>
+                <w:sz w:val="20"/>
+                <w:szCs w:val="20"/>
+              </w:rPr>
+              <w:t>N° UNIDADES</w:t>
             </w:r>
           </w:p>
         </w:tc>
@@ -13656,6 +13480,7 @@
                 <w:szCs w:val="20"/>
               </w:rPr>
             </w:pPr>
+            <w:bookmarkStart w:id="0" w:name="_Hlk227075175"/>
             <w:r>
               <w:rPr>
                 <w:rFonts w:ascii="Arial Nova Cond" w:hAnsi="Arial Nova Cond" w:cs="Times New Roman"/>
@@ -13932,7 +13757,6 @@
           <w:tcPr>
             <w:tcW w:w="875" w:type="dxa"/>
             <w:vMerge w:val="restart"/>
-            <w:shd w:val="clear" w:color="auto" w:fill="auto"/>
             <w:vAlign w:val="center"/>
           </w:tcPr>
           <w:p>
@@ -14043,7 +13867,6 @@
         <w:tc>
           <w:tcPr>
             <w:tcW w:w="6169" w:type="dxa"/>
-            <w:shd w:val="clear" w:color="auto" w:fill="auto"/>
             <w:vAlign w:val="center"/>
           </w:tcPr>
           <w:p>
@@ -14078,7 +13901,6 @@
         <w:tc>
           <w:tcPr>
             <w:tcW w:w="2015" w:type="dxa"/>
-            <w:shd w:val="clear" w:color="auto" w:fill="auto"/>
             <w:vAlign w:val="center"/>
           </w:tcPr>
           <w:p>
@@ -14117,7 +13939,7 @@
               <w:autoSpaceDE w:val="0"/>
               <w:autoSpaceDN w:val="0"/>
               <w:adjustRightInd w:val="0"/>
-              <w:jc w:val="center"/>
+              <w:jc w:val="both"/>
               <w:rPr>
                 <w:rFonts w:ascii="Arial Nova Cond" w:hAnsi="Arial Nova Cond" w:cs="Arial"/>
                 <w:color w:val="000000"/>
@@ -14141,7 +13963,6 @@
         <w:tc>
           <w:tcPr>
             <w:tcW w:w="1337" w:type="dxa"/>
-            <w:shd w:val="clear" w:color="auto" w:fill="auto"/>
             <w:vAlign w:val="center"/>
           </w:tcPr>
           <w:p>
@@ -14180,7 +14001,6 @@
           <w:tcPr>
             <w:tcW w:w="875" w:type="dxa"/>
             <w:vMerge/>
-            <w:shd w:val="clear" w:color="auto" w:fill="auto"/>
             <w:vAlign w:val="center"/>
           </w:tcPr>
           <w:p>
@@ -14272,7 +14092,6 @@
         <w:tc>
           <w:tcPr>
             <w:tcW w:w="6169" w:type="dxa"/>
-            <w:shd w:val="clear" w:color="auto" w:fill="auto"/>
             <w:vAlign w:val="center"/>
           </w:tcPr>
           <w:p>
@@ -14307,7 +14126,6 @@
         <w:tc>
           <w:tcPr>
             <w:tcW w:w="2015" w:type="dxa"/>
-            <w:shd w:val="clear" w:color="auto" w:fill="auto"/>
             <w:vAlign w:val="center"/>
           </w:tcPr>
           <w:p>
@@ -14346,7 +14164,7 @@
               <w:autoSpaceDE w:val="0"/>
               <w:autoSpaceDN w:val="0"/>
               <w:adjustRightInd w:val="0"/>
-              <w:jc w:val="center"/>
+              <w:jc w:val="both"/>
               <w:rPr>
                 <w:rFonts w:ascii="Arial Nova Cond" w:hAnsi="Arial Nova Cond" w:cs="Arial"/>
                 <w:color w:val="000000"/>
@@ -14370,7 +14188,6 @@
         <w:tc>
           <w:tcPr>
             <w:tcW w:w="1337" w:type="dxa"/>
-            <w:shd w:val="clear" w:color="auto" w:fill="auto"/>
             <w:vAlign w:val="center"/>
           </w:tcPr>
           <w:p>
@@ -14409,7 +14226,6 @@
           <w:tcPr>
             <w:tcW w:w="875" w:type="dxa"/>
             <w:vMerge/>
-            <w:shd w:val="clear" w:color="auto" w:fill="auto"/>
             <w:vAlign w:val="center"/>
           </w:tcPr>
           <w:p>
@@ -14501,7 +14317,6 @@
         <w:tc>
           <w:tcPr>
             <w:tcW w:w="6169" w:type="dxa"/>
-            <w:shd w:val="clear" w:color="auto" w:fill="auto"/>
             <w:vAlign w:val="center"/>
           </w:tcPr>
           <w:p>
@@ -14536,7 +14351,6 @@
         <w:tc>
           <w:tcPr>
             <w:tcW w:w="2015" w:type="dxa"/>
-            <w:shd w:val="clear" w:color="auto" w:fill="auto"/>
             <w:vAlign w:val="center"/>
           </w:tcPr>
           <w:p>
@@ -14575,7 +14389,7 @@
               <w:autoSpaceDE w:val="0"/>
               <w:autoSpaceDN w:val="0"/>
               <w:adjustRightInd w:val="0"/>
-              <w:jc w:val="center"/>
+              <w:jc w:val="both"/>
               <w:rPr>
                 <w:rFonts w:ascii="Arial Nova Cond" w:hAnsi="Arial Nova Cond" w:cs="Arial"/>
                 <w:color w:val="000000"/>
@@ -14599,7 +14413,6 @@
         <w:tc>
           <w:tcPr>
             <w:tcW w:w="1337" w:type="dxa"/>
-            <w:shd w:val="clear" w:color="auto" w:fill="auto"/>
             <w:vAlign w:val="center"/>
           </w:tcPr>
           <w:p>
@@ -14638,7 +14451,6 @@
           <w:tcPr>
             <w:tcW w:w="875" w:type="dxa"/>
             <w:vMerge w:val="restart"/>
-            <w:shd w:val="clear" w:color="auto" w:fill="auto"/>
             <w:vAlign w:val="center"/>
           </w:tcPr>
           <w:p>
@@ -14740,7 +14552,6 @@
         <w:tc>
           <w:tcPr>
             <w:tcW w:w="6169" w:type="dxa"/>
-            <w:shd w:val="clear" w:color="auto" w:fill="auto"/>
             <w:vAlign w:val="center"/>
           </w:tcPr>
           <w:p>
@@ -14776,7 +14587,6 @@
         <w:tc>
           <w:tcPr>
             <w:tcW w:w="2015" w:type="dxa"/>
-            <w:shd w:val="clear" w:color="auto" w:fill="auto"/>
             <w:vAlign w:val="center"/>
           </w:tcPr>
           <w:p>
@@ -14815,7 +14625,7 @@
               <w:autoSpaceDE w:val="0"/>
               <w:autoSpaceDN w:val="0"/>
               <w:adjustRightInd w:val="0"/>
-              <w:jc w:val="center"/>
+              <w:jc w:val="both"/>
               <w:rPr>
                 <w:rFonts w:ascii="Arial Nova Cond" w:hAnsi="Arial Nova Cond" w:cs="Arial"/>
                 <w:color w:val="000000"/>
@@ -14839,7 +14649,6 @@
         <w:tc>
           <w:tcPr>
             <w:tcW w:w="1337" w:type="dxa"/>
-            <w:shd w:val="clear" w:color="auto" w:fill="auto"/>
             <w:vAlign w:val="center"/>
           </w:tcPr>
           <w:p>
@@ -14878,7 +14687,6 @@
           <w:tcPr>
             <w:tcW w:w="875" w:type="dxa"/>
             <w:vMerge/>
-            <w:shd w:val="clear" w:color="auto" w:fill="auto"/>
             <w:vAlign w:val="center"/>
           </w:tcPr>
           <w:p>
@@ -14969,7 +14777,6 @@
         <w:tc>
           <w:tcPr>
             <w:tcW w:w="6169" w:type="dxa"/>
-            <w:shd w:val="clear" w:color="auto" w:fill="auto"/>
             <w:vAlign w:val="center"/>
           </w:tcPr>
           <w:p>
@@ -15005,7 +14812,6 @@
         <w:tc>
           <w:tcPr>
             <w:tcW w:w="2015" w:type="dxa"/>
-            <w:shd w:val="clear" w:color="auto" w:fill="auto"/>
             <w:vAlign w:val="center"/>
           </w:tcPr>
           <w:p>
@@ -15044,7 +14850,7 @@
               <w:autoSpaceDE w:val="0"/>
               <w:autoSpaceDN w:val="0"/>
               <w:adjustRightInd w:val="0"/>
-              <w:jc w:val="center"/>
+              <w:jc w:val="both"/>
               <w:rPr>
                 <w:rFonts w:ascii="Arial Nova Cond" w:hAnsi="Arial Nova Cond" w:cs="Arial"/>
                 <w:color w:val="000000"/>
@@ -15068,7 +14874,6 @@
         <w:tc>
           <w:tcPr>
             <w:tcW w:w="1337" w:type="dxa"/>
-            <w:shd w:val="clear" w:color="auto" w:fill="auto"/>
             <w:vAlign w:val="center"/>
           </w:tcPr>
           <w:p>
@@ -15107,7 +14912,6 @@
           <w:tcPr>
             <w:tcW w:w="875" w:type="dxa"/>
             <w:vMerge w:val="restart"/>
-            <w:shd w:val="clear" w:color="auto" w:fill="auto"/>
             <w:vAlign w:val="center"/>
           </w:tcPr>
           <w:p>
@@ -15210,7 +15014,6 @@
         <w:tc>
           <w:tcPr>
             <w:tcW w:w="6169" w:type="dxa"/>
-            <w:shd w:val="clear" w:color="auto" w:fill="auto"/>
             <w:vAlign w:val="center"/>
           </w:tcPr>
           <w:p>
@@ -15246,7 +15049,6 @@
         <w:tc>
           <w:tcPr>
             <w:tcW w:w="2015" w:type="dxa"/>
-            <w:shd w:val="clear" w:color="auto" w:fill="auto"/>
             <w:vAlign w:val="center"/>
           </w:tcPr>
           <w:p>
@@ -15285,7 +15087,7 @@
               <w:autoSpaceDE w:val="0"/>
               <w:autoSpaceDN w:val="0"/>
               <w:adjustRightInd w:val="0"/>
-              <w:jc w:val="center"/>
+              <w:jc w:val="both"/>
               <w:rPr>
                 <w:rFonts w:ascii="Arial Nova Cond" w:hAnsi="Arial Nova Cond" w:cs="Arial"/>
                 <w:color w:val="000000"/>
@@ -15309,7 +15111,6 @@
         <w:tc>
           <w:tcPr>
             <w:tcW w:w="1337" w:type="dxa"/>
-            <w:shd w:val="clear" w:color="auto" w:fill="auto"/>
             <w:vAlign w:val="center"/>
           </w:tcPr>
           <w:p>
@@ -15348,7 +15149,6 @@
           <w:tcPr>
             <w:tcW w:w="875" w:type="dxa"/>
             <w:vMerge/>
-            <w:shd w:val="clear" w:color="auto" w:fill="auto"/>
             <w:vAlign w:val="center"/>
           </w:tcPr>
           <w:p>
@@ -15439,7 +15239,6 @@
         <w:tc>
           <w:tcPr>
             <w:tcW w:w="6169" w:type="dxa"/>
-            <w:shd w:val="clear" w:color="auto" w:fill="auto"/>
             <w:vAlign w:val="center"/>
           </w:tcPr>
           <w:p>
@@ -15474,7 +15273,6 @@
         <w:tc>
           <w:tcPr>
             <w:tcW w:w="2015" w:type="dxa"/>
-            <w:shd w:val="clear" w:color="auto" w:fill="auto"/>
             <w:vAlign w:val="center"/>
           </w:tcPr>
           <w:p>
@@ -15513,7 +15311,7 @@
               <w:autoSpaceDE w:val="0"/>
               <w:autoSpaceDN w:val="0"/>
               <w:adjustRightInd w:val="0"/>
-              <w:jc w:val="center"/>
+              <w:jc w:val="both"/>
               <w:rPr>
                 <w:rFonts w:ascii="Arial Nova Cond" w:hAnsi="Arial Nova Cond" w:cs="Arial"/>
                 <w:color w:val="000000"/>
@@ -15537,7 +15335,6 @@
         <w:tc>
           <w:tcPr>
             <w:tcW w:w="1337" w:type="dxa"/>
-            <w:shd w:val="clear" w:color="auto" w:fill="auto"/>
             <w:vAlign w:val="center"/>
           </w:tcPr>
           <w:p>
@@ -15576,7 +15373,6 @@
           <w:tcPr>
             <w:tcW w:w="875" w:type="dxa"/>
             <w:vMerge w:val="restart"/>
-            <w:shd w:val="clear" w:color="auto" w:fill="auto"/>
             <w:vAlign w:val="center"/>
           </w:tcPr>
           <w:p>
@@ -15687,7 +15483,6 @@
         <w:tc>
           <w:tcPr>
             <w:tcW w:w="6169" w:type="dxa"/>
-            <w:shd w:val="clear" w:color="auto" w:fill="auto"/>
             <w:vAlign w:val="center"/>
           </w:tcPr>
           <w:p>
@@ -15722,7 +15517,6 @@
         <w:tc>
           <w:tcPr>
             <w:tcW w:w="2015" w:type="dxa"/>
-            <w:shd w:val="clear" w:color="auto" w:fill="auto"/>
             <w:vAlign w:val="center"/>
           </w:tcPr>
           <w:p>
@@ -15761,7 +15555,7 @@
               <w:autoSpaceDE w:val="0"/>
               <w:autoSpaceDN w:val="0"/>
               <w:adjustRightInd w:val="0"/>
-              <w:jc w:val="center"/>
+              <w:jc w:val="both"/>
               <w:rPr>
                 <w:rFonts w:ascii="Arial Nova Cond" w:hAnsi="Arial Nova Cond" w:cs="Arial"/>
                 <w:color w:val="000000"/>
@@ -15785,7 +15579,6 @@
         <w:tc>
           <w:tcPr>
             <w:tcW w:w="1337" w:type="dxa"/>
-            <w:shd w:val="clear" w:color="auto" w:fill="auto"/>
             <w:vAlign w:val="center"/>
           </w:tcPr>
           <w:p>
@@ -15824,7 +15617,6 @@
           <w:tcPr>
             <w:tcW w:w="875" w:type="dxa"/>
             <w:vMerge/>
-            <w:shd w:val="clear" w:color="auto" w:fill="auto"/>
             <w:vAlign w:val="center"/>
           </w:tcPr>
           <w:p>
@@ -15924,7 +15716,6 @@
         <w:tc>
           <w:tcPr>
             <w:tcW w:w="6169" w:type="dxa"/>
-            <w:shd w:val="clear" w:color="auto" w:fill="auto"/>
             <w:vAlign w:val="center"/>
           </w:tcPr>
           <w:p>
@@ -15960,7 +15751,6 @@
         <w:tc>
           <w:tcPr>
             <w:tcW w:w="2015" w:type="dxa"/>
-            <w:shd w:val="clear" w:color="auto" w:fill="auto"/>
             <w:vAlign w:val="center"/>
           </w:tcPr>
           <w:p>
@@ -15998,7 +15788,7 @@
               <w:autoSpaceDE w:val="0"/>
               <w:autoSpaceDN w:val="0"/>
               <w:adjustRightInd w:val="0"/>
-              <w:jc w:val="center"/>
+              <w:jc w:val="both"/>
               <w:rPr>
                 <w:rFonts w:ascii="Arial Nova Cond" w:hAnsi="Arial Nova Cond" w:cs="Arial"/>
                 <w:color w:val="000000"/>
@@ -16022,7 +15812,6 @@
         <w:tc>
           <w:tcPr>
             <w:tcW w:w="1337" w:type="dxa"/>
-            <w:shd w:val="clear" w:color="auto" w:fill="auto"/>
             <w:vAlign w:val="center"/>
           </w:tcPr>
           <w:p>
@@ -16052,6 +15841,7 @@
           </w:p>
         </w:tc>
       </w:tr>
+      <w:bookmarkEnd w:id="0"/>
     </w:tbl>
     <w:p>
       <w:pPr>
@@ -27453,7 +27243,6 @@
               </w:rPr>
               <w:t xml:space="preserve">Minedu (2016). Programa curricular de educación secundaria. Resolución Ministerial </w:t>
             </w:r>
-            <w:proofErr w:type="spellStart"/>
             <w:r>
               <w:rPr>
                 <w:rFonts w:ascii="Arial Nova Cond Light" w:eastAsia="Calibri" w:hAnsi="Arial Nova Cond Light" w:cs="Calibri Light"/>
@@ -27464,7 +27253,6 @@
               </w:rPr>
               <w:t>N°</w:t>
             </w:r>
-            <w:proofErr w:type="spellEnd"/>
             <w:r>
               <w:rPr>
                 <w:rFonts w:ascii="Arial Nova Cond Light" w:eastAsia="Calibri" w:hAnsi="Arial Nova Cond Light" w:cs="Calibri Light"/>
@@ -27504,7 +27292,6 @@
               </w:rPr>
               <w:t xml:space="preserve">Minedu (2016). Currículo Nacional de la educación básica. Resolución Ministerial </w:t>
             </w:r>
-            <w:proofErr w:type="spellStart"/>
             <w:r>
               <w:rPr>
                 <w:rFonts w:ascii="Arial Nova Cond Light" w:eastAsia="Calibri" w:hAnsi="Arial Nova Cond Light" w:cs="Calibri Light"/>
@@ -27515,7 +27302,6 @@
               </w:rPr>
               <w:t>N°</w:t>
             </w:r>
-            <w:proofErr w:type="spellEnd"/>
             <w:r>
               <w:rPr>
                 <w:rFonts w:ascii="Arial Nova Cond Light" w:eastAsia="Calibri" w:hAnsi="Arial Nova Cond Light" w:cs="Calibri Light"/>
@@ -27588,25 +27374,7 @@
                 <w:kern w:val="0"/>
                 <w14:ligatures w14:val="none"/>
               </w:rPr>
-              <w:t xml:space="preserve">Resolución Ministerial </w:t>
-            </w:r>
-            <w:proofErr w:type="spellStart"/>
-            <w:r>
-              <w:rPr>
-                <w:rFonts w:ascii="Arial Nova Cond Light" w:eastAsia="Calibri" w:hAnsi="Arial Nova Cond Light" w:cs="Calibri Light"/>
-                <w:kern w:val="0"/>
-                <w14:ligatures w14:val="none"/>
-              </w:rPr>
-              <w:t>N.°</w:t>
-            </w:r>
-            <w:proofErr w:type="spellEnd"/>
-            <w:r>
-              <w:rPr>
-                <w:rFonts w:ascii="Arial Nova Cond Light" w:eastAsia="Calibri" w:hAnsi="Arial Nova Cond Light" w:cs="Calibri Light"/>
-                <w:kern w:val="0"/>
-                <w14:ligatures w14:val="none"/>
-              </w:rPr>
-              <w:t xml:space="preserve"> 501-2025</w:t>
+              <w:t>Resolución Ministerial N.° 501-2025</w:t>
             </w:r>
             <w:r>
               <w:rPr>
@@ -27845,7 +27613,7 @@
                 <w:bCs/>
               </w:rPr>
             </w:pPr>
-            <w:bookmarkStart w:id="0" w:name="_Hlk190720798"/>
+            <w:bookmarkStart w:id="1" w:name="_Hlk190720798"/>
           </w:p>
           <w:p>
             <w:pPr>
@@ -28246,7 +28014,7 @@
           </w:p>
         </w:tc>
       </w:tr>
-      <w:bookmarkEnd w:id="0"/>
+      <w:bookmarkEnd w:id="1"/>
     </w:tbl>
     <w:p>
       <w:pPr>

--- a/templates/plananual/TUTORÍA 1° A 5°/TUTORÍA 1° - PROGRAMACIÓN  ANUAL.docx
+++ b/templates/plananual/TUTORÍA 1° A 5°/TUTORÍA 1° - PROGRAMACIÓN  ANUAL.docx
@@ -1,6 +1,6 @@
 
 <file path=word/document.xml><?xml version="1.0" encoding="utf-8"?>
-<w:document xmlns:wpc="http://schemas.microsoft.com/office/word/2010/wordprocessingCanvas" xmlns:cx="http://schemas.microsoft.com/office/drawing/2014/chartex" xmlns:cx1="http://schemas.microsoft.com/office/drawing/2015/9/8/chartex" xmlns:cx2="http://schemas.microsoft.com/office/drawing/2015/10/21/chartex" xmlns:cx3="http://schemas.microsoft.com/office/drawing/2016/5/9/chartex" xmlns:cx4="http://schemas.microsoft.com/office/drawing/2016/5/10/chartex" xmlns:cx5="http://schemas.microsoft.com/office/drawing/2016/5/11/chartex" xmlns:cx6="http://schemas.microsoft.com/office/drawing/2016/5/12/chartex" xmlns:cx7="http://schemas.microsoft.com/office/drawing/2016/5/13/chartex" xmlns:cx8="http://schemas.microsoft.com/office/drawing/2016/5/14/chartex" xmlns:mc="http://schemas.openxmlformats.org/markup-compatibility/2006" xmlns:aink="http://schemas.microsoft.com/office/drawing/2016/ink" xmlns:am3d="http://schemas.microsoft.com/office/drawing/2017/model3d" xmlns:o="urn:schemas-microsoft-com:office:office" xmlns:oel="http://schemas.microsoft.com/office/2019/extlst" xmlns:r="http://schemas.openxmlformats.org/officeDocument/2006/relationships" xmlns:m="http://schemas.openxmlformats.org/officeDocument/2006/math" xmlns:v="urn:schemas-microsoft-com:vml" xmlns:wp14="http://schemas.microsoft.com/office/word/2010/wordprocessingDrawing" xmlns:wp="http://schemas.openxmlformats.org/drawingml/2006/wordprocessingDrawing" xmlns:w10="urn:schemas-microsoft-com:office:word" xmlns:w="http://schemas.openxmlformats.org/wordprocessingml/2006/main" xmlns:w14="http://schemas.microsoft.com/office/word/2010/wordml" xmlns:w15="http://schemas.microsoft.com/office/word/2012/wordml" xmlns:w16cex="http://schemas.microsoft.com/office/word/2018/wordml/cex" xmlns:w16cid="http://schemas.microsoft.com/office/word/2016/wordml/cid" xmlns:w16="http://schemas.microsoft.com/office/word/2018/wordml" xmlns:w16du="http://schemas.microsoft.com/office/word/2023/wordml/word16du" xmlns:w16sdtdh="http://schemas.microsoft.com/office/word/2020/wordml/sdtdatahash" xmlns:w16se="http://schemas.microsoft.com/office/word/2015/wordml/symex" xmlns:wpg="http://schemas.microsoft.com/office/word/2010/wordprocessingGroup" xmlns:wpi="http://schemas.microsoft.com/office/word/2010/wordprocessingInk" xmlns:wne="http://schemas.microsoft.com/office/word/2006/wordml" xmlns:wps="http://schemas.microsoft.com/office/word/2010/wordprocessingShape" mc:Ignorable="w14 w15 w16se w16cid w16 w16cex w16sdtdh w16du wp14">
+<w:document xmlns:wpc="http://schemas.microsoft.com/office/word/2010/wordprocessingCanvas" xmlns:cx="http://schemas.microsoft.com/office/drawing/2014/chartex" xmlns:cx1="http://schemas.microsoft.com/office/drawing/2015/9/8/chartex" xmlns:cx2="http://schemas.microsoft.com/office/drawing/2015/10/21/chartex" xmlns:cx3="http://schemas.microsoft.com/office/drawing/2016/5/9/chartex" xmlns:cx4="http://schemas.microsoft.com/office/drawing/2016/5/10/chartex" xmlns:cx5="http://schemas.microsoft.com/office/drawing/2016/5/11/chartex" xmlns:cx6="http://schemas.microsoft.com/office/drawing/2016/5/12/chartex" xmlns:cx7="http://schemas.microsoft.com/office/drawing/2016/5/13/chartex" xmlns:cx8="http://schemas.microsoft.com/office/drawing/2016/5/14/chartex" xmlns:mc="http://schemas.openxmlformats.org/markup-compatibility/2006" xmlns:aink="http://schemas.microsoft.com/office/drawing/2016/ink" xmlns:am3d="http://schemas.microsoft.com/office/drawing/2017/model3d" xmlns:o="urn:schemas-microsoft-com:office:office" xmlns:oel="http://schemas.microsoft.com/office/2019/extlst" xmlns:r="http://schemas.openxmlformats.org/officeDocument/2006/relationships" xmlns:m="http://schemas.openxmlformats.org/officeDocument/2006/math" xmlns:v="urn:schemas-microsoft-com:vml" xmlns:wp14="http://schemas.microsoft.com/office/word/2010/wordprocessingDrawing" xmlns:wp="http://schemas.openxmlformats.org/drawingml/2006/wordprocessingDrawing" xmlns:w10="urn:schemas-microsoft-com:office:word" xmlns:w="http://schemas.openxmlformats.org/wordprocessingml/2006/main" xmlns:w14="http://schemas.microsoft.com/office/word/2010/wordml" xmlns:w15="http://schemas.microsoft.com/office/word/2012/wordml" xmlns:w16cex="http://schemas.microsoft.com/office/word/2018/wordml/cex" xmlns:w16cid="http://schemas.microsoft.com/office/word/2016/wordml/cid" xmlns:w16="http://schemas.microsoft.com/office/word/2018/wordml" xmlns:w16du="http://schemas.microsoft.com/office/word/2023/wordml/word16du" xmlns:w16sdtdh="http://schemas.microsoft.com/office/word/2020/wordml/sdtdatahash" xmlns:w16sdtfl="http://schemas.microsoft.com/office/word/2024/wordml/sdtformatlock" xmlns:w16se="http://schemas.microsoft.com/office/word/2015/wordml/symex" xmlns:wpg="http://schemas.microsoft.com/office/word/2010/wordprocessingGroup" xmlns:wpi="http://schemas.microsoft.com/office/word/2010/wordprocessingInk" xmlns:wne="http://schemas.microsoft.com/office/word/2006/wordml" xmlns:wps="http://schemas.microsoft.com/office/word/2010/wordprocessingShape" mc:Ignorable="w14 w15 w16se w16cid w16 w16cex w16sdtdh w16sdtfl w16du wp14">
   <w:body>
     <w:p>
       <w:pPr>
@@ -602,7 +602,25 @@
                 <w:sz w:val="20"/>
                 <w:szCs w:val="20"/>
               </w:rPr>
-              <w:t>{{dre}}</w:t>
+              <w:t>{{</w:t>
+            </w:r>
+            <w:proofErr w:type="spellStart"/>
+            <w:r>
+              <w:rPr>
+                <w:rFonts w:ascii="Arial Nova Cond" w:hAnsi="Arial Nova Cond" w:cs="Times New Roman"/>
+                <w:sz w:val="20"/>
+                <w:szCs w:val="20"/>
+              </w:rPr>
+              <w:t>dre</w:t>
+            </w:r>
+            <w:proofErr w:type="spellEnd"/>
+            <w:r>
+              <w:rPr>
+                <w:rFonts w:ascii="Arial Nova Cond" w:hAnsi="Arial Nova Cond" w:cs="Times New Roman"/>
+                <w:sz w:val="20"/>
+                <w:szCs w:val="20"/>
+              </w:rPr>
+              <w:t>}}</w:t>
             </w:r>
           </w:p>
         </w:tc>
@@ -652,7 +670,25 @@
                 <w:sz w:val="20"/>
                 <w:szCs w:val="20"/>
               </w:rPr>
-              <w:t>{{area}}</w:t>
+              <w:t>{{</w:t>
+            </w:r>
+            <w:proofErr w:type="spellStart"/>
+            <w:r>
+              <w:rPr>
+                <w:rFonts w:ascii="Arial Nova Cond" w:hAnsi="Arial Nova Cond" w:cs="Times New Roman"/>
+                <w:sz w:val="20"/>
+                <w:szCs w:val="20"/>
+              </w:rPr>
+              <w:t>area</w:t>
+            </w:r>
+            <w:proofErr w:type="spellEnd"/>
+            <w:r>
+              <w:rPr>
+                <w:rFonts w:ascii="Arial Nova Cond" w:hAnsi="Arial Nova Cond" w:cs="Times New Roman"/>
+                <w:sz w:val="20"/>
+                <w:szCs w:val="20"/>
+              </w:rPr>
+              <w:t>}}</w:t>
             </w:r>
           </w:p>
         </w:tc>
@@ -777,7 +813,25 @@
                 <w:sz w:val="20"/>
                 <w:szCs w:val="20"/>
               </w:rPr>
-              <w:t>{{ugel}}</w:t>
+              <w:t>{{</w:t>
+            </w:r>
+            <w:proofErr w:type="spellStart"/>
+            <w:r>
+              <w:rPr>
+                <w:rFonts w:ascii="Arial Nova Cond" w:hAnsi="Arial Nova Cond" w:cs="Times New Roman"/>
+                <w:sz w:val="20"/>
+                <w:szCs w:val="20"/>
+              </w:rPr>
+              <w:t>ugel</w:t>
+            </w:r>
+            <w:proofErr w:type="spellEnd"/>
+            <w:r>
+              <w:rPr>
+                <w:rFonts w:ascii="Arial Nova Cond" w:hAnsi="Arial Nova Cond" w:cs="Times New Roman"/>
+                <w:sz w:val="20"/>
+                <w:szCs w:val="20"/>
+              </w:rPr>
+              <w:t>}}</w:t>
             </w:r>
           </w:p>
         </w:tc>
@@ -802,7 +856,25 @@
                 <w:sz w:val="20"/>
                 <w:szCs w:val="20"/>
               </w:rPr>
-              <w:t>{{cordinador}}</w:t>
+              <w:t>{{</w:t>
+            </w:r>
+            <w:proofErr w:type="spellStart"/>
+            <w:r>
+              <w:rPr>
+                <w:rFonts w:ascii="Arial Nova Cond" w:hAnsi="Arial Nova Cond" w:cs="Times New Roman"/>
+                <w:sz w:val="20"/>
+                <w:szCs w:val="20"/>
+              </w:rPr>
+              <w:t>cordinador</w:t>
+            </w:r>
+            <w:proofErr w:type="spellEnd"/>
+            <w:r>
+              <w:rPr>
+                <w:rFonts w:ascii="Arial Nova Cond" w:hAnsi="Arial Nova Cond" w:cs="Times New Roman"/>
+                <w:sz w:val="20"/>
+                <w:szCs w:val="20"/>
+              </w:rPr>
+              <w:t>}}</w:t>
             </w:r>
           </w:p>
         </w:tc>
@@ -954,7 +1026,25 @@
                 <w:sz w:val="20"/>
                 <w:szCs w:val="20"/>
               </w:rPr>
-              <w:t>{{institucioneducativa}}</w:t>
+              <w:t>{{</w:t>
+            </w:r>
+            <w:proofErr w:type="spellStart"/>
+            <w:r>
+              <w:rPr>
+                <w:rFonts w:ascii="Arial Nova Cond" w:hAnsi="Arial Nova Cond" w:cs="Times New Roman"/>
+                <w:sz w:val="20"/>
+                <w:szCs w:val="20"/>
+              </w:rPr>
+              <w:t>institucioneducativa</w:t>
+            </w:r>
+            <w:proofErr w:type="spellEnd"/>
+            <w:r>
+              <w:rPr>
+                <w:rFonts w:ascii="Arial Nova Cond" w:hAnsi="Arial Nova Cond" w:cs="Times New Roman"/>
+                <w:sz w:val="20"/>
+                <w:szCs w:val="20"/>
+              </w:rPr>
+              <w:t>}}</w:t>
             </w:r>
           </w:p>
         </w:tc>
@@ -9303,4050 +9393,6 @@
           <w:szCs w:val="20"/>
         </w:rPr>
         <w:lastRenderedPageBreak/>
-        <w:t xml:space="preserve">RESULTADOS DE ACTAS DEL </w:t>
-      </w:r>
-      <w:r>
-        <w:rPr>
-          <w:rFonts w:ascii="Arial Nova Cond Light" w:hAnsi="Arial Nova Cond Light" w:cs="Times New Roman"/>
-          <w:b/>
-          <w:bCs/>
-          <w:color w:val="000000" w:themeColor="text1"/>
-          <w:sz w:val="20"/>
-          <w:szCs w:val="20"/>
-        </w:rPr>
-        <w:t>AÑO ANTERIOR</w:t>
-      </w:r>
-      <w:r>
-        <w:rPr>
-          <w:rFonts w:ascii="Arial Nova Cond Light" w:hAnsi="Arial Nova Cond Light" w:cs="Times New Roman"/>
-          <w:b/>
-          <w:bCs/>
-          <w:color w:val="000000" w:themeColor="text1"/>
-          <w:sz w:val="20"/>
-          <w:szCs w:val="20"/>
-        </w:rPr>
-        <w:t>:</w:t>
-      </w:r>
-      <w:r>
-        <w:rPr>
-          <w:rFonts w:ascii="Arial Nova Cond Light" w:hAnsi="Arial Nova Cond Light" w:cs="Times New Roman"/>
-          <w:b/>
-          <w:bCs/>
-          <w:color w:val="000000" w:themeColor="text1"/>
-          <w:sz w:val="20"/>
-          <w:szCs w:val="20"/>
-        </w:rPr>
-        <w:tab/>
-      </w:r>
-    </w:p>
-    <w:p>
-      <w:pPr>
-        <w:pStyle w:val="Prrafodelista"/>
-        <w:spacing w:line="276" w:lineRule="auto"/>
-        <w:ind w:left="-284" w:right="-455"/>
-        <w:rPr>
-          <w:rFonts w:ascii="Arial Nova Cond Light" w:hAnsi="Arial Nova Cond Light" w:cs="Times New Roman"/>
-          <w:b/>
-          <w:bCs/>
-          <w:color w:val="000000" w:themeColor="text1"/>
-          <w:sz w:val="20"/>
-          <w:szCs w:val="20"/>
-        </w:rPr>
-      </w:pPr>
-    </w:p>
-    <w:tbl>
-      <w:tblPr>
-        <w:tblStyle w:val="Tablaconcuadrcula"/>
-        <w:tblW w:w="14890" w:type="dxa"/>
-        <w:tblInd w:w="-441" w:type="dxa"/>
-        <w:tblBorders>
-          <w:top w:val="double" w:sz="4" w:space="0" w:color="47D459" w:themeColor="accent3" w:themeTint="99"/>
-          <w:left w:val="double" w:sz="4" w:space="0" w:color="47D459" w:themeColor="accent3" w:themeTint="99"/>
-          <w:bottom w:val="double" w:sz="4" w:space="0" w:color="47D459" w:themeColor="accent3" w:themeTint="99"/>
-          <w:right w:val="double" w:sz="4" w:space="0" w:color="47D459" w:themeColor="accent3" w:themeTint="99"/>
-          <w:insideH w:val="double" w:sz="4" w:space="0" w:color="47D459" w:themeColor="accent3" w:themeTint="99"/>
-          <w:insideV w:val="double" w:sz="4" w:space="0" w:color="47D459" w:themeColor="accent3" w:themeTint="99"/>
-        </w:tblBorders>
-        <w:tblLook w:val="04A0" w:firstRow="1" w:lastRow="0" w:firstColumn="1" w:lastColumn="0" w:noHBand="0" w:noVBand="1"/>
-      </w:tblPr>
-      <w:tblGrid>
-        <w:gridCol w:w="1719"/>
-        <w:gridCol w:w="1801"/>
-        <w:gridCol w:w="1442"/>
-        <w:gridCol w:w="1972"/>
-        <w:gridCol w:w="1997"/>
-        <w:gridCol w:w="1418"/>
-        <w:gridCol w:w="1735"/>
-        <w:gridCol w:w="1403"/>
-        <w:gridCol w:w="1403"/>
-      </w:tblGrid>
-      <w:tr>
-        <w:trPr>
-          <w:trHeight w:val="282"/>
-        </w:trPr>
-        <w:tc>
-          <w:tcPr>
-            <w:tcW w:w="1719" w:type="dxa"/>
-            <w:shd w:val="clear" w:color="auto" w:fill="84E290" w:themeFill="accent3" w:themeFillTint="66"/>
-          </w:tcPr>
-          <w:p>
-            <w:pPr>
-              <w:pStyle w:val="Prrafodelista"/>
-              <w:spacing w:line="276" w:lineRule="auto"/>
-              <w:ind w:left="0"/>
-              <w:jc w:val="center"/>
-              <w:rPr>
-                <w:rFonts w:ascii="Arial Nova Cond Light" w:hAnsi="Arial Nova Cond Light" w:cs="Times New Roman"/>
-                <w:b/>
-                <w:bCs/>
-                <w:color w:val="000000" w:themeColor="text1"/>
-                <w:sz w:val="20"/>
-                <w:szCs w:val="20"/>
-              </w:rPr>
-            </w:pPr>
-            <w:r>
-              <w:rPr>
-                <w:rFonts w:ascii="Arial Nova Cond Light" w:hAnsi="Arial Nova Cond Light" w:cs="Times New Roman"/>
-                <w:b/>
-                <w:bCs/>
-                <w:color w:val="000000" w:themeColor="text1"/>
-                <w:sz w:val="20"/>
-                <w:szCs w:val="20"/>
-              </w:rPr>
-              <w:t>COMPETENCIA 1</w:t>
-            </w:r>
-          </w:p>
-        </w:tc>
-        <w:tc>
-          <w:tcPr>
-            <w:tcW w:w="3243" w:type="dxa"/>
-            <w:gridSpan w:val="2"/>
-          </w:tcPr>
-          <w:p>
-            <w:pPr>
-              <w:pStyle w:val="Prrafodelista"/>
-              <w:spacing w:line="276" w:lineRule="auto"/>
-              <w:ind w:left="0" w:right="-455"/>
-              <w:rPr>
-                <w:rFonts w:ascii="Arial Nova Cond Light" w:hAnsi="Arial Nova Cond Light" w:cs="Times New Roman"/>
-                <w:b/>
-                <w:bCs/>
-                <w:color w:val="000000" w:themeColor="text1"/>
-                <w:sz w:val="20"/>
-                <w:szCs w:val="20"/>
-              </w:rPr>
-            </w:pPr>
-          </w:p>
-        </w:tc>
-        <w:tc>
-          <w:tcPr>
-            <w:tcW w:w="1972" w:type="dxa"/>
-            <w:shd w:val="clear" w:color="auto" w:fill="84E290" w:themeFill="accent3" w:themeFillTint="66"/>
-          </w:tcPr>
-          <w:p>
-            <w:pPr>
-              <w:pStyle w:val="Prrafodelista"/>
-              <w:spacing w:line="276" w:lineRule="auto"/>
-              <w:ind w:left="0" w:right="86"/>
-              <w:jc w:val="center"/>
-              <w:rPr>
-                <w:rFonts w:ascii="Arial Nova Cond Light" w:hAnsi="Arial Nova Cond Light" w:cs="Times New Roman"/>
-                <w:b/>
-                <w:bCs/>
-                <w:color w:val="000000" w:themeColor="text1"/>
-                <w:sz w:val="20"/>
-                <w:szCs w:val="20"/>
-              </w:rPr>
-            </w:pPr>
-            <w:r>
-              <w:rPr>
-                <w:rFonts w:ascii="Arial Nova Cond Light" w:hAnsi="Arial Nova Cond Light" w:cs="Times New Roman"/>
-                <w:b/>
-                <w:bCs/>
-                <w:color w:val="000000" w:themeColor="text1"/>
-                <w:sz w:val="20"/>
-                <w:szCs w:val="20"/>
-              </w:rPr>
-              <w:t>COMPETENCIA 2</w:t>
-            </w:r>
-          </w:p>
-        </w:tc>
-        <w:tc>
-          <w:tcPr>
-            <w:tcW w:w="3415" w:type="dxa"/>
-            <w:gridSpan w:val="2"/>
-          </w:tcPr>
-          <w:p>
-            <w:pPr>
-              <w:pStyle w:val="Prrafodelista"/>
-              <w:spacing w:line="276" w:lineRule="auto"/>
-              <w:ind w:left="0" w:right="-455"/>
-              <w:rPr>
-                <w:rFonts w:ascii="Arial Nova Cond Light" w:hAnsi="Arial Nova Cond Light" w:cs="Times New Roman"/>
-                <w:b/>
-                <w:bCs/>
-                <w:color w:val="000000" w:themeColor="text1"/>
-                <w:sz w:val="20"/>
-                <w:szCs w:val="20"/>
-              </w:rPr>
-            </w:pPr>
-          </w:p>
-        </w:tc>
-        <w:tc>
-          <w:tcPr>
-            <w:tcW w:w="1735" w:type="dxa"/>
-            <w:shd w:val="clear" w:color="auto" w:fill="84E290" w:themeFill="accent3" w:themeFillTint="66"/>
-          </w:tcPr>
-          <w:p>
-            <w:pPr>
-              <w:pStyle w:val="Prrafodelista"/>
-              <w:spacing w:line="276" w:lineRule="auto"/>
-              <w:ind w:left="0"/>
-              <w:jc w:val="center"/>
-              <w:rPr>
-                <w:rFonts w:ascii="Arial Nova Cond Light" w:hAnsi="Arial Nova Cond Light" w:cs="Times New Roman"/>
-                <w:b/>
-                <w:bCs/>
-                <w:color w:val="000000" w:themeColor="text1"/>
-                <w:sz w:val="20"/>
-                <w:szCs w:val="20"/>
-              </w:rPr>
-            </w:pPr>
-            <w:r>
-              <w:rPr>
-                <w:rFonts w:ascii="Arial Nova Cond Light" w:hAnsi="Arial Nova Cond Light" w:cs="Times New Roman"/>
-                <w:b/>
-                <w:bCs/>
-                <w:color w:val="000000" w:themeColor="text1"/>
-                <w:sz w:val="20"/>
-                <w:szCs w:val="20"/>
-              </w:rPr>
-              <w:t>COMPETENCIA 3</w:t>
-            </w:r>
-          </w:p>
-        </w:tc>
-        <w:tc>
-          <w:tcPr>
-            <w:tcW w:w="2806" w:type="dxa"/>
-            <w:gridSpan w:val="2"/>
-          </w:tcPr>
-          <w:p>
-            <w:pPr>
-              <w:pStyle w:val="Prrafodelista"/>
-              <w:spacing w:line="276" w:lineRule="auto"/>
-              <w:ind w:left="0" w:right="-455"/>
-              <w:rPr>
-                <w:rFonts w:ascii="Arial Nova Cond Light" w:hAnsi="Arial Nova Cond Light" w:cs="Times New Roman"/>
-                <w:b/>
-                <w:bCs/>
-                <w:color w:val="000000" w:themeColor="text1"/>
-                <w:sz w:val="20"/>
-                <w:szCs w:val="20"/>
-              </w:rPr>
-            </w:pPr>
-          </w:p>
-        </w:tc>
-      </w:tr>
-      <w:tr>
-        <w:trPr>
-          <w:trHeight w:val="282"/>
-        </w:trPr>
-        <w:tc>
-          <w:tcPr>
-            <w:tcW w:w="1719" w:type="dxa"/>
-            <w:shd w:val="clear" w:color="auto" w:fill="C1F0C7" w:themeFill="accent3" w:themeFillTint="33"/>
-            <w:vAlign w:val="center"/>
-          </w:tcPr>
-          <w:p>
-            <w:pPr>
-              <w:pStyle w:val="Prrafodelista"/>
-              <w:spacing w:line="276" w:lineRule="auto"/>
-              <w:ind w:left="0"/>
-              <w:jc w:val="center"/>
-              <w:rPr>
-                <w:rFonts w:ascii="Arial Nova Cond Light" w:hAnsi="Arial Nova Cond Light" w:cs="Times New Roman"/>
-                <w:b/>
-                <w:bCs/>
-                <w:color w:val="000000" w:themeColor="text1"/>
-                <w:sz w:val="20"/>
-                <w:szCs w:val="20"/>
-              </w:rPr>
-            </w:pPr>
-            <w:r>
-              <w:rPr>
-                <w:rFonts w:ascii="Arial Nova Cond Light" w:hAnsi="Arial Nova Cond Light" w:cs="Times New Roman"/>
-                <w:b/>
-                <w:bCs/>
-                <w:color w:val="000000" w:themeColor="text1"/>
-                <w:sz w:val="20"/>
-                <w:szCs w:val="20"/>
-              </w:rPr>
-              <w:t>NIVELES DE LOGRO</w:t>
-            </w:r>
-          </w:p>
-        </w:tc>
-        <w:tc>
-          <w:tcPr>
-            <w:tcW w:w="1801" w:type="dxa"/>
-            <w:shd w:val="clear" w:color="auto" w:fill="C1F0C7" w:themeFill="accent3" w:themeFillTint="33"/>
-            <w:vAlign w:val="center"/>
-          </w:tcPr>
-          <w:p>
-            <w:pPr>
-              <w:pStyle w:val="Prrafodelista"/>
-              <w:spacing w:line="276" w:lineRule="auto"/>
-              <w:ind w:left="0"/>
-              <w:jc w:val="center"/>
-              <w:rPr>
-                <w:rFonts w:ascii="Arial Nova Cond Light" w:hAnsi="Arial Nova Cond Light" w:cs="Times New Roman"/>
-                <w:b/>
-                <w:bCs/>
-                <w:color w:val="000000" w:themeColor="text1"/>
-                <w:sz w:val="20"/>
-                <w:szCs w:val="20"/>
-              </w:rPr>
-            </w:pPr>
-            <w:r>
-              <w:rPr>
-                <w:rFonts w:ascii="Arial Nova Cond Light" w:hAnsi="Arial Nova Cond Light" w:cs="Times New Roman"/>
-                <w:b/>
-                <w:bCs/>
-                <w:color w:val="000000" w:themeColor="text1"/>
-                <w:sz w:val="20"/>
-                <w:szCs w:val="20"/>
-              </w:rPr>
-              <w:t>Cantidad</w:t>
-            </w:r>
-          </w:p>
-        </w:tc>
-        <w:tc>
-          <w:tcPr>
-            <w:tcW w:w="1442" w:type="dxa"/>
-            <w:shd w:val="clear" w:color="auto" w:fill="C1F0C7" w:themeFill="accent3" w:themeFillTint="33"/>
-            <w:vAlign w:val="center"/>
-          </w:tcPr>
-          <w:p>
-            <w:pPr>
-              <w:pStyle w:val="Prrafodelista"/>
-              <w:spacing w:line="276" w:lineRule="auto"/>
-              <w:ind w:left="0"/>
-              <w:jc w:val="center"/>
-              <w:rPr>
-                <w:rFonts w:ascii="Arial Nova Cond Light" w:hAnsi="Arial Nova Cond Light" w:cs="Times New Roman"/>
-                <w:b/>
-                <w:bCs/>
-                <w:color w:val="000000" w:themeColor="text1"/>
-                <w:sz w:val="20"/>
-                <w:szCs w:val="20"/>
-                <w:highlight w:val="yellow"/>
-              </w:rPr>
-            </w:pPr>
-            <w:r>
-              <w:rPr>
-                <w:rFonts w:ascii="Arial Nova Cond Light" w:hAnsi="Arial Nova Cond Light" w:cs="Times New Roman"/>
-                <w:b/>
-                <w:bCs/>
-                <w:color w:val="000000" w:themeColor="text1"/>
-                <w:sz w:val="20"/>
-                <w:szCs w:val="20"/>
-              </w:rPr>
-              <w:t>%</w:t>
-            </w:r>
-          </w:p>
-        </w:tc>
-        <w:tc>
-          <w:tcPr>
-            <w:tcW w:w="1972" w:type="dxa"/>
-            <w:shd w:val="clear" w:color="auto" w:fill="C1F0C7" w:themeFill="accent3" w:themeFillTint="33"/>
-            <w:vAlign w:val="center"/>
-          </w:tcPr>
-          <w:p>
-            <w:pPr>
-              <w:pStyle w:val="Prrafodelista"/>
-              <w:spacing w:line="276" w:lineRule="auto"/>
-              <w:ind w:left="0" w:right="86"/>
-              <w:jc w:val="center"/>
-              <w:rPr>
-                <w:rFonts w:ascii="Arial Nova Cond Light" w:hAnsi="Arial Nova Cond Light" w:cs="Times New Roman"/>
-                <w:b/>
-                <w:bCs/>
-                <w:color w:val="000000" w:themeColor="text1"/>
-                <w:sz w:val="20"/>
-                <w:szCs w:val="20"/>
-              </w:rPr>
-            </w:pPr>
-            <w:r>
-              <w:rPr>
-                <w:rFonts w:ascii="Arial Nova Cond Light" w:hAnsi="Arial Nova Cond Light" w:cs="Times New Roman"/>
-                <w:b/>
-                <w:bCs/>
-                <w:color w:val="000000" w:themeColor="text1"/>
-                <w:sz w:val="20"/>
-                <w:szCs w:val="20"/>
-              </w:rPr>
-              <w:t>NIVELES DE LOGRO</w:t>
-            </w:r>
-          </w:p>
-        </w:tc>
-        <w:tc>
-          <w:tcPr>
-            <w:tcW w:w="1997" w:type="dxa"/>
-            <w:shd w:val="clear" w:color="auto" w:fill="C1F0C7" w:themeFill="accent3" w:themeFillTint="33"/>
-            <w:vAlign w:val="center"/>
-          </w:tcPr>
-          <w:p>
-            <w:pPr>
-              <w:pStyle w:val="Prrafodelista"/>
-              <w:spacing w:line="276" w:lineRule="auto"/>
-              <w:ind w:left="0" w:right="174"/>
-              <w:jc w:val="center"/>
-              <w:rPr>
-                <w:rFonts w:ascii="Arial Nova Cond Light" w:hAnsi="Arial Nova Cond Light" w:cs="Times New Roman"/>
-                <w:b/>
-                <w:bCs/>
-                <w:color w:val="000000" w:themeColor="text1"/>
-                <w:sz w:val="20"/>
-                <w:szCs w:val="20"/>
-              </w:rPr>
-            </w:pPr>
-            <w:r>
-              <w:rPr>
-                <w:rFonts w:ascii="Arial Nova Cond Light" w:hAnsi="Arial Nova Cond Light" w:cs="Times New Roman"/>
-                <w:b/>
-                <w:bCs/>
-                <w:color w:val="000000" w:themeColor="text1"/>
-                <w:sz w:val="20"/>
-                <w:szCs w:val="20"/>
-              </w:rPr>
-              <w:t>Cantidad</w:t>
-            </w:r>
-          </w:p>
-        </w:tc>
-        <w:tc>
-          <w:tcPr>
-            <w:tcW w:w="1418" w:type="dxa"/>
-            <w:shd w:val="clear" w:color="auto" w:fill="C1F0C7" w:themeFill="accent3" w:themeFillTint="33"/>
-            <w:vAlign w:val="center"/>
-          </w:tcPr>
-          <w:p>
-            <w:pPr>
-              <w:pStyle w:val="Prrafodelista"/>
-              <w:spacing w:line="276" w:lineRule="auto"/>
-              <w:ind w:left="0"/>
-              <w:jc w:val="center"/>
-              <w:rPr>
-                <w:rFonts w:ascii="Arial Nova Cond Light" w:hAnsi="Arial Nova Cond Light" w:cs="Times New Roman"/>
-                <w:b/>
-                <w:bCs/>
-                <w:color w:val="000000" w:themeColor="text1"/>
-                <w:sz w:val="20"/>
-                <w:szCs w:val="20"/>
-              </w:rPr>
-            </w:pPr>
-            <w:r>
-              <w:rPr>
-                <w:rFonts w:ascii="Arial Nova Cond Light" w:hAnsi="Arial Nova Cond Light" w:cs="Times New Roman"/>
-                <w:b/>
-                <w:bCs/>
-                <w:color w:val="000000" w:themeColor="text1"/>
-                <w:sz w:val="20"/>
-                <w:szCs w:val="20"/>
-              </w:rPr>
-              <w:t>%</w:t>
-            </w:r>
-          </w:p>
-        </w:tc>
-        <w:tc>
-          <w:tcPr>
-            <w:tcW w:w="1735" w:type="dxa"/>
-            <w:shd w:val="clear" w:color="auto" w:fill="C1F0C7" w:themeFill="accent3" w:themeFillTint="33"/>
-            <w:vAlign w:val="center"/>
-          </w:tcPr>
-          <w:p>
-            <w:pPr>
-              <w:pStyle w:val="Prrafodelista"/>
-              <w:spacing w:line="276" w:lineRule="auto"/>
-              <w:ind w:left="0" w:right="68"/>
-              <w:jc w:val="center"/>
-              <w:rPr>
-                <w:rFonts w:ascii="Arial Nova Cond Light" w:hAnsi="Arial Nova Cond Light" w:cs="Times New Roman"/>
-                <w:b/>
-                <w:bCs/>
-                <w:color w:val="000000" w:themeColor="text1"/>
-                <w:sz w:val="20"/>
-                <w:szCs w:val="20"/>
-              </w:rPr>
-            </w:pPr>
-            <w:r>
-              <w:rPr>
-                <w:rFonts w:ascii="Arial Nova Cond Light" w:hAnsi="Arial Nova Cond Light" w:cs="Times New Roman"/>
-                <w:b/>
-                <w:bCs/>
-                <w:color w:val="000000" w:themeColor="text1"/>
-                <w:sz w:val="20"/>
-                <w:szCs w:val="20"/>
-              </w:rPr>
-              <w:t>NIVELES DE LOGRO</w:t>
-            </w:r>
-          </w:p>
-        </w:tc>
-        <w:tc>
-          <w:tcPr>
-            <w:tcW w:w="1403" w:type="dxa"/>
-            <w:shd w:val="clear" w:color="auto" w:fill="C1F0C7" w:themeFill="accent3" w:themeFillTint="33"/>
-            <w:vAlign w:val="center"/>
-          </w:tcPr>
-          <w:p>
-            <w:pPr>
-              <w:pStyle w:val="Prrafodelista"/>
-              <w:spacing w:line="276" w:lineRule="auto"/>
-              <w:ind w:left="0"/>
-              <w:jc w:val="center"/>
-              <w:rPr>
-                <w:rFonts w:ascii="Arial Nova Cond Light" w:hAnsi="Arial Nova Cond Light" w:cs="Times New Roman"/>
-                <w:b/>
-                <w:bCs/>
-                <w:color w:val="000000" w:themeColor="text1"/>
-                <w:sz w:val="20"/>
-                <w:szCs w:val="20"/>
-              </w:rPr>
-            </w:pPr>
-            <w:r>
-              <w:rPr>
-                <w:rFonts w:ascii="Arial Nova Cond Light" w:hAnsi="Arial Nova Cond Light" w:cs="Times New Roman"/>
-                <w:b/>
-                <w:bCs/>
-                <w:color w:val="000000" w:themeColor="text1"/>
-                <w:sz w:val="20"/>
-                <w:szCs w:val="20"/>
-              </w:rPr>
-              <w:t>Cantidad</w:t>
-            </w:r>
-          </w:p>
-        </w:tc>
-        <w:tc>
-          <w:tcPr>
-            <w:tcW w:w="1403" w:type="dxa"/>
-            <w:shd w:val="clear" w:color="auto" w:fill="C1F0C7" w:themeFill="accent3" w:themeFillTint="33"/>
-            <w:vAlign w:val="center"/>
-          </w:tcPr>
-          <w:p>
-            <w:pPr>
-              <w:pStyle w:val="Prrafodelista"/>
-              <w:spacing w:line="276" w:lineRule="auto"/>
-              <w:ind w:left="0"/>
-              <w:jc w:val="center"/>
-              <w:rPr>
-                <w:rFonts w:ascii="Arial Nova Cond Light" w:hAnsi="Arial Nova Cond Light" w:cs="Times New Roman"/>
-                <w:b/>
-                <w:bCs/>
-                <w:color w:val="000000" w:themeColor="text1"/>
-                <w:sz w:val="20"/>
-                <w:szCs w:val="20"/>
-              </w:rPr>
-            </w:pPr>
-            <w:r>
-              <w:rPr>
-                <w:rFonts w:ascii="Arial Nova Cond Light" w:hAnsi="Arial Nova Cond Light" w:cs="Times New Roman"/>
-                <w:b/>
-                <w:bCs/>
-                <w:color w:val="000000" w:themeColor="text1"/>
-                <w:sz w:val="20"/>
-                <w:szCs w:val="20"/>
-              </w:rPr>
-              <w:t>%</w:t>
-            </w:r>
-          </w:p>
-        </w:tc>
-      </w:tr>
-      <w:tr>
-        <w:trPr>
-          <w:trHeight w:val="282"/>
-        </w:trPr>
-        <w:tc>
-          <w:tcPr>
-            <w:tcW w:w="1719" w:type="dxa"/>
-            <w:shd w:val="clear" w:color="auto" w:fill="C1F0C7" w:themeFill="accent3" w:themeFillTint="33"/>
-            <w:vAlign w:val="center"/>
-          </w:tcPr>
-          <w:p>
-            <w:pPr>
-              <w:pStyle w:val="Prrafodelista"/>
-              <w:spacing w:line="276" w:lineRule="auto"/>
-              <w:ind w:left="0"/>
-              <w:jc w:val="center"/>
-              <w:rPr>
-                <w:rFonts w:ascii="Arial Nova Cond Light" w:hAnsi="Arial Nova Cond Light" w:cs="Times New Roman"/>
-                <w:b/>
-                <w:bCs/>
-                <w:color w:val="000000" w:themeColor="text1"/>
-                <w:sz w:val="20"/>
-                <w:szCs w:val="20"/>
-              </w:rPr>
-            </w:pPr>
-            <w:r>
-              <w:rPr>
-                <w:rFonts w:ascii="Arial Nova Cond Light" w:hAnsi="Arial Nova Cond Light" w:cs="Times New Roman"/>
-                <w:b/>
-                <w:bCs/>
-                <w:color w:val="000000" w:themeColor="text1"/>
-                <w:sz w:val="20"/>
-                <w:szCs w:val="20"/>
-              </w:rPr>
-              <w:t>AD</w:t>
-            </w:r>
-          </w:p>
-        </w:tc>
-        <w:tc>
-          <w:tcPr>
-            <w:tcW w:w="1801" w:type="dxa"/>
-          </w:tcPr>
-          <w:p>
-            <w:pPr>
-              <w:pStyle w:val="Prrafodelista"/>
-              <w:spacing w:line="276" w:lineRule="auto"/>
-              <w:ind w:left="0" w:right="-455"/>
-              <w:rPr>
-                <w:rFonts w:ascii="Arial Nova Cond Light" w:hAnsi="Arial Nova Cond Light" w:cs="Times New Roman"/>
-                <w:b/>
-                <w:bCs/>
-                <w:color w:val="000000" w:themeColor="text1"/>
-                <w:sz w:val="20"/>
-                <w:szCs w:val="20"/>
-              </w:rPr>
-            </w:pPr>
-          </w:p>
-        </w:tc>
-        <w:tc>
-          <w:tcPr>
-            <w:tcW w:w="1442" w:type="dxa"/>
-          </w:tcPr>
-          <w:p>
-            <w:pPr>
-              <w:pStyle w:val="Prrafodelista"/>
-              <w:spacing w:line="276" w:lineRule="auto"/>
-              <w:ind w:left="0" w:right="-455"/>
-              <w:rPr>
-                <w:rFonts w:ascii="Arial Nova Cond Light" w:hAnsi="Arial Nova Cond Light" w:cs="Times New Roman"/>
-                <w:b/>
-                <w:bCs/>
-                <w:color w:val="000000" w:themeColor="text1"/>
-                <w:sz w:val="20"/>
-                <w:szCs w:val="20"/>
-                <w:highlight w:val="yellow"/>
-              </w:rPr>
-            </w:pPr>
-          </w:p>
-        </w:tc>
-        <w:tc>
-          <w:tcPr>
-            <w:tcW w:w="1972" w:type="dxa"/>
-            <w:shd w:val="clear" w:color="auto" w:fill="C1F0C7" w:themeFill="accent3" w:themeFillTint="33"/>
-            <w:vAlign w:val="center"/>
-          </w:tcPr>
-          <w:p>
-            <w:pPr>
-              <w:pStyle w:val="Prrafodelista"/>
-              <w:spacing w:line="276" w:lineRule="auto"/>
-              <w:ind w:left="0" w:right="86"/>
-              <w:jc w:val="center"/>
-              <w:rPr>
-                <w:rFonts w:ascii="Arial Nova Cond Light" w:hAnsi="Arial Nova Cond Light" w:cs="Times New Roman"/>
-                <w:b/>
-                <w:bCs/>
-                <w:color w:val="000000" w:themeColor="text1"/>
-                <w:sz w:val="20"/>
-                <w:szCs w:val="20"/>
-              </w:rPr>
-            </w:pPr>
-            <w:r>
-              <w:rPr>
-                <w:rFonts w:ascii="Arial Nova Cond Light" w:hAnsi="Arial Nova Cond Light" w:cs="Times New Roman"/>
-                <w:b/>
-                <w:bCs/>
-                <w:color w:val="000000" w:themeColor="text1"/>
-                <w:sz w:val="20"/>
-                <w:szCs w:val="20"/>
-              </w:rPr>
-              <w:t>AD</w:t>
-            </w:r>
-          </w:p>
-        </w:tc>
-        <w:tc>
-          <w:tcPr>
-            <w:tcW w:w="1997" w:type="dxa"/>
-          </w:tcPr>
-          <w:p>
-            <w:pPr>
-              <w:pStyle w:val="Prrafodelista"/>
-              <w:spacing w:line="276" w:lineRule="auto"/>
-              <w:ind w:left="0" w:right="-455"/>
-              <w:rPr>
-                <w:rFonts w:ascii="Arial Nova Cond Light" w:hAnsi="Arial Nova Cond Light" w:cs="Times New Roman"/>
-                <w:b/>
-                <w:bCs/>
-                <w:color w:val="000000" w:themeColor="text1"/>
-                <w:sz w:val="20"/>
-                <w:szCs w:val="20"/>
-              </w:rPr>
-            </w:pPr>
-          </w:p>
-        </w:tc>
-        <w:tc>
-          <w:tcPr>
-            <w:tcW w:w="1418" w:type="dxa"/>
-          </w:tcPr>
-          <w:p>
-            <w:pPr>
-              <w:pStyle w:val="Prrafodelista"/>
-              <w:spacing w:line="276" w:lineRule="auto"/>
-              <w:ind w:left="0" w:right="-455"/>
-              <w:rPr>
-                <w:rFonts w:ascii="Arial Nova Cond Light" w:hAnsi="Arial Nova Cond Light" w:cs="Times New Roman"/>
-                <w:b/>
-                <w:bCs/>
-                <w:color w:val="000000" w:themeColor="text1"/>
-                <w:sz w:val="20"/>
-                <w:szCs w:val="20"/>
-              </w:rPr>
-            </w:pPr>
-          </w:p>
-        </w:tc>
-        <w:tc>
-          <w:tcPr>
-            <w:tcW w:w="1735" w:type="dxa"/>
-            <w:shd w:val="clear" w:color="auto" w:fill="C1F0C7" w:themeFill="accent3" w:themeFillTint="33"/>
-            <w:vAlign w:val="center"/>
-          </w:tcPr>
-          <w:p>
-            <w:pPr>
-              <w:pStyle w:val="Prrafodelista"/>
-              <w:spacing w:line="276" w:lineRule="auto"/>
-              <w:ind w:left="0" w:right="68"/>
-              <w:jc w:val="center"/>
-              <w:rPr>
-                <w:rFonts w:ascii="Arial Nova Cond Light" w:hAnsi="Arial Nova Cond Light" w:cs="Times New Roman"/>
-                <w:b/>
-                <w:bCs/>
-                <w:color w:val="000000" w:themeColor="text1"/>
-                <w:sz w:val="20"/>
-                <w:szCs w:val="20"/>
-              </w:rPr>
-            </w:pPr>
-            <w:r>
-              <w:rPr>
-                <w:rFonts w:ascii="Arial Nova Cond Light" w:hAnsi="Arial Nova Cond Light" w:cs="Times New Roman"/>
-                <w:b/>
-                <w:bCs/>
-                <w:color w:val="000000" w:themeColor="text1"/>
-                <w:sz w:val="20"/>
-                <w:szCs w:val="20"/>
-              </w:rPr>
-              <w:t>AD</w:t>
-            </w:r>
-          </w:p>
-        </w:tc>
-        <w:tc>
-          <w:tcPr>
-            <w:tcW w:w="1403" w:type="dxa"/>
-          </w:tcPr>
-          <w:p>
-            <w:pPr>
-              <w:pStyle w:val="Prrafodelista"/>
-              <w:spacing w:line="276" w:lineRule="auto"/>
-              <w:ind w:left="0" w:right="-455"/>
-              <w:rPr>
-                <w:rFonts w:ascii="Arial Nova Cond Light" w:hAnsi="Arial Nova Cond Light" w:cs="Times New Roman"/>
-                <w:b/>
-                <w:bCs/>
-                <w:color w:val="000000" w:themeColor="text1"/>
-                <w:sz w:val="20"/>
-                <w:szCs w:val="20"/>
-              </w:rPr>
-            </w:pPr>
-          </w:p>
-        </w:tc>
-        <w:tc>
-          <w:tcPr>
-            <w:tcW w:w="1403" w:type="dxa"/>
-          </w:tcPr>
-          <w:p>
-            <w:pPr>
-              <w:pStyle w:val="Prrafodelista"/>
-              <w:spacing w:line="276" w:lineRule="auto"/>
-              <w:ind w:left="0" w:right="-455"/>
-              <w:rPr>
-                <w:rFonts w:ascii="Arial Nova Cond Light" w:hAnsi="Arial Nova Cond Light" w:cs="Times New Roman"/>
-                <w:b/>
-                <w:bCs/>
-                <w:color w:val="000000" w:themeColor="text1"/>
-                <w:sz w:val="20"/>
-                <w:szCs w:val="20"/>
-              </w:rPr>
-            </w:pPr>
-          </w:p>
-        </w:tc>
-      </w:tr>
-      <w:tr>
-        <w:trPr>
-          <w:trHeight w:val="282"/>
-        </w:trPr>
-        <w:tc>
-          <w:tcPr>
-            <w:tcW w:w="1719" w:type="dxa"/>
-            <w:shd w:val="clear" w:color="auto" w:fill="C1F0C7" w:themeFill="accent3" w:themeFillTint="33"/>
-            <w:vAlign w:val="center"/>
-          </w:tcPr>
-          <w:p>
-            <w:pPr>
-              <w:pStyle w:val="Prrafodelista"/>
-              <w:spacing w:line="276" w:lineRule="auto"/>
-              <w:ind w:left="0"/>
-              <w:jc w:val="center"/>
-              <w:rPr>
-                <w:rFonts w:ascii="Arial Nova Cond Light" w:hAnsi="Arial Nova Cond Light" w:cs="Times New Roman"/>
-                <w:b/>
-                <w:bCs/>
-                <w:color w:val="000000" w:themeColor="text1"/>
-                <w:sz w:val="20"/>
-                <w:szCs w:val="20"/>
-              </w:rPr>
-            </w:pPr>
-            <w:r>
-              <w:rPr>
-                <w:rFonts w:ascii="Arial Nova Cond Light" w:hAnsi="Arial Nova Cond Light" w:cs="Times New Roman"/>
-                <w:b/>
-                <w:bCs/>
-                <w:color w:val="000000" w:themeColor="text1"/>
-                <w:sz w:val="20"/>
-                <w:szCs w:val="20"/>
-              </w:rPr>
-              <w:t>A</w:t>
-            </w:r>
-          </w:p>
-        </w:tc>
-        <w:tc>
-          <w:tcPr>
-            <w:tcW w:w="1801" w:type="dxa"/>
-          </w:tcPr>
-          <w:p>
-            <w:pPr>
-              <w:pStyle w:val="Prrafodelista"/>
-              <w:spacing w:line="276" w:lineRule="auto"/>
-              <w:ind w:left="0" w:right="-455"/>
-              <w:rPr>
-                <w:rFonts w:ascii="Arial Nova Cond Light" w:hAnsi="Arial Nova Cond Light" w:cs="Times New Roman"/>
-                <w:b/>
-                <w:bCs/>
-                <w:color w:val="000000" w:themeColor="text1"/>
-                <w:sz w:val="20"/>
-                <w:szCs w:val="20"/>
-              </w:rPr>
-            </w:pPr>
-          </w:p>
-        </w:tc>
-        <w:tc>
-          <w:tcPr>
-            <w:tcW w:w="1442" w:type="dxa"/>
-          </w:tcPr>
-          <w:p>
-            <w:pPr>
-              <w:pStyle w:val="Prrafodelista"/>
-              <w:spacing w:line="276" w:lineRule="auto"/>
-              <w:ind w:left="0" w:right="-455"/>
-              <w:rPr>
-                <w:rFonts w:ascii="Arial Nova Cond Light" w:hAnsi="Arial Nova Cond Light" w:cs="Times New Roman"/>
-                <w:b/>
-                <w:bCs/>
-                <w:color w:val="000000" w:themeColor="text1"/>
-                <w:sz w:val="20"/>
-                <w:szCs w:val="20"/>
-                <w:highlight w:val="yellow"/>
-              </w:rPr>
-            </w:pPr>
-          </w:p>
-        </w:tc>
-        <w:tc>
-          <w:tcPr>
-            <w:tcW w:w="1972" w:type="dxa"/>
-            <w:shd w:val="clear" w:color="auto" w:fill="C1F0C7" w:themeFill="accent3" w:themeFillTint="33"/>
-            <w:vAlign w:val="center"/>
-          </w:tcPr>
-          <w:p>
-            <w:pPr>
-              <w:pStyle w:val="Prrafodelista"/>
-              <w:spacing w:line="276" w:lineRule="auto"/>
-              <w:ind w:left="0" w:right="86"/>
-              <w:jc w:val="center"/>
-              <w:rPr>
-                <w:rFonts w:ascii="Arial Nova Cond Light" w:hAnsi="Arial Nova Cond Light" w:cs="Times New Roman"/>
-                <w:b/>
-                <w:bCs/>
-                <w:color w:val="000000" w:themeColor="text1"/>
-                <w:sz w:val="20"/>
-                <w:szCs w:val="20"/>
-              </w:rPr>
-            </w:pPr>
-            <w:r>
-              <w:rPr>
-                <w:rFonts w:ascii="Arial Nova Cond Light" w:hAnsi="Arial Nova Cond Light" w:cs="Times New Roman"/>
-                <w:b/>
-                <w:bCs/>
-                <w:color w:val="000000" w:themeColor="text1"/>
-                <w:sz w:val="20"/>
-                <w:szCs w:val="20"/>
-              </w:rPr>
-              <w:t>A</w:t>
-            </w:r>
-          </w:p>
-        </w:tc>
-        <w:tc>
-          <w:tcPr>
-            <w:tcW w:w="1997" w:type="dxa"/>
-          </w:tcPr>
-          <w:p>
-            <w:pPr>
-              <w:pStyle w:val="Prrafodelista"/>
-              <w:spacing w:line="276" w:lineRule="auto"/>
-              <w:ind w:left="0" w:right="-455"/>
-              <w:rPr>
-                <w:rFonts w:ascii="Arial Nova Cond Light" w:hAnsi="Arial Nova Cond Light" w:cs="Times New Roman"/>
-                <w:b/>
-                <w:bCs/>
-                <w:color w:val="000000" w:themeColor="text1"/>
-                <w:sz w:val="20"/>
-                <w:szCs w:val="20"/>
-              </w:rPr>
-            </w:pPr>
-          </w:p>
-        </w:tc>
-        <w:tc>
-          <w:tcPr>
-            <w:tcW w:w="1418" w:type="dxa"/>
-          </w:tcPr>
-          <w:p>
-            <w:pPr>
-              <w:pStyle w:val="Prrafodelista"/>
-              <w:spacing w:line="276" w:lineRule="auto"/>
-              <w:ind w:left="0" w:right="-455"/>
-              <w:rPr>
-                <w:rFonts w:ascii="Arial Nova Cond Light" w:hAnsi="Arial Nova Cond Light" w:cs="Times New Roman"/>
-                <w:b/>
-                <w:bCs/>
-                <w:color w:val="000000" w:themeColor="text1"/>
-                <w:sz w:val="20"/>
-                <w:szCs w:val="20"/>
-              </w:rPr>
-            </w:pPr>
-          </w:p>
-        </w:tc>
-        <w:tc>
-          <w:tcPr>
-            <w:tcW w:w="1735" w:type="dxa"/>
-            <w:shd w:val="clear" w:color="auto" w:fill="C1F0C7" w:themeFill="accent3" w:themeFillTint="33"/>
-            <w:vAlign w:val="center"/>
-          </w:tcPr>
-          <w:p>
-            <w:pPr>
-              <w:pStyle w:val="Prrafodelista"/>
-              <w:spacing w:line="276" w:lineRule="auto"/>
-              <w:ind w:left="0" w:right="68"/>
-              <w:jc w:val="center"/>
-              <w:rPr>
-                <w:rFonts w:ascii="Arial Nova Cond Light" w:hAnsi="Arial Nova Cond Light" w:cs="Times New Roman"/>
-                <w:b/>
-                <w:bCs/>
-                <w:color w:val="000000" w:themeColor="text1"/>
-                <w:sz w:val="20"/>
-                <w:szCs w:val="20"/>
-              </w:rPr>
-            </w:pPr>
-            <w:r>
-              <w:rPr>
-                <w:rFonts w:ascii="Arial Nova Cond Light" w:hAnsi="Arial Nova Cond Light" w:cs="Times New Roman"/>
-                <w:b/>
-                <w:bCs/>
-                <w:color w:val="000000" w:themeColor="text1"/>
-                <w:sz w:val="20"/>
-                <w:szCs w:val="20"/>
-              </w:rPr>
-              <w:t>A</w:t>
-            </w:r>
-          </w:p>
-        </w:tc>
-        <w:tc>
-          <w:tcPr>
-            <w:tcW w:w="1403" w:type="dxa"/>
-          </w:tcPr>
-          <w:p>
-            <w:pPr>
-              <w:pStyle w:val="Prrafodelista"/>
-              <w:spacing w:line="276" w:lineRule="auto"/>
-              <w:ind w:left="0" w:right="-455"/>
-              <w:rPr>
-                <w:rFonts w:ascii="Arial Nova Cond Light" w:hAnsi="Arial Nova Cond Light" w:cs="Times New Roman"/>
-                <w:b/>
-                <w:bCs/>
-                <w:color w:val="000000" w:themeColor="text1"/>
-                <w:sz w:val="20"/>
-                <w:szCs w:val="20"/>
-              </w:rPr>
-            </w:pPr>
-          </w:p>
-        </w:tc>
-        <w:tc>
-          <w:tcPr>
-            <w:tcW w:w="1403" w:type="dxa"/>
-          </w:tcPr>
-          <w:p>
-            <w:pPr>
-              <w:pStyle w:val="Prrafodelista"/>
-              <w:spacing w:line="276" w:lineRule="auto"/>
-              <w:ind w:left="0" w:right="-455"/>
-              <w:rPr>
-                <w:rFonts w:ascii="Arial Nova Cond Light" w:hAnsi="Arial Nova Cond Light" w:cs="Times New Roman"/>
-                <w:b/>
-                <w:bCs/>
-                <w:color w:val="000000" w:themeColor="text1"/>
-                <w:sz w:val="20"/>
-                <w:szCs w:val="20"/>
-              </w:rPr>
-            </w:pPr>
-          </w:p>
-        </w:tc>
-      </w:tr>
-      <w:tr>
-        <w:trPr>
-          <w:trHeight w:val="282"/>
-        </w:trPr>
-        <w:tc>
-          <w:tcPr>
-            <w:tcW w:w="1719" w:type="dxa"/>
-            <w:shd w:val="clear" w:color="auto" w:fill="C1F0C7" w:themeFill="accent3" w:themeFillTint="33"/>
-            <w:vAlign w:val="center"/>
-          </w:tcPr>
-          <w:p>
-            <w:pPr>
-              <w:pStyle w:val="Prrafodelista"/>
-              <w:spacing w:line="276" w:lineRule="auto"/>
-              <w:ind w:left="0"/>
-              <w:jc w:val="center"/>
-              <w:rPr>
-                <w:rFonts w:ascii="Arial Nova Cond Light" w:hAnsi="Arial Nova Cond Light" w:cs="Times New Roman"/>
-                <w:b/>
-                <w:bCs/>
-                <w:color w:val="000000" w:themeColor="text1"/>
-                <w:sz w:val="20"/>
-                <w:szCs w:val="20"/>
-              </w:rPr>
-            </w:pPr>
-            <w:r>
-              <w:rPr>
-                <w:rFonts w:ascii="Arial Nova Cond Light" w:hAnsi="Arial Nova Cond Light" w:cs="Times New Roman"/>
-                <w:b/>
-                <w:bCs/>
-                <w:color w:val="000000" w:themeColor="text1"/>
-                <w:sz w:val="20"/>
-                <w:szCs w:val="20"/>
-              </w:rPr>
-              <w:t>B</w:t>
-            </w:r>
-          </w:p>
-        </w:tc>
-        <w:tc>
-          <w:tcPr>
-            <w:tcW w:w="1801" w:type="dxa"/>
-          </w:tcPr>
-          <w:p>
-            <w:pPr>
-              <w:pStyle w:val="Prrafodelista"/>
-              <w:spacing w:line="276" w:lineRule="auto"/>
-              <w:ind w:left="0" w:right="-455"/>
-              <w:rPr>
-                <w:rFonts w:ascii="Arial Nova Cond Light" w:hAnsi="Arial Nova Cond Light" w:cs="Times New Roman"/>
-                <w:b/>
-                <w:bCs/>
-                <w:color w:val="000000" w:themeColor="text1"/>
-                <w:sz w:val="20"/>
-                <w:szCs w:val="20"/>
-              </w:rPr>
-            </w:pPr>
-          </w:p>
-        </w:tc>
-        <w:tc>
-          <w:tcPr>
-            <w:tcW w:w="1442" w:type="dxa"/>
-          </w:tcPr>
-          <w:p>
-            <w:pPr>
-              <w:pStyle w:val="Prrafodelista"/>
-              <w:spacing w:line="276" w:lineRule="auto"/>
-              <w:ind w:left="0" w:right="-455"/>
-              <w:rPr>
-                <w:rFonts w:ascii="Arial Nova Cond Light" w:hAnsi="Arial Nova Cond Light" w:cs="Times New Roman"/>
-                <w:b/>
-                <w:bCs/>
-                <w:color w:val="000000" w:themeColor="text1"/>
-                <w:sz w:val="20"/>
-                <w:szCs w:val="20"/>
-                <w:highlight w:val="yellow"/>
-              </w:rPr>
-            </w:pPr>
-          </w:p>
-        </w:tc>
-        <w:tc>
-          <w:tcPr>
-            <w:tcW w:w="1972" w:type="dxa"/>
-            <w:shd w:val="clear" w:color="auto" w:fill="C1F0C7" w:themeFill="accent3" w:themeFillTint="33"/>
-            <w:vAlign w:val="center"/>
-          </w:tcPr>
-          <w:p>
-            <w:pPr>
-              <w:pStyle w:val="Prrafodelista"/>
-              <w:spacing w:line="276" w:lineRule="auto"/>
-              <w:ind w:left="0" w:right="86"/>
-              <w:jc w:val="center"/>
-              <w:rPr>
-                <w:rFonts w:ascii="Arial Nova Cond Light" w:hAnsi="Arial Nova Cond Light" w:cs="Times New Roman"/>
-                <w:b/>
-                <w:bCs/>
-                <w:color w:val="000000" w:themeColor="text1"/>
-                <w:sz w:val="20"/>
-                <w:szCs w:val="20"/>
-              </w:rPr>
-            </w:pPr>
-            <w:r>
-              <w:rPr>
-                <w:rFonts w:ascii="Arial Nova Cond Light" w:hAnsi="Arial Nova Cond Light" w:cs="Times New Roman"/>
-                <w:b/>
-                <w:bCs/>
-                <w:color w:val="000000" w:themeColor="text1"/>
-                <w:sz w:val="20"/>
-                <w:szCs w:val="20"/>
-              </w:rPr>
-              <w:t>B</w:t>
-            </w:r>
-          </w:p>
-        </w:tc>
-        <w:tc>
-          <w:tcPr>
-            <w:tcW w:w="1997" w:type="dxa"/>
-          </w:tcPr>
-          <w:p>
-            <w:pPr>
-              <w:pStyle w:val="Prrafodelista"/>
-              <w:spacing w:line="276" w:lineRule="auto"/>
-              <w:ind w:left="0" w:right="-455"/>
-              <w:rPr>
-                <w:rFonts w:ascii="Arial Nova Cond Light" w:hAnsi="Arial Nova Cond Light" w:cs="Times New Roman"/>
-                <w:b/>
-                <w:bCs/>
-                <w:color w:val="000000" w:themeColor="text1"/>
-                <w:sz w:val="20"/>
-                <w:szCs w:val="20"/>
-              </w:rPr>
-            </w:pPr>
-          </w:p>
-        </w:tc>
-        <w:tc>
-          <w:tcPr>
-            <w:tcW w:w="1418" w:type="dxa"/>
-          </w:tcPr>
-          <w:p>
-            <w:pPr>
-              <w:pStyle w:val="Prrafodelista"/>
-              <w:spacing w:line="276" w:lineRule="auto"/>
-              <w:ind w:left="0" w:right="-455"/>
-              <w:rPr>
-                <w:rFonts w:ascii="Arial Nova Cond Light" w:hAnsi="Arial Nova Cond Light" w:cs="Times New Roman"/>
-                <w:b/>
-                <w:bCs/>
-                <w:color w:val="000000" w:themeColor="text1"/>
-                <w:sz w:val="20"/>
-                <w:szCs w:val="20"/>
-              </w:rPr>
-            </w:pPr>
-          </w:p>
-        </w:tc>
-        <w:tc>
-          <w:tcPr>
-            <w:tcW w:w="1735" w:type="dxa"/>
-            <w:shd w:val="clear" w:color="auto" w:fill="C1F0C7" w:themeFill="accent3" w:themeFillTint="33"/>
-            <w:vAlign w:val="center"/>
-          </w:tcPr>
-          <w:p>
-            <w:pPr>
-              <w:pStyle w:val="Prrafodelista"/>
-              <w:spacing w:line="276" w:lineRule="auto"/>
-              <w:ind w:left="0" w:right="68"/>
-              <w:jc w:val="center"/>
-              <w:rPr>
-                <w:rFonts w:ascii="Arial Nova Cond Light" w:hAnsi="Arial Nova Cond Light" w:cs="Times New Roman"/>
-                <w:b/>
-                <w:bCs/>
-                <w:color w:val="000000" w:themeColor="text1"/>
-                <w:sz w:val="20"/>
-                <w:szCs w:val="20"/>
-              </w:rPr>
-            </w:pPr>
-            <w:r>
-              <w:rPr>
-                <w:rFonts w:ascii="Arial Nova Cond Light" w:hAnsi="Arial Nova Cond Light" w:cs="Times New Roman"/>
-                <w:b/>
-                <w:bCs/>
-                <w:color w:val="000000" w:themeColor="text1"/>
-                <w:sz w:val="20"/>
-                <w:szCs w:val="20"/>
-              </w:rPr>
-              <w:t>B</w:t>
-            </w:r>
-          </w:p>
-        </w:tc>
-        <w:tc>
-          <w:tcPr>
-            <w:tcW w:w="1403" w:type="dxa"/>
-          </w:tcPr>
-          <w:p>
-            <w:pPr>
-              <w:pStyle w:val="Prrafodelista"/>
-              <w:spacing w:line="276" w:lineRule="auto"/>
-              <w:ind w:left="0" w:right="-455"/>
-              <w:rPr>
-                <w:rFonts w:ascii="Arial Nova Cond Light" w:hAnsi="Arial Nova Cond Light" w:cs="Times New Roman"/>
-                <w:b/>
-                <w:bCs/>
-                <w:color w:val="000000" w:themeColor="text1"/>
-                <w:sz w:val="20"/>
-                <w:szCs w:val="20"/>
-              </w:rPr>
-            </w:pPr>
-          </w:p>
-        </w:tc>
-        <w:tc>
-          <w:tcPr>
-            <w:tcW w:w="1403" w:type="dxa"/>
-          </w:tcPr>
-          <w:p>
-            <w:pPr>
-              <w:pStyle w:val="Prrafodelista"/>
-              <w:spacing w:line="276" w:lineRule="auto"/>
-              <w:ind w:left="0" w:right="-455"/>
-              <w:rPr>
-                <w:rFonts w:ascii="Arial Nova Cond Light" w:hAnsi="Arial Nova Cond Light" w:cs="Times New Roman"/>
-                <w:b/>
-                <w:bCs/>
-                <w:color w:val="000000" w:themeColor="text1"/>
-                <w:sz w:val="20"/>
-                <w:szCs w:val="20"/>
-              </w:rPr>
-            </w:pPr>
-          </w:p>
-        </w:tc>
-      </w:tr>
-      <w:tr>
-        <w:trPr>
-          <w:trHeight w:val="282"/>
-        </w:trPr>
-        <w:tc>
-          <w:tcPr>
-            <w:tcW w:w="1719" w:type="dxa"/>
-            <w:shd w:val="clear" w:color="auto" w:fill="C1F0C7" w:themeFill="accent3" w:themeFillTint="33"/>
-            <w:vAlign w:val="center"/>
-          </w:tcPr>
-          <w:p>
-            <w:pPr>
-              <w:pStyle w:val="Prrafodelista"/>
-              <w:spacing w:line="276" w:lineRule="auto"/>
-              <w:ind w:left="0"/>
-              <w:jc w:val="center"/>
-              <w:rPr>
-                <w:rFonts w:ascii="Arial Nova Cond Light" w:hAnsi="Arial Nova Cond Light" w:cs="Times New Roman"/>
-                <w:b/>
-                <w:bCs/>
-                <w:color w:val="000000" w:themeColor="text1"/>
-                <w:sz w:val="20"/>
-                <w:szCs w:val="20"/>
-              </w:rPr>
-            </w:pPr>
-            <w:r>
-              <w:rPr>
-                <w:rFonts w:ascii="Arial Nova Cond Light" w:hAnsi="Arial Nova Cond Light" w:cs="Times New Roman"/>
-                <w:b/>
-                <w:bCs/>
-                <w:color w:val="000000" w:themeColor="text1"/>
-                <w:sz w:val="20"/>
-                <w:szCs w:val="20"/>
-              </w:rPr>
-              <w:t>C</w:t>
-            </w:r>
-          </w:p>
-        </w:tc>
-        <w:tc>
-          <w:tcPr>
-            <w:tcW w:w="1801" w:type="dxa"/>
-          </w:tcPr>
-          <w:p>
-            <w:pPr>
-              <w:pStyle w:val="Prrafodelista"/>
-              <w:spacing w:line="276" w:lineRule="auto"/>
-              <w:ind w:left="0" w:right="-455"/>
-              <w:rPr>
-                <w:rFonts w:ascii="Arial Nova Cond Light" w:hAnsi="Arial Nova Cond Light" w:cs="Times New Roman"/>
-                <w:b/>
-                <w:bCs/>
-                <w:color w:val="000000" w:themeColor="text1"/>
-                <w:sz w:val="20"/>
-                <w:szCs w:val="20"/>
-              </w:rPr>
-            </w:pPr>
-          </w:p>
-        </w:tc>
-        <w:tc>
-          <w:tcPr>
-            <w:tcW w:w="1442" w:type="dxa"/>
-          </w:tcPr>
-          <w:p>
-            <w:pPr>
-              <w:pStyle w:val="Prrafodelista"/>
-              <w:spacing w:line="276" w:lineRule="auto"/>
-              <w:ind w:left="0" w:right="-455"/>
-              <w:rPr>
-                <w:rFonts w:ascii="Arial Nova Cond Light" w:hAnsi="Arial Nova Cond Light" w:cs="Times New Roman"/>
-                <w:b/>
-                <w:bCs/>
-                <w:color w:val="000000" w:themeColor="text1"/>
-                <w:sz w:val="20"/>
-                <w:szCs w:val="20"/>
-                <w:highlight w:val="yellow"/>
-              </w:rPr>
-            </w:pPr>
-          </w:p>
-        </w:tc>
-        <w:tc>
-          <w:tcPr>
-            <w:tcW w:w="1972" w:type="dxa"/>
-            <w:shd w:val="clear" w:color="auto" w:fill="C1F0C7" w:themeFill="accent3" w:themeFillTint="33"/>
-            <w:vAlign w:val="center"/>
-          </w:tcPr>
-          <w:p>
-            <w:pPr>
-              <w:pStyle w:val="Prrafodelista"/>
-              <w:spacing w:line="276" w:lineRule="auto"/>
-              <w:ind w:left="0" w:right="86"/>
-              <w:jc w:val="center"/>
-              <w:rPr>
-                <w:rFonts w:ascii="Arial Nova Cond Light" w:hAnsi="Arial Nova Cond Light" w:cs="Times New Roman"/>
-                <w:b/>
-                <w:bCs/>
-                <w:color w:val="000000" w:themeColor="text1"/>
-                <w:sz w:val="20"/>
-                <w:szCs w:val="20"/>
-              </w:rPr>
-            </w:pPr>
-            <w:r>
-              <w:rPr>
-                <w:rFonts w:ascii="Arial Nova Cond Light" w:hAnsi="Arial Nova Cond Light" w:cs="Times New Roman"/>
-                <w:b/>
-                <w:bCs/>
-                <w:color w:val="000000" w:themeColor="text1"/>
-                <w:sz w:val="20"/>
-                <w:szCs w:val="20"/>
-              </w:rPr>
-              <w:t>C</w:t>
-            </w:r>
-          </w:p>
-        </w:tc>
-        <w:tc>
-          <w:tcPr>
-            <w:tcW w:w="1997" w:type="dxa"/>
-          </w:tcPr>
-          <w:p>
-            <w:pPr>
-              <w:pStyle w:val="Prrafodelista"/>
-              <w:spacing w:line="276" w:lineRule="auto"/>
-              <w:ind w:left="0" w:right="-455"/>
-              <w:rPr>
-                <w:rFonts w:ascii="Arial Nova Cond Light" w:hAnsi="Arial Nova Cond Light" w:cs="Times New Roman"/>
-                <w:b/>
-                <w:bCs/>
-                <w:color w:val="000000" w:themeColor="text1"/>
-                <w:sz w:val="20"/>
-                <w:szCs w:val="20"/>
-              </w:rPr>
-            </w:pPr>
-          </w:p>
-        </w:tc>
-        <w:tc>
-          <w:tcPr>
-            <w:tcW w:w="1418" w:type="dxa"/>
-          </w:tcPr>
-          <w:p>
-            <w:pPr>
-              <w:pStyle w:val="Prrafodelista"/>
-              <w:spacing w:line="276" w:lineRule="auto"/>
-              <w:ind w:left="0" w:right="-455"/>
-              <w:rPr>
-                <w:rFonts w:ascii="Arial Nova Cond Light" w:hAnsi="Arial Nova Cond Light" w:cs="Times New Roman"/>
-                <w:b/>
-                <w:bCs/>
-                <w:color w:val="000000" w:themeColor="text1"/>
-                <w:sz w:val="20"/>
-                <w:szCs w:val="20"/>
-              </w:rPr>
-            </w:pPr>
-          </w:p>
-        </w:tc>
-        <w:tc>
-          <w:tcPr>
-            <w:tcW w:w="1735" w:type="dxa"/>
-            <w:shd w:val="clear" w:color="auto" w:fill="C1F0C7" w:themeFill="accent3" w:themeFillTint="33"/>
-            <w:vAlign w:val="center"/>
-          </w:tcPr>
-          <w:p>
-            <w:pPr>
-              <w:pStyle w:val="Prrafodelista"/>
-              <w:spacing w:line="276" w:lineRule="auto"/>
-              <w:ind w:left="0" w:right="68"/>
-              <w:jc w:val="center"/>
-              <w:rPr>
-                <w:rFonts w:ascii="Arial Nova Cond Light" w:hAnsi="Arial Nova Cond Light" w:cs="Times New Roman"/>
-                <w:b/>
-                <w:bCs/>
-                <w:color w:val="000000" w:themeColor="text1"/>
-                <w:sz w:val="20"/>
-                <w:szCs w:val="20"/>
-              </w:rPr>
-            </w:pPr>
-            <w:r>
-              <w:rPr>
-                <w:rFonts w:ascii="Arial Nova Cond Light" w:hAnsi="Arial Nova Cond Light" w:cs="Times New Roman"/>
-                <w:b/>
-                <w:bCs/>
-                <w:color w:val="000000" w:themeColor="text1"/>
-                <w:sz w:val="20"/>
-                <w:szCs w:val="20"/>
-              </w:rPr>
-              <w:t>C</w:t>
-            </w:r>
-          </w:p>
-        </w:tc>
-        <w:tc>
-          <w:tcPr>
-            <w:tcW w:w="1403" w:type="dxa"/>
-          </w:tcPr>
-          <w:p>
-            <w:pPr>
-              <w:pStyle w:val="Prrafodelista"/>
-              <w:spacing w:line="276" w:lineRule="auto"/>
-              <w:ind w:left="0" w:right="-455"/>
-              <w:rPr>
-                <w:rFonts w:ascii="Arial Nova Cond Light" w:hAnsi="Arial Nova Cond Light" w:cs="Times New Roman"/>
-                <w:b/>
-                <w:bCs/>
-                <w:color w:val="000000" w:themeColor="text1"/>
-                <w:sz w:val="20"/>
-                <w:szCs w:val="20"/>
-              </w:rPr>
-            </w:pPr>
-          </w:p>
-        </w:tc>
-        <w:tc>
-          <w:tcPr>
-            <w:tcW w:w="1403" w:type="dxa"/>
-          </w:tcPr>
-          <w:p>
-            <w:pPr>
-              <w:pStyle w:val="Prrafodelista"/>
-              <w:spacing w:line="276" w:lineRule="auto"/>
-              <w:ind w:left="0" w:right="-455"/>
-              <w:rPr>
-                <w:rFonts w:ascii="Arial Nova Cond Light" w:hAnsi="Arial Nova Cond Light" w:cs="Times New Roman"/>
-                <w:b/>
-                <w:bCs/>
-                <w:color w:val="000000" w:themeColor="text1"/>
-                <w:sz w:val="20"/>
-                <w:szCs w:val="20"/>
-              </w:rPr>
-            </w:pPr>
-          </w:p>
-        </w:tc>
-      </w:tr>
-      <w:tr>
-        <w:trPr>
-          <w:trHeight w:val="331"/>
-        </w:trPr>
-        <w:tc>
-          <w:tcPr>
-            <w:tcW w:w="1719" w:type="dxa"/>
-            <w:shd w:val="clear" w:color="auto" w:fill="C1F0C7" w:themeFill="accent3" w:themeFillTint="33"/>
-            <w:vAlign w:val="center"/>
-          </w:tcPr>
-          <w:p>
-            <w:pPr>
-              <w:pStyle w:val="Prrafodelista"/>
-              <w:spacing w:line="276" w:lineRule="auto"/>
-              <w:ind w:left="0"/>
-              <w:jc w:val="center"/>
-              <w:rPr>
-                <w:rFonts w:ascii="Arial Nova Cond Light" w:hAnsi="Arial Nova Cond Light" w:cs="Times New Roman"/>
-                <w:b/>
-                <w:bCs/>
-                <w:color w:val="000000" w:themeColor="text1"/>
-                <w:sz w:val="20"/>
-                <w:szCs w:val="20"/>
-              </w:rPr>
-            </w:pPr>
-            <w:r>
-              <w:rPr>
-                <w:rFonts w:ascii="Arial Nova Cond Light" w:hAnsi="Arial Nova Cond Light" w:cs="Times New Roman"/>
-                <w:b/>
-                <w:bCs/>
-                <w:color w:val="000000" w:themeColor="text1"/>
-                <w:sz w:val="20"/>
-                <w:szCs w:val="20"/>
-              </w:rPr>
-              <w:t>TOTAL, DE ESTUDIANTES</w:t>
-            </w:r>
-          </w:p>
-        </w:tc>
-        <w:tc>
-          <w:tcPr>
-            <w:tcW w:w="1801" w:type="dxa"/>
-          </w:tcPr>
-          <w:p>
-            <w:pPr>
-              <w:pStyle w:val="Prrafodelista"/>
-              <w:spacing w:line="276" w:lineRule="auto"/>
-              <w:ind w:left="0" w:right="-455"/>
-              <w:rPr>
-                <w:rFonts w:ascii="Arial Nova Cond Light" w:hAnsi="Arial Nova Cond Light" w:cs="Times New Roman"/>
-                <w:b/>
-                <w:bCs/>
-                <w:color w:val="000000" w:themeColor="text1"/>
-                <w:sz w:val="20"/>
-                <w:szCs w:val="20"/>
-              </w:rPr>
-            </w:pPr>
-          </w:p>
-        </w:tc>
-        <w:tc>
-          <w:tcPr>
-            <w:tcW w:w="1442" w:type="dxa"/>
-          </w:tcPr>
-          <w:p>
-            <w:pPr>
-              <w:pStyle w:val="Prrafodelista"/>
-              <w:spacing w:line="276" w:lineRule="auto"/>
-              <w:ind w:left="0" w:right="-455"/>
-              <w:rPr>
-                <w:rFonts w:ascii="Arial Nova Cond Light" w:hAnsi="Arial Nova Cond Light" w:cs="Times New Roman"/>
-                <w:b/>
-                <w:bCs/>
-                <w:color w:val="000000" w:themeColor="text1"/>
-                <w:sz w:val="20"/>
-                <w:szCs w:val="20"/>
-                <w:highlight w:val="yellow"/>
-              </w:rPr>
-            </w:pPr>
-          </w:p>
-        </w:tc>
-        <w:tc>
-          <w:tcPr>
-            <w:tcW w:w="1972" w:type="dxa"/>
-            <w:shd w:val="clear" w:color="auto" w:fill="C1F0C7" w:themeFill="accent3" w:themeFillTint="33"/>
-            <w:vAlign w:val="center"/>
-          </w:tcPr>
-          <w:p>
-            <w:pPr>
-              <w:pStyle w:val="Prrafodelista"/>
-              <w:spacing w:line="276" w:lineRule="auto"/>
-              <w:ind w:left="0" w:right="86"/>
-              <w:jc w:val="center"/>
-              <w:rPr>
-                <w:rFonts w:ascii="Arial Nova Cond Light" w:hAnsi="Arial Nova Cond Light" w:cs="Times New Roman"/>
-                <w:b/>
-                <w:bCs/>
-                <w:color w:val="000000" w:themeColor="text1"/>
-                <w:sz w:val="20"/>
-                <w:szCs w:val="20"/>
-              </w:rPr>
-            </w:pPr>
-            <w:r>
-              <w:rPr>
-                <w:rFonts w:ascii="Arial Nova Cond Light" w:hAnsi="Arial Nova Cond Light" w:cs="Times New Roman"/>
-                <w:b/>
-                <w:bCs/>
-                <w:color w:val="000000" w:themeColor="text1"/>
-                <w:sz w:val="20"/>
-                <w:szCs w:val="20"/>
-              </w:rPr>
-              <w:t>TOTAL, DE ESTUDIANTES</w:t>
-            </w:r>
-          </w:p>
-        </w:tc>
-        <w:tc>
-          <w:tcPr>
-            <w:tcW w:w="1997" w:type="dxa"/>
-          </w:tcPr>
-          <w:p>
-            <w:pPr>
-              <w:pStyle w:val="Prrafodelista"/>
-              <w:spacing w:line="276" w:lineRule="auto"/>
-              <w:ind w:left="0" w:right="-455"/>
-              <w:rPr>
-                <w:rFonts w:ascii="Arial Nova Cond Light" w:hAnsi="Arial Nova Cond Light" w:cs="Times New Roman"/>
-                <w:b/>
-                <w:bCs/>
-                <w:color w:val="000000" w:themeColor="text1"/>
-                <w:sz w:val="20"/>
-                <w:szCs w:val="20"/>
-              </w:rPr>
-            </w:pPr>
-          </w:p>
-        </w:tc>
-        <w:tc>
-          <w:tcPr>
-            <w:tcW w:w="1418" w:type="dxa"/>
-          </w:tcPr>
-          <w:p>
-            <w:pPr>
-              <w:pStyle w:val="Prrafodelista"/>
-              <w:spacing w:line="276" w:lineRule="auto"/>
-              <w:ind w:left="0" w:right="-455"/>
-              <w:rPr>
-                <w:rFonts w:ascii="Arial Nova Cond Light" w:hAnsi="Arial Nova Cond Light" w:cs="Times New Roman"/>
-                <w:b/>
-                <w:bCs/>
-                <w:color w:val="000000" w:themeColor="text1"/>
-                <w:sz w:val="20"/>
-                <w:szCs w:val="20"/>
-              </w:rPr>
-            </w:pPr>
-          </w:p>
-        </w:tc>
-        <w:tc>
-          <w:tcPr>
-            <w:tcW w:w="1735" w:type="dxa"/>
-            <w:shd w:val="clear" w:color="auto" w:fill="C1F0C7" w:themeFill="accent3" w:themeFillTint="33"/>
-            <w:vAlign w:val="center"/>
-          </w:tcPr>
-          <w:p>
-            <w:pPr>
-              <w:pStyle w:val="Prrafodelista"/>
-              <w:spacing w:line="276" w:lineRule="auto"/>
-              <w:ind w:left="0" w:right="68"/>
-              <w:jc w:val="center"/>
-              <w:rPr>
-                <w:rFonts w:ascii="Arial Nova Cond Light" w:hAnsi="Arial Nova Cond Light" w:cs="Times New Roman"/>
-                <w:b/>
-                <w:bCs/>
-                <w:color w:val="000000" w:themeColor="text1"/>
-                <w:sz w:val="20"/>
-                <w:szCs w:val="20"/>
-              </w:rPr>
-            </w:pPr>
-            <w:r>
-              <w:rPr>
-                <w:rFonts w:ascii="Arial Nova Cond Light" w:hAnsi="Arial Nova Cond Light" w:cs="Times New Roman"/>
-                <w:b/>
-                <w:bCs/>
-                <w:color w:val="000000" w:themeColor="text1"/>
-                <w:sz w:val="20"/>
-                <w:szCs w:val="20"/>
-              </w:rPr>
-              <w:t>TOTAL, DE ESTUDIANTES</w:t>
-            </w:r>
-          </w:p>
-        </w:tc>
-        <w:tc>
-          <w:tcPr>
-            <w:tcW w:w="1403" w:type="dxa"/>
-          </w:tcPr>
-          <w:p>
-            <w:pPr>
-              <w:pStyle w:val="Prrafodelista"/>
-              <w:spacing w:line="276" w:lineRule="auto"/>
-              <w:ind w:left="0" w:right="-455"/>
-              <w:rPr>
-                <w:rFonts w:ascii="Arial Nova Cond Light" w:hAnsi="Arial Nova Cond Light" w:cs="Times New Roman"/>
-                <w:b/>
-                <w:bCs/>
-                <w:color w:val="000000" w:themeColor="text1"/>
-                <w:sz w:val="20"/>
-                <w:szCs w:val="20"/>
-              </w:rPr>
-            </w:pPr>
-          </w:p>
-        </w:tc>
-        <w:tc>
-          <w:tcPr>
-            <w:tcW w:w="1403" w:type="dxa"/>
-          </w:tcPr>
-          <w:p>
-            <w:pPr>
-              <w:pStyle w:val="Prrafodelista"/>
-              <w:spacing w:line="276" w:lineRule="auto"/>
-              <w:ind w:left="0" w:right="-455"/>
-              <w:rPr>
-                <w:rFonts w:ascii="Arial Nova Cond Light" w:hAnsi="Arial Nova Cond Light" w:cs="Times New Roman"/>
-                <w:b/>
-                <w:bCs/>
-                <w:color w:val="000000" w:themeColor="text1"/>
-                <w:sz w:val="20"/>
-                <w:szCs w:val="20"/>
-              </w:rPr>
-            </w:pPr>
-          </w:p>
-        </w:tc>
-      </w:tr>
-    </w:tbl>
-    <w:p>
-      <w:pPr>
-        <w:tabs>
-          <w:tab w:val="left" w:pos="965"/>
-        </w:tabs>
-        <w:spacing w:line="276" w:lineRule="auto"/>
-        <w:ind w:right="-455"/>
-        <w:rPr>
-          <w:rFonts w:ascii="Arial Nova Cond Light" w:hAnsi="Arial Nova Cond Light" w:cs="Times New Roman"/>
-          <w:b/>
-          <w:bCs/>
-          <w:color w:val="000000" w:themeColor="text1"/>
-          <w:sz w:val="20"/>
-          <w:szCs w:val="20"/>
-        </w:rPr>
-      </w:pPr>
-    </w:p>
-    <w:p>
-      <w:pPr>
-        <w:pStyle w:val="Prrafodelista"/>
-        <w:numPr>
-          <w:ilvl w:val="0"/>
-          <w:numId w:val="2"/>
-        </w:numPr>
-        <w:shd w:val="clear" w:color="auto" w:fill="2EC440"/>
-        <w:spacing w:after="0" w:line="276" w:lineRule="auto"/>
-        <w:ind w:left="-284" w:right="-455" w:hanging="142"/>
-        <w:textDirection w:val="btLr"/>
-        <w:rPr>
-          <w:rFonts w:ascii="Arial Nova Cond Light" w:hAnsi="Arial Nova Cond Light" w:cs="Times New Roman"/>
-          <w:b/>
-          <w:bCs/>
-          <w:color w:val="000000" w:themeColor="text1"/>
-          <w:sz w:val="20"/>
-          <w:szCs w:val="20"/>
-        </w:rPr>
-      </w:pPr>
-      <w:r>
-        <w:rPr>
-          <w:rFonts w:ascii="Arial Nova Cond Light" w:hAnsi="Arial Nova Cond Light" w:cs="Times New Roman"/>
-          <w:b/>
-          <w:bCs/>
-          <w:color w:val="000000" w:themeColor="text1"/>
-          <w:sz w:val="20"/>
-          <w:szCs w:val="20"/>
-        </w:rPr>
-        <w:t xml:space="preserve">RESULTADOS DE LA EVALUACIÓN DIAGNOSTICA: </w:t>
-      </w:r>
-      <w:r>
-        <w:rPr>
-          <w:rFonts w:ascii="Arial Nova Cond Light" w:hAnsi="Arial Nova Cond Light" w:cs="Times New Roman"/>
-          <w:b/>
-          <w:bCs/>
-          <w:color w:val="000000" w:themeColor="text1"/>
-          <w:sz w:val="20"/>
-          <w:szCs w:val="20"/>
-        </w:rPr>
-        <w:tab/>
-      </w:r>
-    </w:p>
-    <w:p>
-      <w:pPr>
-        <w:spacing w:after="0" w:line="276" w:lineRule="auto"/>
-        <w:ind w:right="-455"/>
-        <w:rPr>
-          <w:rFonts w:ascii="Arial Nova Cond Light" w:hAnsi="Arial Nova Cond Light" w:cs="Times New Roman"/>
-          <w:b/>
-          <w:bCs/>
-          <w:color w:val="000000" w:themeColor="text1"/>
-          <w:sz w:val="20"/>
-          <w:szCs w:val="20"/>
-        </w:rPr>
-      </w:pPr>
-    </w:p>
-    <w:tbl>
-      <w:tblPr>
-        <w:tblStyle w:val="Tablaconcuadrcula"/>
-        <w:tblW w:w="14885" w:type="dxa"/>
-        <w:tblInd w:w="-441" w:type="dxa"/>
-        <w:tblBorders>
-          <w:top w:val="double" w:sz="4" w:space="0" w:color="47D459" w:themeColor="accent3" w:themeTint="99"/>
-          <w:left w:val="double" w:sz="4" w:space="0" w:color="47D459" w:themeColor="accent3" w:themeTint="99"/>
-          <w:bottom w:val="double" w:sz="4" w:space="0" w:color="47D459" w:themeColor="accent3" w:themeTint="99"/>
-          <w:right w:val="double" w:sz="4" w:space="0" w:color="47D459" w:themeColor="accent3" w:themeTint="99"/>
-          <w:insideH w:val="double" w:sz="4" w:space="0" w:color="47D459" w:themeColor="accent3" w:themeTint="99"/>
-          <w:insideV w:val="double" w:sz="4" w:space="0" w:color="47D459" w:themeColor="accent3" w:themeTint="99"/>
-        </w:tblBorders>
-        <w:tblLook w:val="04A0" w:firstRow="1" w:lastRow="0" w:firstColumn="1" w:lastColumn="0" w:noHBand="0" w:noVBand="1"/>
-      </w:tblPr>
-      <w:tblGrid>
-        <w:gridCol w:w="1547"/>
-        <w:gridCol w:w="1002"/>
-        <w:gridCol w:w="1089"/>
-        <w:gridCol w:w="1093"/>
-        <w:gridCol w:w="1538"/>
-        <w:gridCol w:w="1368"/>
-        <w:gridCol w:w="999"/>
-        <w:gridCol w:w="1288"/>
-        <w:gridCol w:w="1701"/>
-        <w:gridCol w:w="1134"/>
-        <w:gridCol w:w="992"/>
-        <w:gridCol w:w="1134"/>
-      </w:tblGrid>
-      <w:tr>
-        <w:trPr>
-          <w:trHeight w:val="265"/>
-        </w:trPr>
-        <w:tc>
-          <w:tcPr>
-            <w:tcW w:w="1547" w:type="dxa"/>
-            <w:shd w:val="clear" w:color="auto" w:fill="84E290" w:themeFill="accent3" w:themeFillTint="66"/>
-            <w:vAlign w:val="center"/>
-          </w:tcPr>
-          <w:p>
-            <w:pPr>
-              <w:pStyle w:val="Prrafodelista"/>
-              <w:spacing w:line="276" w:lineRule="auto"/>
-              <w:ind w:left="0"/>
-              <w:jc w:val="center"/>
-              <w:rPr>
-                <w:rFonts w:ascii="Arial Nova Cond Light" w:hAnsi="Arial Nova Cond Light" w:cs="Times New Roman"/>
-                <w:b/>
-                <w:bCs/>
-                <w:color w:val="000000" w:themeColor="text1"/>
-                <w:sz w:val="20"/>
-                <w:szCs w:val="20"/>
-              </w:rPr>
-            </w:pPr>
-            <w:r>
-              <w:rPr>
-                <w:rFonts w:ascii="Arial Nova Cond Light" w:hAnsi="Arial Nova Cond Light" w:cs="Times New Roman"/>
-                <w:b/>
-                <w:bCs/>
-                <w:color w:val="000000" w:themeColor="text1"/>
-                <w:sz w:val="20"/>
-                <w:szCs w:val="20"/>
-              </w:rPr>
-              <w:t xml:space="preserve">COMPETENCIA </w:t>
-            </w:r>
-          </w:p>
-          <w:p>
-            <w:pPr>
-              <w:pStyle w:val="Prrafodelista"/>
-              <w:spacing w:line="276" w:lineRule="auto"/>
-              <w:ind w:left="0"/>
-              <w:jc w:val="center"/>
-              <w:rPr>
-                <w:rFonts w:ascii="Arial Nova Cond Light" w:hAnsi="Arial Nova Cond Light" w:cs="Times New Roman"/>
-                <w:b/>
-                <w:bCs/>
-                <w:color w:val="000000" w:themeColor="text1"/>
-                <w:sz w:val="20"/>
-                <w:szCs w:val="20"/>
-              </w:rPr>
-            </w:pPr>
-            <w:r>
-              <w:rPr>
-                <w:rFonts w:ascii="Arial Nova Cond Light" w:hAnsi="Arial Nova Cond Light" w:cs="Times New Roman"/>
-                <w:b/>
-                <w:bCs/>
-                <w:color w:val="000000" w:themeColor="text1"/>
-                <w:sz w:val="20"/>
-                <w:szCs w:val="20"/>
-              </w:rPr>
-              <w:t>1</w:t>
-            </w:r>
-          </w:p>
-        </w:tc>
-        <w:tc>
-          <w:tcPr>
-            <w:tcW w:w="3184" w:type="dxa"/>
-            <w:gridSpan w:val="3"/>
-            <w:vAlign w:val="center"/>
-          </w:tcPr>
-          <w:p>
-            <w:pPr>
-              <w:pStyle w:val="Prrafodelista"/>
-              <w:spacing w:line="276" w:lineRule="auto"/>
-              <w:ind w:left="0" w:right="-455"/>
-              <w:jc w:val="center"/>
-              <w:rPr>
-                <w:rFonts w:ascii="Arial Nova Cond Light" w:hAnsi="Arial Nova Cond Light" w:cs="Times New Roman"/>
-                <w:b/>
-                <w:bCs/>
-                <w:color w:val="000000" w:themeColor="text1"/>
-                <w:sz w:val="20"/>
-                <w:szCs w:val="20"/>
-              </w:rPr>
-            </w:pPr>
-          </w:p>
-        </w:tc>
-        <w:tc>
-          <w:tcPr>
-            <w:tcW w:w="1538" w:type="dxa"/>
-            <w:shd w:val="clear" w:color="auto" w:fill="84E290" w:themeFill="accent3" w:themeFillTint="66"/>
-            <w:vAlign w:val="center"/>
-          </w:tcPr>
-          <w:p>
-            <w:pPr>
-              <w:pStyle w:val="Prrafodelista"/>
-              <w:spacing w:line="276" w:lineRule="auto"/>
-              <w:ind w:left="0" w:right="86"/>
-              <w:jc w:val="center"/>
-              <w:rPr>
-                <w:rFonts w:ascii="Arial Nova Cond Light" w:hAnsi="Arial Nova Cond Light" w:cs="Times New Roman"/>
-                <w:b/>
-                <w:bCs/>
-                <w:color w:val="000000" w:themeColor="text1"/>
-                <w:sz w:val="20"/>
-                <w:szCs w:val="20"/>
-              </w:rPr>
-            </w:pPr>
-            <w:r>
-              <w:rPr>
-                <w:rFonts w:ascii="Arial Nova Cond Light" w:hAnsi="Arial Nova Cond Light" w:cs="Times New Roman"/>
-                <w:b/>
-                <w:bCs/>
-                <w:color w:val="000000" w:themeColor="text1"/>
-                <w:sz w:val="20"/>
-                <w:szCs w:val="20"/>
-              </w:rPr>
-              <w:t>COMPETENCIA 2</w:t>
-            </w:r>
-          </w:p>
-        </w:tc>
-        <w:tc>
-          <w:tcPr>
-            <w:tcW w:w="3655" w:type="dxa"/>
-            <w:gridSpan w:val="3"/>
-            <w:vAlign w:val="center"/>
-          </w:tcPr>
-          <w:p>
-            <w:pPr>
-              <w:pStyle w:val="Prrafodelista"/>
-              <w:spacing w:line="276" w:lineRule="auto"/>
-              <w:ind w:left="0" w:right="-455"/>
-              <w:jc w:val="center"/>
-              <w:rPr>
-                <w:rFonts w:ascii="Arial Nova Cond Light" w:hAnsi="Arial Nova Cond Light" w:cs="Times New Roman"/>
-                <w:b/>
-                <w:bCs/>
-                <w:color w:val="000000" w:themeColor="text1"/>
-                <w:sz w:val="20"/>
-                <w:szCs w:val="20"/>
-              </w:rPr>
-            </w:pPr>
-          </w:p>
-        </w:tc>
-        <w:tc>
-          <w:tcPr>
-            <w:tcW w:w="1701" w:type="dxa"/>
-            <w:shd w:val="clear" w:color="auto" w:fill="84E290" w:themeFill="accent3" w:themeFillTint="66"/>
-            <w:vAlign w:val="center"/>
-          </w:tcPr>
-          <w:p>
-            <w:pPr>
-              <w:pStyle w:val="Prrafodelista"/>
-              <w:spacing w:line="276" w:lineRule="auto"/>
-              <w:ind w:left="0"/>
-              <w:jc w:val="center"/>
-              <w:rPr>
-                <w:rFonts w:ascii="Arial Nova Cond Light" w:hAnsi="Arial Nova Cond Light" w:cs="Times New Roman"/>
-                <w:b/>
-                <w:bCs/>
-                <w:color w:val="000000" w:themeColor="text1"/>
-                <w:sz w:val="20"/>
-                <w:szCs w:val="20"/>
-              </w:rPr>
-            </w:pPr>
-            <w:r>
-              <w:rPr>
-                <w:rFonts w:ascii="Arial Nova Cond Light" w:hAnsi="Arial Nova Cond Light" w:cs="Times New Roman"/>
-                <w:b/>
-                <w:bCs/>
-                <w:color w:val="000000" w:themeColor="text1"/>
-                <w:sz w:val="20"/>
-                <w:szCs w:val="20"/>
-              </w:rPr>
-              <w:t xml:space="preserve">COMPETENCIA </w:t>
-            </w:r>
-          </w:p>
-          <w:p>
-            <w:pPr>
-              <w:pStyle w:val="Prrafodelista"/>
-              <w:spacing w:line="276" w:lineRule="auto"/>
-              <w:ind w:left="0"/>
-              <w:jc w:val="center"/>
-              <w:rPr>
-                <w:rFonts w:ascii="Arial Nova Cond Light" w:hAnsi="Arial Nova Cond Light" w:cs="Times New Roman"/>
-                <w:b/>
-                <w:bCs/>
-                <w:color w:val="000000" w:themeColor="text1"/>
-                <w:sz w:val="20"/>
-                <w:szCs w:val="20"/>
-              </w:rPr>
-            </w:pPr>
-            <w:r>
-              <w:rPr>
-                <w:rFonts w:ascii="Arial Nova Cond Light" w:hAnsi="Arial Nova Cond Light" w:cs="Times New Roman"/>
-                <w:b/>
-                <w:bCs/>
-                <w:color w:val="000000" w:themeColor="text1"/>
-                <w:sz w:val="20"/>
-                <w:szCs w:val="20"/>
-              </w:rPr>
-              <w:t>3</w:t>
-            </w:r>
-          </w:p>
-        </w:tc>
-        <w:tc>
-          <w:tcPr>
-            <w:tcW w:w="1134" w:type="dxa"/>
-          </w:tcPr>
-          <w:p>
-            <w:pPr>
-              <w:pStyle w:val="Prrafodelista"/>
-              <w:spacing w:line="276" w:lineRule="auto"/>
-              <w:ind w:left="0" w:right="-455"/>
-              <w:rPr>
-                <w:rFonts w:ascii="Arial Nova Cond Light" w:hAnsi="Arial Nova Cond Light" w:cs="Times New Roman"/>
-                <w:b/>
-                <w:bCs/>
-                <w:color w:val="000000" w:themeColor="text1"/>
-                <w:sz w:val="20"/>
-                <w:szCs w:val="20"/>
-              </w:rPr>
-            </w:pPr>
-          </w:p>
-        </w:tc>
-        <w:tc>
-          <w:tcPr>
-            <w:tcW w:w="992" w:type="dxa"/>
-          </w:tcPr>
-          <w:p>
-            <w:pPr>
-              <w:pStyle w:val="Prrafodelista"/>
-              <w:spacing w:line="276" w:lineRule="auto"/>
-              <w:ind w:left="0" w:right="-455"/>
-              <w:rPr>
-                <w:rFonts w:ascii="Arial Nova Cond Light" w:hAnsi="Arial Nova Cond Light" w:cs="Times New Roman"/>
-                <w:b/>
-                <w:bCs/>
-                <w:color w:val="000000" w:themeColor="text1"/>
-                <w:sz w:val="20"/>
-                <w:szCs w:val="20"/>
-              </w:rPr>
-            </w:pPr>
-          </w:p>
-        </w:tc>
-        <w:tc>
-          <w:tcPr>
-            <w:tcW w:w="1134" w:type="dxa"/>
-          </w:tcPr>
-          <w:p>
-            <w:pPr>
-              <w:pStyle w:val="Prrafodelista"/>
-              <w:spacing w:line="276" w:lineRule="auto"/>
-              <w:ind w:left="0" w:right="-455"/>
-              <w:rPr>
-                <w:rFonts w:ascii="Arial Nova Cond Light" w:hAnsi="Arial Nova Cond Light" w:cs="Times New Roman"/>
-                <w:b/>
-                <w:bCs/>
-                <w:color w:val="000000" w:themeColor="text1"/>
-                <w:sz w:val="20"/>
-                <w:szCs w:val="20"/>
-              </w:rPr>
-            </w:pPr>
-          </w:p>
-        </w:tc>
-      </w:tr>
-      <w:tr>
-        <w:trPr>
-          <w:trHeight w:val="265"/>
-        </w:trPr>
-        <w:tc>
-          <w:tcPr>
-            <w:tcW w:w="1547" w:type="dxa"/>
-            <w:shd w:val="clear" w:color="auto" w:fill="C1F0C7" w:themeFill="accent3" w:themeFillTint="33"/>
-            <w:vAlign w:val="center"/>
-          </w:tcPr>
-          <w:p>
-            <w:pPr>
-              <w:pStyle w:val="Prrafodelista"/>
-              <w:spacing w:line="276" w:lineRule="auto"/>
-              <w:ind w:left="0"/>
-              <w:jc w:val="center"/>
-              <w:rPr>
-                <w:rFonts w:ascii="Arial Nova Cond Light" w:hAnsi="Arial Nova Cond Light" w:cs="Times New Roman"/>
-                <w:b/>
-                <w:bCs/>
-                <w:color w:val="000000" w:themeColor="text1"/>
-                <w:sz w:val="20"/>
-                <w:szCs w:val="20"/>
-              </w:rPr>
-            </w:pPr>
-            <w:r>
-              <w:rPr>
-                <w:rFonts w:ascii="Arial Nova Cond Light" w:hAnsi="Arial Nova Cond Light" w:cs="Times New Roman"/>
-                <w:b/>
-                <w:bCs/>
-                <w:color w:val="000000" w:themeColor="text1"/>
-                <w:sz w:val="20"/>
-                <w:szCs w:val="20"/>
-              </w:rPr>
-              <w:t>NIVELES DE LOGRO</w:t>
-            </w:r>
-          </w:p>
-        </w:tc>
-        <w:tc>
-          <w:tcPr>
-            <w:tcW w:w="1002" w:type="dxa"/>
-            <w:shd w:val="clear" w:color="auto" w:fill="C1F0C7" w:themeFill="accent3" w:themeFillTint="33"/>
-          </w:tcPr>
-          <w:p>
-            <w:pPr>
-              <w:pStyle w:val="Prrafodelista"/>
-              <w:spacing w:line="276" w:lineRule="auto"/>
-              <w:ind w:left="0"/>
-              <w:jc w:val="center"/>
-              <w:rPr>
-                <w:rFonts w:ascii="Arial Nova Cond Light" w:hAnsi="Arial Nova Cond Light" w:cs="Times New Roman"/>
-                <w:b/>
-                <w:bCs/>
-                <w:color w:val="000000" w:themeColor="text1"/>
-                <w:sz w:val="20"/>
-                <w:szCs w:val="20"/>
-              </w:rPr>
-            </w:pPr>
-            <w:r>
-              <w:rPr>
-                <w:rFonts w:ascii="Arial Nova Cond Light" w:hAnsi="Arial Nova Cond Light" w:cs="Times New Roman"/>
-                <w:b/>
-                <w:bCs/>
-                <w:color w:val="000000" w:themeColor="text1"/>
-                <w:sz w:val="20"/>
-                <w:szCs w:val="20"/>
-              </w:rPr>
-              <w:t>Cantidad</w:t>
-            </w:r>
-          </w:p>
-        </w:tc>
-        <w:tc>
-          <w:tcPr>
-            <w:tcW w:w="1089" w:type="dxa"/>
-            <w:shd w:val="clear" w:color="auto" w:fill="C1F0C7" w:themeFill="accent3" w:themeFillTint="33"/>
-          </w:tcPr>
-          <w:p>
-            <w:pPr>
-              <w:pStyle w:val="Prrafodelista"/>
-              <w:spacing w:line="276" w:lineRule="auto"/>
-              <w:ind w:left="0" w:right="62"/>
-              <w:jc w:val="center"/>
-              <w:rPr>
-                <w:rFonts w:ascii="Arial Nova Cond Light" w:hAnsi="Arial Nova Cond Light" w:cs="Times New Roman"/>
-                <w:b/>
-                <w:bCs/>
-                <w:color w:val="000000" w:themeColor="text1"/>
-                <w:sz w:val="20"/>
-                <w:szCs w:val="20"/>
-              </w:rPr>
-            </w:pPr>
-            <w:r>
-              <w:rPr>
-                <w:rFonts w:ascii="Arial Nova Cond Light" w:hAnsi="Arial Nova Cond Light" w:cs="Times New Roman"/>
-                <w:b/>
-                <w:bCs/>
-                <w:color w:val="000000" w:themeColor="text1"/>
-                <w:sz w:val="20"/>
-                <w:szCs w:val="20"/>
-              </w:rPr>
-              <w:t>%</w:t>
-            </w:r>
-          </w:p>
-        </w:tc>
-        <w:tc>
-          <w:tcPr>
-            <w:tcW w:w="1093" w:type="dxa"/>
-            <w:shd w:val="clear" w:color="auto" w:fill="C1F0C7" w:themeFill="accent3" w:themeFillTint="33"/>
-          </w:tcPr>
-          <w:p>
-            <w:pPr>
-              <w:pStyle w:val="Prrafodelista"/>
-              <w:spacing w:line="276" w:lineRule="auto"/>
-              <w:ind w:left="0"/>
-              <w:jc w:val="center"/>
-              <w:rPr>
-                <w:rFonts w:ascii="Arial Nova Cond Light" w:hAnsi="Arial Nova Cond Light" w:cs="Times New Roman"/>
-                <w:b/>
-                <w:bCs/>
-                <w:color w:val="000000" w:themeColor="text1"/>
-                <w:sz w:val="20"/>
-                <w:szCs w:val="20"/>
-              </w:rPr>
-            </w:pPr>
-            <w:r>
-              <w:rPr>
-                <w:rFonts w:ascii="Arial Nova Cond Light" w:hAnsi="Arial Nova Cond Light" w:cs="Times New Roman"/>
-                <w:b/>
-                <w:bCs/>
-                <w:color w:val="000000" w:themeColor="text1"/>
-                <w:sz w:val="20"/>
-                <w:szCs w:val="20"/>
-              </w:rPr>
-              <w:t>META</w:t>
-            </w:r>
-          </w:p>
-        </w:tc>
-        <w:tc>
-          <w:tcPr>
-            <w:tcW w:w="1538" w:type="dxa"/>
-            <w:shd w:val="clear" w:color="auto" w:fill="C1F0C7" w:themeFill="accent3" w:themeFillTint="33"/>
-            <w:vAlign w:val="center"/>
-          </w:tcPr>
-          <w:p>
-            <w:pPr>
-              <w:pStyle w:val="Prrafodelista"/>
-              <w:spacing w:line="276" w:lineRule="auto"/>
-              <w:ind w:left="0" w:right="86"/>
-              <w:jc w:val="center"/>
-              <w:rPr>
-                <w:rFonts w:ascii="Arial Nova Cond Light" w:hAnsi="Arial Nova Cond Light" w:cs="Times New Roman"/>
-                <w:b/>
-                <w:bCs/>
-                <w:color w:val="000000" w:themeColor="text1"/>
-                <w:sz w:val="20"/>
-                <w:szCs w:val="20"/>
-              </w:rPr>
-            </w:pPr>
-            <w:r>
-              <w:rPr>
-                <w:rFonts w:ascii="Arial Nova Cond Light" w:hAnsi="Arial Nova Cond Light" w:cs="Times New Roman"/>
-                <w:b/>
-                <w:bCs/>
-                <w:color w:val="000000" w:themeColor="text1"/>
-                <w:sz w:val="20"/>
-                <w:szCs w:val="20"/>
-              </w:rPr>
-              <w:t>NIVELES DE LOGRO</w:t>
-            </w:r>
-          </w:p>
-        </w:tc>
-        <w:tc>
-          <w:tcPr>
-            <w:tcW w:w="1368" w:type="dxa"/>
-            <w:shd w:val="clear" w:color="auto" w:fill="C1F0C7" w:themeFill="accent3" w:themeFillTint="33"/>
-          </w:tcPr>
-          <w:p>
-            <w:pPr>
-              <w:pStyle w:val="Prrafodelista"/>
-              <w:spacing w:line="276" w:lineRule="auto"/>
-              <w:ind w:left="0" w:right="30"/>
-              <w:jc w:val="center"/>
-              <w:rPr>
-                <w:rFonts w:ascii="Arial Nova Cond Light" w:hAnsi="Arial Nova Cond Light" w:cs="Times New Roman"/>
-                <w:b/>
-                <w:bCs/>
-                <w:color w:val="000000" w:themeColor="text1"/>
-                <w:sz w:val="20"/>
-                <w:szCs w:val="20"/>
-              </w:rPr>
-            </w:pPr>
-            <w:r>
-              <w:rPr>
-                <w:rFonts w:ascii="Arial Nova Cond Light" w:hAnsi="Arial Nova Cond Light" w:cs="Times New Roman"/>
-                <w:b/>
-                <w:bCs/>
-                <w:color w:val="000000" w:themeColor="text1"/>
-                <w:sz w:val="20"/>
-                <w:szCs w:val="20"/>
-              </w:rPr>
-              <w:t>Cantidad</w:t>
-            </w:r>
-          </w:p>
-        </w:tc>
-        <w:tc>
-          <w:tcPr>
-            <w:tcW w:w="999" w:type="dxa"/>
-            <w:shd w:val="clear" w:color="auto" w:fill="C1F0C7" w:themeFill="accent3" w:themeFillTint="33"/>
-          </w:tcPr>
-          <w:p>
-            <w:pPr>
-              <w:pStyle w:val="Prrafodelista"/>
-              <w:spacing w:line="276" w:lineRule="auto"/>
-              <w:ind w:left="0" w:right="174"/>
-              <w:jc w:val="center"/>
-              <w:rPr>
-                <w:rFonts w:ascii="Arial Nova Cond Light" w:hAnsi="Arial Nova Cond Light" w:cs="Times New Roman"/>
-                <w:b/>
-                <w:bCs/>
-                <w:color w:val="000000" w:themeColor="text1"/>
-                <w:sz w:val="20"/>
-                <w:szCs w:val="20"/>
-              </w:rPr>
-            </w:pPr>
-            <w:r>
-              <w:rPr>
-                <w:rFonts w:ascii="Arial Nova Cond Light" w:hAnsi="Arial Nova Cond Light" w:cs="Times New Roman"/>
-                <w:b/>
-                <w:bCs/>
-                <w:color w:val="000000" w:themeColor="text1"/>
-                <w:sz w:val="20"/>
-                <w:szCs w:val="20"/>
-              </w:rPr>
-              <w:t>%</w:t>
-            </w:r>
-          </w:p>
-        </w:tc>
-        <w:tc>
-          <w:tcPr>
-            <w:tcW w:w="1288" w:type="dxa"/>
-            <w:shd w:val="clear" w:color="auto" w:fill="C1F0C7" w:themeFill="accent3" w:themeFillTint="33"/>
-          </w:tcPr>
-          <w:p>
-            <w:pPr>
-              <w:pStyle w:val="Prrafodelista"/>
-              <w:spacing w:line="276" w:lineRule="auto"/>
-              <w:ind w:left="0"/>
-              <w:jc w:val="center"/>
-              <w:rPr>
-                <w:rFonts w:ascii="Arial Nova Cond Light" w:hAnsi="Arial Nova Cond Light" w:cs="Times New Roman"/>
-                <w:b/>
-                <w:bCs/>
-                <w:color w:val="000000" w:themeColor="text1"/>
-                <w:sz w:val="20"/>
-                <w:szCs w:val="20"/>
-              </w:rPr>
-            </w:pPr>
-            <w:r>
-              <w:rPr>
-                <w:rFonts w:ascii="Arial Nova Cond Light" w:hAnsi="Arial Nova Cond Light" w:cs="Times New Roman"/>
-                <w:b/>
-                <w:bCs/>
-                <w:color w:val="000000" w:themeColor="text1"/>
-                <w:sz w:val="20"/>
-                <w:szCs w:val="20"/>
-              </w:rPr>
-              <w:t>META</w:t>
-            </w:r>
-          </w:p>
-        </w:tc>
-        <w:tc>
-          <w:tcPr>
-            <w:tcW w:w="1701" w:type="dxa"/>
-            <w:shd w:val="clear" w:color="auto" w:fill="C1F0C7" w:themeFill="accent3" w:themeFillTint="33"/>
-            <w:vAlign w:val="center"/>
-          </w:tcPr>
-          <w:p>
-            <w:pPr>
-              <w:pStyle w:val="Prrafodelista"/>
-              <w:spacing w:line="276" w:lineRule="auto"/>
-              <w:ind w:left="0" w:right="170"/>
-              <w:jc w:val="center"/>
-              <w:rPr>
-                <w:rFonts w:ascii="Arial Nova Cond Light" w:hAnsi="Arial Nova Cond Light" w:cs="Times New Roman"/>
-                <w:b/>
-                <w:bCs/>
-                <w:color w:val="000000" w:themeColor="text1"/>
-                <w:sz w:val="20"/>
-                <w:szCs w:val="20"/>
-              </w:rPr>
-            </w:pPr>
-            <w:r>
-              <w:rPr>
-                <w:rFonts w:ascii="Arial Nova Cond Light" w:hAnsi="Arial Nova Cond Light" w:cs="Times New Roman"/>
-                <w:b/>
-                <w:bCs/>
-                <w:color w:val="000000" w:themeColor="text1"/>
-                <w:sz w:val="20"/>
-                <w:szCs w:val="20"/>
-              </w:rPr>
-              <w:t>NIVELES DE LOGRO</w:t>
-            </w:r>
-          </w:p>
-        </w:tc>
-        <w:tc>
-          <w:tcPr>
-            <w:tcW w:w="1134" w:type="dxa"/>
-            <w:shd w:val="clear" w:color="auto" w:fill="C1F0C7" w:themeFill="accent3" w:themeFillTint="33"/>
-          </w:tcPr>
-          <w:p>
-            <w:pPr>
-              <w:pStyle w:val="Prrafodelista"/>
-              <w:spacing w:line="276" w:lineRule="auto"/>
-              <w:ind w:left="0"/>
-              <w:jc w:val="center"/>
-              <w:rPr>
-                <w:rFonts w:ascii="Arial Nova Cond Light" w:hAnsi="Arial Nova Cond Light" w:cs="Times New Roman"/>
-                <w:b/>
-                <w:bCs/>
-                <w:color w:val="000000" w:themeColor="text1"/>
-                <w:sz w:val="20"/>
-                <w:szCs w:val="20"/>
-              </w:rPr>
-            </w:pPr>
-            <w:r>
-              <w:rPr>
-                <w:rFonts w:ascii="Arial Nova Cond Light" w:hAnsi="Arial Nova Cond Light" w:cs="Times New Roman"/>
-                <w:b/>
-                <w:bCs/>
-                <w:color w:val="000000" w:themeColor="text1"/>
-                <w:sz w:val="20"/>
-                <w:szCs w:val="20"/>
-              </w:rPr>
-              <w:t>Cantidad</w:t>
-            </w:r>
-          </w:p>
-        </w:tc>
-        <w:tc>
-          <w:tcPr>
-            <w:tcW w:w="992" w:type="dxa"/>
-            <w:shd w:val="clear" w:color="auto" w:fill="C1F0C7" w:themeFill="accent3" w:themeFillTint="33"/>
-          </w:tcPr>
-          <w:p>
-            <w:pPr>
-              <w:pStyle w:val="Prrafodelista"/>
-              <w:spacing w:line="276" w:lineRule="auto"/>
-              <w:ind w:left="0"/>
-              <w:jc w:val="center"/>
-              <w:rPr>
-                <w:rFonts w:ascii="Arial Nova Cond Light" w:hAnsi="Arial Nova Cond Light" w:cs="Times New Roman"/>
-                <w:b/>
-                <w:bCs/>
-                <w:color w:val="000000" w:themeColor="text1"/>
-                <w:sz w:val="20"/>
-                <w:szCs w:val="20"/>
-              </w:rPr>
-            </w:pPr>
-            <w:r>
-              <w:rPr>
-                <w:rFonts w:ascii="Arial Nova Cond Light" w:hAnsi="Arial Nova Cond Light" w:cs="Times New Roman"/>
-                <w:b/>
-                <w:bCs/>
-                <w:color w:val="000000" w:themeColor="text1"/>
-                <w:sz w:val="20"/>
-                <w:szCs w:val="20"/>
-              </w:rPr>
-              <w:t>%</w:t>
-            </w:r>
-          </w:p>
-        </w:tc>
-        <w:tc>
-          <w:tcPr>
-            <w:tcW w:w="1134" w:type="dxa"/>
-            <w:shd w:val="clear" w:color="auto" w:fill="C1F0C7" w:themeFill="accent3" w:themeFillTint="33"/>
-          </w:tcPr>
-          <w:p>
-            <w:pPr>
-              <w:pStyle w:val="Prrafodelista"/>
-              <w:spacing w:line="276" w:lineRule="auto"/>
-              <w:ind w:left="0"/>
-              <w:jc w:val="center"/>
-              <w:rPr>
-                <w:rFonts w:ascii="Arial Nova Cond Light" w:hAnsi="Arial Nova Cond Light" w:cs="Times New Roman"/>
-                <w:b/>
-                <w:bCs/>
-                <w:color w:val="000000" w:themeColor="text1"/>
-                <w:sz w:val="20"/>
-                <w:szCs w:val="20"/>
-              </w:rPr>
-            </w:pPr>
-            <w:r>
-              <w:rPr>
-                <w:rFonts w:ascii="Arial Nova Cond Light" w:hAnsi="Arial Nova Cond Light" w:cs="Times New Roman"/>
-                <w:b/>
-                <w:bCs/>
-                <w:color w:val="000000" w:themeColor="text1"/>
-                <w:sz w:val="20"/>
-                <w:szCs w:val="20"/>
-              </w:rPr>
-              <w:t>META</w:t>
-            </w:r>
-          </w:p>
-        </w:tc>
-      </w:tr>
-      <w:tr>
-        <w:trPr>
-          <w:trHeight w:val="265"/>
-        </w:trPr>
-        <w:tc>
-          <w:tcPr>
-            <w:tcW w:w="1547" w:type="dxa"/>
-            <w:shd w:val="clear" w:color="auto" w:fill="C1F0C7" w:themeFill="accent3" w:themeFillTint="33"/>
-            <w:vAlign w:val="center"/>
-          </w:tcPr>
-          <w:p>
-            <w:pPr>
-              <w:pStyle w:val="Prrafodelista"/>
-              <w:spacing w:line="276" w:lineRule="auto"/>
-              <w:ind w:left="0"/>
-              <w:jc w:val="center"/>
-              <w:rPr>
-                <w:rFonts w:ascii="Arial Nova Cond Light" w:hAnsi="Arial Nova Cond Light" w:cs="Times New Roman"/>
-                <w:b/>
-                <w:bCs/>
-                <w:color w:val="000000" w:themeColor="text1"/>
-                <w:sz w:val="20"/>
-                <w:szCs w:val="20"/>
-              </w:rPr>
-            </w:pPr>
-            <w:r>
-              <w:rPr>
-                <w:rFonts w:ascii="Arial Nova Cond Light" w:hAnsi="Arial Nova Cond Light" w:cs="Times New Roman"/>
-                <w:b/>
-                <w:bCs/>
-                <w:color w:val="000000" w:themeColor="text1"/>
-                <w:sz w:val="20"/>
-                <w:szCs w:val="20"/>
-              </w:rPr>
-              <w:t>Nivel destacado</w:t>
-            </w:r>
-          </w:p>
-        </w:tc>
-        <w:tc>
-          <w:tcPr>
-            <w:tcW w:w="1002" w:type="dxa"/>
-          </w:tcPr>
-          <w:p>
-            <w:pPr>
-              <w:pStyle w:val="Prrafodelista"/>
-              <w:spacing w:line="276" w:lineRule="auto"/>
-              <w:ind w:left="0" w:right="-455"/>
-              <w:rPr>
-                <w:rFonts w:ascii="Arial Nova Cond Light" w:hAnsi="Arial Nova Cond Light" w:cs="Times New Roman"/>
-                <w:b/>
-                <w:bCs/>
-                <w:color w:val="000000" w:themeColor="text1"/>
-                <w:sz w:val="20"/>
-                <w:szCs w:val="20"/>
-              </w:rPr>
-            </w:pPr>
-          </w:p>
-        </w:tc>
-        <w:tc>
-          <w:tcPr>
-            <w:tcW w:w="1089" w:type="dxa"/>
-          </w:tcPr>
-          <w:p>
-            <w:pPr>
-              <w:pStyle w:val="Prrafodelista"/>
-              <w:spacing w:line="276" w:lineRule="auto"/>
-              <w:ind w:left="0" w:right="-455"/>
-              <w:rPr>
-                <w:rFonts w:ascii="Arial Nova Cond Light" w:hAnsi="Arial Nova Cond Light" w:cs="Times New Roman"/>
-                <w:b/>
-                <w:bCs/>
-                <w:color w:val="000000" w:themeColor="text1"/>
-                <w:sz w:val="20"/>
-                <w:szCs w:val="20"/>
-              </w:rPr>
-            </w:pPr>
-          </w:p>
-        </w:tc>
-        <w:tc>
-          <w:tcPr>
-            <w:tcW w:w="1093" w:type="dxa"/>
-          </w:tcPr>
-          <w:p>
-            <w:pPr>
-              <w:pStyle w:val="Prrafodelista"/>
-              <w:spacing w:line="276" w:lineRule="auto"/>
-              <w:ind w:left="0" w:right="-455"/>
-              <w:rPr>
-                <w:rFonts w:ascii="Arial Nova Cond Light" w:hAnsi="Arial Nova Cond Light" w:cs="Times New Roman"/>
-                <w:b/>
-                <w:bCs/>
-                <w:color w:val="000000" w:themeColor="text1"/>
-                <w:sz w:val="20"/>
-                <w:szCs w:val="20"/>
-              </w:rPr>
-            </w:pPr>
-          </w:p>
-        </w:tc>
-        <w:tc>
-          <w:tcPr>
-            <w:tcW w:w="1538" w:type="dxa"/>
-            <w:shd w:val="clear" w:color="auto" w:fill="C1F0C7" w:themeFill="accent3" w:themeFillTint="33"/>
-            <w:vAlign w:val="center"/>
-          </w:tcPr>
-          <w:p>
-            <w:pPr>
-              <w:pStyle w:val="Prrafodelista"/>
-              <w:spacing w:line="276" w:lineRule="auto"/>
-              <w:ind w:left="0" w:right="86"/>
-              <w:jc w:val="center"/>
-              <w:rPr>
-                <w:rFonts w:ascii="Arial Nova Cond Light" w:hAnsi="Arial Nova Cond Light" w:cs="Times New Roman"/>
-                <w:b/>
-                <w:bCs/>
-                <w:color w:val="000000" w:themeColor="text1"/>
-                <w:sz w:val="20"/>
-                <w:szCs w:val="20"/>
-              </w:rPr>
-            </w:pPr>
-            <w:r>
-              <w:rPr>
-                <w:rFonts w:ascii="Arial Nova Cond Light" w:hAnsi="Arial Nova Cond Light" w:cs="Times New Roman"/>
-                <w:b/>
-                <w:bCs/>
-                <w:color w:val="000000" w:themeColor="text1"/>
-                <w:sz w:val="20"/>
-                <w:szCs w:val="20"/>
-              </w:rPr>
-              <w:t>Nivel destacado</w:t>
-            </w:r>
-          </w:p>
-        </w:tc>
-        <w:tc>
-          <w:tcPr>
-            <w:tcW w:w="1368" w:type="dxa"/>
-          </w:tcPr>
-          <w:p>
-            <w:pPr>
-              <w:pStyle w:val="Prrafodelista"/>
-              <w:spacing w:line="276" w:lineRule="auto"/>
-              <w:ind w:left="0" w:right="-455"/>
-              <w:rPr>
-                <w:rFonts w:ascii="Arial Nova Cond Light" w:hAnsi="Arial Nova Cond Light" w:cs="Times New Roman"/>
-                <w:b/>
-                <w:bCs/>
-                <w:color w:val="000000" w:themeColor="text1"/>
-                <w:sz w:val="20"/>
-                <w:szCs w:val="20"/>
-              </w:rPr>
-            </w:pPr>
-          </w:p>
-        </w:tc>
-        <w:tc>
-          <w:tcPr>
-            <w:tcW w:w="999" w:type="dxa"/>
-          </w:tcPr>
-          <w:p>
-            <w:pPr>
-              <w:pStyle w:val="Prrafodelista"/>
-              <w:spacing w:line="276" w:lineRule="auto"/>
-              <w:ind w:left="0" w:right="-455"/>
-              <w:rPr>
-                <w:rFonts w:ascii="Arial Nova Cond Light" w:hAnsi="Arial Nova Cond Light" w:cs="Times New Roman"/>
-                <w:b/>
-                <w:bCs/>
-                <w:color w:val="000000" w:themeColor="text1"/>
-                <w:sz w:val="20"/>
-                <w:szCs w:val="20"/>
-              </w:rPr>
-            </w:pPr>
-          </w:p>
-        </w:tc>
-        <w:tc>
-          <w:tcPr>
-            <w:tcW w:w="1288" w:type="dxa"/>
-          </w:tcPr>
-          <w:p>
-            <w:pPr>
-              <w:pStyle w:val="Prrafodelista"/>
-              <w:spacing w:line="276" w:lineRule="auto"/>
-              <w:ind w:left="0" w:right="-455"/>
-              <w:rPr>
-                <w:rFonts w:ascii="Arial Nova Cond Light" w:hAnsi="Arial Nova Cond Light" w:cs="Times New Roman"/>
-                <w:b/>
-                <w:bCs/>
-                <w:color w:val="000000" w:themeColor="text1"/>
-                <w:sz w:val="20"/>
-                <w:szCs w:val="20"/>
-              </w:rPr>
-            </w:pPr>
-          </w:p>
-        </w:tc>
-        <w:tc>
-          <w:tcPr>
-            <w:tcW w:w="1701" w:type="dxa"/>
-            <w:vAlign w:val="center"/>
-          </w:tcPr>
-          <w:p>
-            <w:pPr>
-              <w:pStyle w:val="Prrafodelista"/>
-              <w:spacing w:line="276" w:lineRule="auto"/>
-              <w:ind w:left="0" w:right="170"/>
-              <w:jc w:val="center"/>
-              <w:rPr>
-                <w:rFonts w:ascii="Arial Nova Cond Light" w:hAnsi="Arial Nova Cond Light" w:cs="Times New Roman"/>
-                <w:b/>
-                <w:bCs/>
-                <w:color w:val="000000" w:themeColor="text1"/>
-                <w:sz w:val="20"/>
-                <w:szCs w:val="20"/>
-              </w:rPr>
-            </w:pPr>
-            <w:r>
-              <w:rPr>
-                <w:rFonts w:ascii="Arial Nova Cond Light" w:hAnsi="Arial Nova Cond Light" w:cs="Times New Roman"/>
-                <w:b/>
-                <w:bCs/>
-                <w:color w:val="000000" w:themeColor="text1"/>
-                <w:sz w:val="20"/>
-                <w:szCs w:val="20"/>
-              </w:rPr>
-              <w:t>Nivel destacado</w:t>
-            </w:r>
-          </w:p>
-        </w:tc>
-        <w:tc>
-          <w:tcPr>
-            <w:tcW w:w="1134" w:type="dxa"/>
-          </w:tcPr>
-          <w:p>
-            <w:pPr>
-              <w:pStyle w:val="Prrafodelista"/>
-              <w:spacing w:line="276" w:lineRule="auto"/>
-              <w:ind w:left="0" w:right="-455"/>
-              <w:rPr>
-                <w:rFonts w:ascii="Arial Nova Cond Light" w:hAnsi="Arial Nova Cond Light" w:cs="Times New Roman"/>
-                <w:b/>
-                <w:bCs/>
-                <w:color w:val="000000" w:themeColor="text1"/>
-                <w:sz w:val="20"/>
-                <w:szCs w:val="20"/>
-              </w:rPr>
-            </w:pPr>
-          </w:p>
-        </w:tc>
-        <w:tc>
-          <w:tcPr>
-            <w:tcW w:w="992" w:type="dxa"/>
-          </w:tcPr>
-          <w:p>
-            <w:pPr>
-              <w:pStyle w:val="Prrafodelista"/>
-              <w:spacing w:line="276" w:lineRule="auto"/>
-              <w:ind w:left="0" w:right="-455"/>
-              <w:rPr>
-                <w:rFonts w:ascii="Arial Nova Cond Light" w:hAnsi="Arial Nova Cond Light" w:cs="Times New Roman"/>
-                <w:b/>
-                <w:bCs/>
-                <w:color w:val="000000" w:themeColor="text1"/>
-                <w:sz w:val="20"/>
-                <w:szCs w:val="20"/>
-              </w:rPr>
-            </w:pPr>
-          </w:p>
-        </w:tc>
-        <w:tc>
-          <w:tcPr>
-            <w:tcW w:w="1134" w:type="dxa"/>
-          </w:tcPr>
-          <w:p>
-            <w:pPr>
-              <w:pStyle w:val="Prrafodelista"/>
-              <w:spacing w:line="276" w:lineRule="auto"/>
-              <w:ind w:left="0" w:right="-455"/>
-              <w:rPr>
-                <w:rFonts w:ascii="Arial Nova Cond Light" w:hAnsi="Arial Nova Cond Light" w:cs="Times New Roman"/>
-                <w:b/>
-                <w:bCs/>
-                <w:color w:val="000000" w:themeColor="text1"/>
-                <w:sz w:val="20"/>
-                <w:szCs w:val="20"/>
-              </w:rPr>
-            </w:pPr>
-          </w:p>
-        </w:tc>
-      </w:tr>
-      <w:tr>
-        <w:trPr>
-          <w:trHeight w:val="265"/>
-        </w:trPr>
-        <w:tc>
-          <w:tcPr>
-            <w:tcW w:w="1547" w:type="dxa"/>
-            <w:shd w:val="clear" w:color="auto" w:fill="C1F0C7" w:themeFill="accent3" w:themeFillTint="33"/>
-            <w:vAlign w:val="center"/>
-          </w:tcPr>
-          <w:p>
-            <w:pPr>
-              <w:pStyle w:val="Prrafodelista"/>
-              <w:spacing w:line="276" w:lineRule="auto"/>
-              <w:ind w:left="0"/>
-              <w:jc w:val="center"/>
-              <w:rPr>
-                <w:rFonts w:ascii="Arial Nova Cond Light" w:hAnsi="Arial Nova Cond Light" w:cs="Times New Roman"/>
-                <w:b/>
-                <w:bCs/>
-                <w:color w:val="000000" w:themeColor="text1"/>
-                <w:sz w:val="20"/>
-                <w:szCs w:val="20"/>
-              </w:rPr>
-            </w:pPr>
-            <w:r>
-              <w:rPr>
-                <w:rFonts w:ascii="Arial Nova Cond Light" w:hAnsi="Arial Nova Cond Light" w:cs="Times New Roman"/>
-                <w:b/>
-                <w:bCs/>
-                <w:color w:val="000000" w:themeColor="text1"/>
-                <w:sz w:val="20"/>
-                <w:szCs w:val="20"/>
-              </w:rPr>
-              <w:t>Nivel esperado</w:t>
-            </w:r>
-          </w:p>
-        </w:tc>
-        <w:tc>
-          <w:tcPr>
-            <w:tcW w:w="1002" w:type="dxa"/>
-          </w:tcPr>
-          <w:p>
-            <w:pPr>
-              <w:pStyle w:val="Prrafodelista"/>
-              <w:spacing w:line="276" w:lineRule="auto"/>
-              <w:ind w:left="0" w:right="-455"/>
-              <w:rPr>
-                <w:rFonts w:ascii="Arial Nova Cond Light" w:hAnsi="Arial Nova Cond Light" w:cs="Times New Roman"/>
-                <w:b/>
-                <w:bCs/>
-                <w:color w:val="000000" w:themeColor="text1"/>
-                <w:sz w:val="20"/>
-                <w:szCs w:val="20"/>
-              </w:rPr>
-            </w:pPr>
-          </w:p>
-        </w:tc>
-        <w:tc>
-          <w:tcPr>
-            <w:tcW w:w="1089" w:type="dxa"/>
-          </w:tcPr>
-          <w:p>
-            <w:pPr>
-              <w:pStyle w:val="Prrafodelista"/>
-              <w:spacing w:line="276" w:lineRule="auto"/>
-              <w:ind w:left="0" w:right="-455"/>
-              <w:rPr>
-                <w:rFonts w:ascii="Arial Nova Cond Light" w:hAnsi="Arial Nova Cond Light" w:cs="Times New Roman"/>
-                <w:b/>
-                <w:bCs/>
-                <w:color w:val="000000" w:themeColor="text1"/>
-                <w:sz w:val="20"/>
-                <w:szCs w:val="20"/>
-              </w:rPr>
-            </w:pPr>
-          </w:p>
-        </w:tc>
-        <w:tc>
-          <w:tcPr>
-            <w:tcW w:w="1093" w:type="dxa"/>
-          </w:tcPr>
-          <w:p>
-            <w:pPr>
-              <w:pStyle w:val="Prrafodelista"/>
-              <w:spacing w:line="276" w:lineRule="auto"/>
-              <w:ind w:left="0" w:right="-455"/>
-              <w:rPr>
-                <w:rFonts w:ascii="Arial Nova Cond Light" w:hAnsi="Arial Nova Cond Light" w:cs="Times New Roman"/>
-                <w:b/>
-                <w:bCs/>
-                <w:color w:val="000000" w:themeColor="text1"/>
-                <w:sz w:val="20"/>
-                <w:szCs w:val="20"/>
-              </w:rPr>
-            </w:pPr>
-          </w:p>
-        </w:tc>
-        <w:tc>
-          <w:tcPr>
-            <w:tcW w:w="1538" w:type="dxa"/>
-            <w:shd w:val="clear" w:color="auto" w:fill="C1F0C7" w:themeFill="accent3" w:themeFillTint="33"/>
-            <w:vAlign w:val="center"/>
-          </w:tcPr>
-          <w:p>
-            <w:pPr>
-              <w:pStyle w:val="Prrafodelista"/>
-              <w:spacing w:line="276" w:lineRule="auto"/>
-              <w:ind w:left="0" w:right="86"/>
-              <w:jc w:val="center"/>
-              <w:rPr>
-                <w:rFonts w:ascii="Arial Nova Cond Light" w:hAnsi="Arial Nova Cond Light" w:cs="Times New Roman"/>
-                <w:b/>
-                <w:bCs/>
-                <w:color w:val="000000" w:themeColor="text1"/>
-                <w:sz w:val="20"/>
-                <w:szCs w:val="20"/>
-              </w:rPr>
-            </w:pPr>
-            <w:r>
-              <w:rPr>
-                <w:rFonts w:ascii="Arial Nova Cond Light" w:hAnsi="Arial Nova Cond Light" w:cs="Times New Roman"/>
-                <w:b/>
-                <w:bCs/>
-                <w:color w:val="000000" w:themeColor="text1"/>
-                <w:sz w:val="20"/>
-                <w:szCs w:val="20"/>
-              </w:rPr>
-              <w:t>Nivel esperado</w:t>
-            </w:r>
-          </w:p>
-        </w:tc>
-        <w:tc>
-          <w:tcPr>
-            <w:tcW w:w="1368" w:type="dxa"/>
-          </w:tcPr>
-          <w:p>
-            <w:pPr>
-              <w:pStyle w:val="Prrafodelista"/>
-              <w:spacing w:line="276" w:lineRule="auto"/>
-              <w:ind w:left="0" w:right="-455"/>
-              <w:rPr>
-                <w:rFonts w:ascii="Arial Nova Cond Light" w:hAnsi="Arial Nova Cond Light" w:cs="Times New Roman"/>
-                <w:b/>
-                <w:bCs/>
-                <w:color w:val="000000" w:themeColor="text1"/>
-                <w:sz w:val="20"/>
-                <w:szCs w:val="20"/>
-              </w:rPr>
-            </w:pPr>
-          </w:p>
-        </w:tc>
-        <w:tc>
-          <w:tcPr>
-            <w:tcW w:w="999" w:type="dxa"/>
-          </w:tcPr>
-          <w:p>
-            <w:pPr>
-              <w:pStyle w:val="Prrafodelista"/>
-              <w:spacing w:line="276" w:lineRule="auto"/>
-              <w:ind w:left="0" w:right="-455"/>
-              <w:rPr>
-                <w:rFonts w:ascii="Arial Nova Cond Light" w:hAnsi="Arial Nova Cond Light" w:cs="Times New Roman"/>
-                <w:b/>
-                <w:bCs/>
-                <w:color w:val="000000" w:themeColor="text1"/>
-                <w:sz w:val="20"/>
-                <w:szCs w:val="20"/>
-              </w:rPr>
-            </w:pPr>
-          </w:p>
-        </w:tc>
-        <w:tc>
-          <w:tcPr>
-            <w:tcW w:w="1288" w:type="dxa"/>
-          </w:tcPr>
-          <w:p>
-            <w:pPr>
-              <w:pStyle w:val="Prrafodelista"/>
-              <w:spacing w:line="276" w:lineRule="auto"/>
-              <w:ind w:left="0" w:right="-455"/>
-              <w:rPr>
-                <w:rFonts w:ascii="Arial Nova Cond Light" w:hAnsi="Arial Nova Cond Light" w:cs="Times New Roman"/>
-                <w:b/>
-                <w:bCs/>
-                <w:color w:val="000000" w:themeColor="text1"/>
-                <w:sz w:val="20"/>
-                <w:szCs w:val="20"/>
-              </w:rPr>
-            </w:pPr>
-          </w:p>
-        </w:tc>
-        <w:tc>
-          <w:tcPr>
-            <w:tcW w:w="1701" w:type="dxa"/>
-            <w:vAlign w:val="center"/>
-          </w:tcPr>
-          <w:p>
-            <w:pPr>
-              <w:pStyle w:val="Prrafodelista"/>
-              <w:spacing w:line="276" w:lineRule="auto"/>
-              <w:ind w:left="0" w:right="170"/>
-              <w:jc w:val="center"/>
-              <w:rPr>
-                <w:rFonts w:ascii="Arial Nova Cond Light" w:hAnsi="Arial Nova Cond Light" w:cs="Times New Roman"/>
-                <w:b/>
-                <w:bCs/>
-                <w:color w:val="000000" w:themeColor="text1"/>
-                <w:sz w:val="20"/>
-                <w:szCs w:val="20"/>
-              </w:rPr>
-            </w:pPr>
-            <w:r>
-              <w:rPr>
-                <w:rFonts w:ascii="Arial Nova Cond Light" w:hAnsi="Arial Nova Cond Light" w:cs="Times New Roman"/>
-                <w:b/>
-                <w:bCs/>
-                <w:color w:val="000000" w:themeColor="text1"/>
-                <w:sz w:val="20"/>
-                <w:szCs w:val="20"/>
-              </w:rPr>
-              <w:t>Nivel esperado</w:t>
-            </w:r>
-          </w:p>
-        </w:tc>
-        <w:tc>
-          <w:tcPr>
-            <w:tcW w:w="1134" w:type="dxa"/>
-          </w:tcPr>
-          <w:p>
-            <w:pPr>
-              <w:pStyle w:val="Prrafodelista"/>
-              <w:spacing w:line="276" w:lineRule="auto"/>
-              <w:ind w:left="0" w:right="-455"/>
-              <w:rPr>
-                <w:rFonts w:ascii="Arial Nova Cond Light" w:hAnsi="Arial Nova Cond Light" w:cs="Times New Roman"/>
-                <w:b/>
-                <w:bCs/>
-                <w:color w:val="000000" w:themeColor="text1"/>
-                <w:sz w:val="20"/>
-                <w:szCs w:val="20"/>
-              </w:rPr>
-            </w:pPr>
-          </w:p>
-        </w:tc>
-        <w:tc>
-          <w:tcPr>
-            <w:tcW w:w="992" w:type="dxa"/>
-          </w:tcPr>
-          <w:p>
-            <w:pPr>
-              <w:pStyle w:val="Prrafodelista"/>
-              <w:spacing w:line="276" w:lineRule="auto"/>
-              <w:ind w:left="0" w:right="-455"/>
-              <w:rPr>
-                <w:rFonts w:ascii="Arial Nova Cond Light" w:hAnsi="Arial Nova Cond Light" w:cs="Times New Roman"/>
-                <w:b/>
-                <w:bCs/>
-                <w:color w:val="000000" w:themeColor="text1"/>
-                <w:sz w:val="20"/>
-                <w:szCs w:val="20"/>
-              </w:rPr>
-            </w:pPr>
-          </w:p>
-        </w:tc>
-        <w:tc>
-          <w:tcPr>
-            <w:tcW w:w="1134" w:type="dxa"/>
-          </w:tcPr>
-          <w:p>
-            <w:pPr>
-              <w:pStyle w:val="Prrafodelista"/>
-              <w:spacing w:line="276" w:lineRule="auto"/>
-              <w:ind w:left="0" w:right="-455"/>
-              <w:rPr>
-                <w:rFonts w:ascii="Arial Nova Cond Light" w:hAnsi="Arial Nova Cond Light" w:cs="Times New Roman"/>
-                <w:b/>
-                <w:bCs/>
-                <w:color w:val="000000" w:themeColor="text1"/>
-                <w:sz w:val="20"/>
-                <w:szCs w:val="20"/>
-              </w:rPr>
-            </w:pPr>
-          </w:p>
-        </w:tc>
-      </w:tr>
-      <w:tr>
-        <w:trPr>
-          <w:trHeight w:val="265"/>
-        </w:trPr>
-        <w:tc>
-          <w:tcPr>
-            <w:tcW w:w="1547" w:type="dxa"/>
-            <w:shd w:val="clear" w:color="auto" w:fill="C1F0C7" w:themeFill="accent3" w:themeFillTint="33"/>
-            <w:vAlign w:val="center"/>
-          </w:tcPr>
-          <w:p>
-            <w:pPr>
-              <w:pStyle w:val="Prrafodelista"/>
-              <w:spacing w:line="276" w:lineRule="auto"/>
-              <w:ind w:left="0"/>
-              <w:jc w:val="center"/>
-              <w:rPr>
-                <w:rFonts w:ascii="Arial Nova Cond Light" w:hAnsi="Arial Nova Cond Light" w:cs="Times New Roman"/>
-                <w:b/>
-                <w:bCs/>
-                <w:color w:val="000000" w:themeColor="text1"/>
-                <w:sz w:val="20"/>
-                <w:szCs w:val="20"/>
-              </w:rPr>
-            </w:pPr>
-            <w:r>
-              <w:rPr>
-                <w:rFonts w:ascii="Arial Nova Cond Light" w:hAnsi="Arial Nova Cond Light" w:cs="Times New Roman"/>
-                <w:b/>
-                <w:bCs/>
-                <w:color w:val="000000" w:themeColor="text1"/>
-                <w:sz w:val="20"/>
-                <w:szCs w:val="20"/>
-              </w:rPr>
-              <w:t>Nivel inicio</w:t>
-            </w:r>
-          </w:p>
-        </w:tc>
-        <w:tc>
-          <w:tcPr>
-            <w:tcW w:w="1002" w:type="dxa"/>
-          </w:tcPr>
-          <w:p>
-            <w:pPr>
-              <w:pStyle w:val="Prrafodelista"/>
-              <w:spacing w:line="276" w:lineRule="auto"/>
-              <w:ind w:left="0" w:right="-455"/>
-              <w:rPr>
-                <w:rFonts w:ascii="Arial Nova Cond Light" w:hAnsi="Arial Nova Cond Light" w:cs="Times New Roman"/>
-                <w:b/>
-                <w:bCs/>
-                <w:color w:val="000000" w:themeColor="text1"/>
-                <w:sz w:val="20"/>
-                <w:szCs w:val="20"/>
-              </w:rPr>
-            </w:pPr>
-          </w:p>
-        </w:tc>
-        <w:tc>
-          <w:tcPr>
-            <w:tcW w:w="1089" w:type="dxa"/>
-          </w:tcPr>
-          <w:p>
-            <w:pPr>
-              <w:pStyle w:val="Prrafodelista"/>
-              <w:spacing w:line="276" w:lineRule="auto"/>
-              <w:ind w:left="0" w:right="-455"/>
-              <w:rPr>
-                <w:rFonts w:ascii="Arial Nova Cond Light" w:hAnsi="Arial Nova Cond Light" w:cs="Times New Roman"/>
-                <w:b/>
-                <w:bCs/>
-                <w:color w:val="000000" w:themeColor="text1"/>
-                <w:sz w:val="20"/>
-                <w:szCs w:val="20"/>
-              </w:rPr>
-            </w:pPr>
-          </w:p>
-        </w:tc>
-        <w:tc>
-          <w:tcPr>
-            <w:tcW w:w="1093" w:type="dxa"/>
-          </w:tcPr>
-          <w:p>
-            <w:pPr>
-              <w:pStyle w:val="Prrafodelista"/>
-              <w:spacing w:line="276" w:lineRule="auto"/>
-              <w:ind w:left="0" w:right="-455"/>
-              <w:rPr>
-                <w:rFonts w:ascii="Arial Nova Cond Light" w:hAnsi="Arial Nova Cond Light" w:cs="Times New Roman"/>
-                <w:b/>
-                <w:bCs/>
-                <w:color w:val="000000" w:themeColor="text1"/>
-                <w:sz w:val="20"/>
-                <w:szCs w:val="20"/>
-              </w:rPr>
-            </w:pPr>
-          </w:p>
-        </w:tc>
-        <w:tc>
-          <w:tcPr>
-            <w:tcW w:w="1538" w:type="dxa"/>
-            <w:shd w:val="clear" w:color="auto" w:fill="C1F0C7" w:themeFill="accent3" w:themeFillTint="33"/>
-            <w:vAlign w:val="center"/>
-          </w:tcPr>
-          <w:p>
-            <w:pPr>
-              <w:pStyle w:val="Prrafodelista"/>
-              <w:spacing w:line="276" w:lineRule="auto"/>
-              <w:ind w:left="0" w:right="86"/>
-              <w:jc w:val="center"/>
-              <w:rPr>
-                <w:rFonts w:ascii="Arial Nova Cond Light" w:hAnsi="Arial Nova Cond Light" w:cs="Times New Roman"/>
-                <w:b/>
-                <w:bCs/>
-                <w:color w:val="000000" w:themeColor="text1"/>
-                <w:sz w:val="20"/>
-                <w:szCs w:val="20"/>
-              </w:rPr>
-            </w:pPr>
-            <w:r>
-              <w:rPr>
-                <w:rFonts w:ascii="Arial Nova Cond Light" w:hAnsi="Arial Nova Cond Light" w:cs="Times New Roman"/>
-                <w:b/>
-                <w:bCs/>
-                <w:color w:val="000000" w:themeColor="text1"/>
-                <w:sz w:val="20"/>
-                <w:szCs w:val="20"/>
-              </w:rPr>
-              <w:t>Nivel inicio</w:t>
-            </w:r>
-          </w:p>
-        </w:tc>
-        <w:tc>
-          <w:tcPr>
-            <w:tcW w:w="1368" w:type="dxa"/>
-          </w:tcPr>
-          <w:p>
-            <w:pPr>
-              <w:pStyle w:val="Prrafodelista"/>
-              <w:spacing w:line="276" w:lineRule="auto"/>
-              <w:ind w:left="0" w:right="-455"/>
-              <w:rPr>
-                <w:rFonts w:ascii="Arial Nova Cond Light" w:hAnsi="Arial Nova Cond Light" w:cs="Times New Roman"/>
-                <w:b/>
-                <w:bCs/>
-                <w:color w:val="000000" w:themeColor="text1"/>
-                <w:sz w:val="20"/>
-                <w:szCs w:val="20"/>
-              </w:rPr>
-            </w:pPr>
-          </w:p>
-        </w:tc>
-        <w:tc>
-          <w:tcPr>
-            <w:tcW w:w="999" w:type="dxa"/>
-          </w:tcPr>
-          <w:p>
-            <w:pPr>
-              <w:pStyle w:val="Prrafodelista"/>
-              <w:spacing w:line="276" w:lineRule="auto"/>
-              <w:ind w:left="0" w:right="-455"/>
-              <w:rPr>
-                <w:rFonts w:ascii="Arial Nova Cond Light" w:hAnsi="Arial Nova Cond Light" w:cs="Times New Roman"/>
-                <w:b/>
-                <w:bCs/>
-                <w:color w:val="000000" w:themeColor="text1"/>
-                <w:sz w:val="20"/>
-                <w:szCs w:val="20"/>
-              </w:rPr>
-            </w:pPr>
-          </w:p>
-        </w:tc>
-        <w:tc>
-          <w:tcPr>
-            <w:tcW w:w="1288" w:type="dxa"/>
-          </w:tcPr>
-          <w:p>
-            <w:pPr>
-              <w:pStyle w:val="Prrafodelista"/>
-              <w:spacing w:line="276" w:lineRule="auto"/>
-              <w:ind w:left="0" w:right="-455"/>
-              <w:rPr>
-                <w:rFonts w:ascii="Arial Nova Cond Light" w:hAnsi="Arial Nova Cond Light" w:cs="Times New Roman"/>
-                <w:b/>
-                <w:bCs/>
-                <w:color w:val="000000" w:themeColor="text1"/>
-                <w:sz w:val="20"/>
-                <w:szCs w:val="20"/>
-              </w:rPr>
-            </w:pPr>
-          </w:p>
-        </w:tc>
-        <w:tc>
-          <w:tcPr>
-            <w:tcW w:w="1701" w:type="dxa"/>
-            <w:vAlign w:val="center"/>
-          </w:tcPr>
-          <w:p>
-            <w:pPr>
-              <w:pStyle w:val="Prrafodelista"/>
-              <w:spacing w:line="276" w:lineRule="auto"/>
-              <w:ind w:left="0" w:right="170"/>
-              <w:jc w:val="center"/>
-              <w:rPr>
-                <w:rFonts w:ascii="Arial Nova Cond Light" w:hAnsi="Arial Nova Cond Light" w:cs="Times New Roman"/>
-                <w:b/>
-                <w:bCs/>
-                <w:color w:val="000000" w:themeColor="text1"/>
-                <w:sz w:val="20"/>
-                <w:szCs w:val="20"/>
-              </w:rPr>
-            </w:pPr>
-            <w:r>
-              <w:rPr>
-                <w:rFonts w:ascii="Arial Nova Cond Light" w:hAnsi="Arial Nova Cond Light" w:cs="Times New Roman"/>
-                <w:b/>
-                <w:bCs/>
-                <w:color w:val="000000" w:themeColor="text1"/>
-                <w:sz w:val="20"/>
-                <w:szCs w:val="20"/>
-              </w:rPr>
-              <w:t>Nivel inicio</w:t>
-            </w:r>
-          </w:p>
-        </w:tc>
-        <w:tc>
-          <w:tcPr>
-            <w:tcW w:w="1134" w:type="dxa"/>
-          </w:tcPr>
-          <w:p>
-            <w:pPr>
-              <w:pStyle w:val="Prrafodelista"/>
-              <w:spacing w:line="276" w:lineRule="auto"/>
-              <w:ind w:left="0" w:right="-455"/>
-              <w:rPr>
-                <w:rFonts w:ascii="Arial Nova Cond Light" w:hAnsi="Arial Nova Cond Light" w:cs="Times New Roman"/>
-                <w:b/>
-                <w:bCs/>
-                <w:color w:val="000000" w:themeColor="text1"/>
-                <w:sz w:val="20"/>
-                <w:szCs w:val="20"/>
-              </w:rPr>
-            </w:pPr>
-          </w:p>
-        </w:tc>
-        <w:tc>
-          <w:tcPr>
-            <w:tcW w:w="992" w:type="dxa"/>
-          </w:tcPr>
-          <w:p>
-            <w:pPr>
-              <w:pStyle w:val="Prrafodelista"/>
-              <w:spacing w:line="276" w:lineRule="auto"/>
-              <w:ind w:left="0" w:right="-455"/>
-              <w:rPr>
-                <w:rFonts w:ascii="Arial Nova Cond Light" w:hAnsi="Arial Nova Cond Light" w:cs="Times New Roman"/>
-                <w:b/>
-                <w:bCs/>
-                <w:color w:val="000000" w:themeColor="text1"/>
-                <w:sz w:val="20"/>
-                <w:szCs w:val="20"/>
-              </w:rPr>
-            </w:pPr>
-          </w:p>
-        </w:tc>
-        <w:tc>
-          <w:tcPr>
-            <w:tcW w:w="1134" w:type="dxa"/>
-          </w:tcPr>
-          <w:p>
-            <w:pPr>
-              <w:pStyle w:val="Prrafodelista"/>
-              <w:spacing w:line="276" w:lineRule="auto"/>
-              <w:ind w:left="0" w:right="-455"/>
-              <w:rPr>
-                <w:rFonts w:ascii="Arial Nova Cond Light" w:hAnsi="Arial Nova Cond Light" w:cs="Times New Roman"/>
-                <w:b/>
-                <w:bCs/>
-                <w:color w:val="000000" w:themeColor="text1"/>
-                <w:sz w:val="20"/>
-                <w:szCs w:val="20"/>
-              </w:rPr>
-            </w:pPr>
-          </w:p>
-        </w:tc>
-      </w:tr>
-      <w:tr>
-        <w:trPr>
-          <w:trHeight w:val="265"/>
-        </w:trPr>
-        <w:tc>
-          <w:tcPr>
-            <w:tcW w:w="1547" w:type="dxa"/>
-            <w:shd w:val="clear" w:color="auto" w:fill="C1F0C7" w:themeFill="accent3" w:themeFillTint="33"/>
-            <w:vAlign w:val="center"/>
-          </w:tcPr>
-          <w:p>
-            <w:pPr>
-              <w:pStyle w:val="Prrafodelista"/>
-              <w:spacing w:line="276" w:lineRule="auto"/>
-              <w:ind w:left="0"/>
-              <w:jc w:val="center"/>
-              <w:rPr>
-                <w:rFonts w:ascii="Arial Nova Cond Light" w:hAnsi="Arial Nova Cond Light" w:cs="Times New Roman"/>
-                <w:b/>
-                <w:bCs/>
-                <w:color w:val="000000" w:themeColor="text1"/>
-                <w:sz w:val="20"/>
-                <w:szCs w:val="20"/>
-              </w:rPr>
-            </w:pPr>
-            <w:r>
-              <w:rPr>
-                <w:rFonts w:ascii="Arial Nova Cond Light" w:hAnsi="Arial Nova Cond Light" w:cs="Times New Roman"/>
-                <w:b/>
-                <w:bCs/>
-                <w:color w:val="000000" w:themeColor="text1"/>
-                <w:sz w:val="20"/>
-                <w:szCs w:val="20"/>
-              </w:rPr>
-              <w:t>Previo al grado</w:t>
-            </w:r>
-          </w:p>
-        </w:tc>
-        <w:tc>
-          <w:tcPr>
-            <w:tcW w:w="1002" w:type="dxa"/>
-          </w:tcPr>
-          <w:p>
-            <w:pPr>
-              <w:pStyle w:val="Prrafodelista"/>
-              <w:spacing w:line="276" w:lineRule="auto"/>
-              <w:ind w:left="0" w:right="-455"/>
-              <w:rPr>
-                <w:rFonts w:ascii="Arial Nova Cond Light" w:hAnsi="Arial Nova Cond Light" w:cs="Times New Roman"/>
-                <w:b/>
-                <w:bCs/>
-                <w:color w:val="000000" w:themeColor="text1"/>
-                <w:sz w:val="20"/>
-                <w:szCs w:val="20"/>
-              </w:rPr>
-            </w:pPr>
-          </w:p>
-        </w:tc>
-        <w:tc>
-          <w:tcPr>
-            <w:tcW w:w="1089" w:type="dxa"/>
-          </w:tcPr>
-          <w:p>
-            <w:pPr>
-              <w:pStyle w:val="Prrafodelista"/>
-              <w:spacing w:line="276" w:lineRule="auto"/>
-              <w:ind w:left="0" w:right="-455"/>
-              <w:rPr>
-                <w:rFonts w:ascii="Arial Nova Cond Light" w:hAnsi="Arial Nova Cond Light" w:cs="Times New Roman"/>
-                <w:b/>
-                <w:bCs/>
-                <w:color w:val="000000" w:themeColor="text1"/>
-                <w:sz w:val="20"/>
-                <w:szCs w:val="20"/>
-              </w:rPr>
-            </w:pPr>
-          </w:p>
-        </w:tc>
-        <w:tc>
-          <w:tcPr>
-            <w:tcW w:w="1093" w:type="dxa"/>
-          </w:tcPr>
-          <w:p>
-            <w:pPr>
-              <w:pStyle w:val="Prrafodelista"/>
-              <w:spacing w:line="276" w:lineRule="auto"/>
-              <w:ind w:left="0" w:right="-455"/>
-              <w:rPr>
-                <w:rFonts w:ascii="Arial Nova Cond Light" w:hAnsi="Arial Nova Cond Light" w:cs="Times New Roman"/>
-                <w:b/>
-                <w:bCs/>
-                <w:color w:val="000000" w:themeColor="text1"/>
-                <w:sz w:val="20"/>
-                <w:szCs w:val="20"/>
-              </w:rPr>
-            </w:pPr>
-          </w:p>
-        </w:tc>
-        <w:tc>
-          <w:tcPr>
-            <w:tcW w:w="1538" w:type="dxa"/>
-            <w:shd w:val="clear" w:color="auto" w:fill="C1F0C7" w:themeFill="accent3" w:themeFillTint="33"/>
-            <w:vAlign w:val="center"/>
-          </w:tcPr>
-          <w:p>
-            <w:pPr>
-              <w:pStyle w:val="Prrafodelista"/>
-              <w:spacing w:line="276" w:lineRule="auto"/>
-              <w:ind w:left="0" w:right="86"/>
-              <w:jc w:val="center"/>
-              <w:rPr>
-                <w:rFonts w:ascii="Arial Nova Cond Light" w:hAnsi="Arial Nova Cond Light" w:cs="Times New Roman"/>
-                <w:b/>
-                <w:bCs/>
-                <w:color w:val="000000" w:themeColor="text1"/>
-                <w:sz w:val="20"/>
-                <w:szCs w:val="20"/>
-              </w:rPr>
-            </w:pPr>
-            <w:r>
-              <w:rPr>
-                <w:rFonts w:ascii="Arial Nova Cond Light" w:hAnsi="Arial Nova Cond Light" w:cs="Times New Roman"/>
-                <w:b/>
-                <w:bCs/>
-                <w:color w:val="000000" w:themeColor="text1"/>
-                <w:sz w:val="20"/>
-                <w:szCs w:val="20"/>
-              </w:rPr>
-              <w:t>Previo al grado</w:t>
-            </w:r>
-          </w:p>
-        </w:tc>
-        <w:tc>
-          <w:tcPr>
-            <w:tcW w:w="1368" w:type="dxa"/>
-          </w:tcPr>
-          <w:p>
-            <w:pPr>
-              <w:pStyle w:val="Prrafodelista"/>
-              <w:spacing w:line="276" w:lineRule="auto"/>
-              <w:ind w:left="0" w:right="-455"/>
-              <w:rPr>
-                <w:rFonts w:ascii="Arial Nova Cond Light" w:hAnsi="Arial Nova Cond Light" w:cs="Times New Roman"/>
-                <w:b/>
-                <w:bCs/>
-                <w:color w:val="000000" w:themeColor="text1"/>
-                <w:sz w:val="20"/>
-                <w:szCs w:val="20"/>
-              </w:rPr>
-            </w:pPr>
-          </w:p>
-        </w:tc>
-        <w:tc>
-          <w:tcPr>
-            <w:tcW w:w="999" w:type="dxa"/>
-          </w:tcPr>
-          <w:p>
-            <w:pPr>
-              <w:pStyle w:val="Prrafodelista"/>
-              <w:spacing w:line="276" w:lineRule="auto"/>
-              <w:ind w:left="0" w:right="-455"/>
-              <w:rPr>
-                <w:rFonts w:ascii="Arial Nova Cond Light" w:hAnsi="Arial Nova Cond Light" w:cs="Times New Roman"/>
-                <w:b/>
-                <w:bCs/>
-                <w:color w:val="000000" w:themeColor="text1"/>
-                <w:sz w:val="20"/>
-                <w:szCs w:val="20"/>
-              </w:rPr>
-            </w:pPr>
-          </w:p>
-        </w:tc>
-        <w:tc>
-          <w:tcPr>
-            <w:tcW w:w="1288" w:type="dxa"/>
-          </w:tcPr>
-          <w:p>
-            <w:pPr>
-              <w:pStyle w:val="Prrafodelista"/>
-              <w:spacing w:line="276" w:lineRule="auto"/>
-              <w:ind w:left="0" w:right="-455"/>
-              <w:rPr>
-                <w:rFonts w:ascii="Arial Nova Cond Light" w:hAnsi="Arial Nova Cond Light" w:cs="Times New Roman"/>
-                <w:b/>
-                <w:bCs/>
-                <w:color w:val="000000" w:themeColor="text1"/>
-                <w:sz w:val="20"/>
-                <w:szCs w:val="20"/>
-              </w:rPr>
-            </w:pPr>
-          </w:p>
-        </w:tc>
-        <w:tc>
-          <w:tcPr>
-            <w:tcW w:w="1701" w:type="dxa"/>
-            <w:vAlign w:val="center"/>
-          </w:tcPr>
-          <w:p>
-            <w:pPr>
-              <w:pStyle w:val="Prrafodelista"/>
-              <w:spacing w:line="276" w:lineRule="auto"/>
-              <w:ind w:left="0" w:right="170"/>
-              <w:jc w:val="center"/>
-              <w:rPr>
-                <w:rFonts w:ascii="Arial Nova Cond Light" w:hAnsi="Arial Nova Cond Light" w:cs="Times New Roman"/>
-                <w:b/>
-                <w:bCs/>
-                <w:color w:val="000000" w:themeColor="text1"/>
-                <w:sz w:val="20"/>
-                <w:szCs w:val="20"/>
-              </w:rPr>
-            </w:pPr>
-            <w:r>
-              <w:rPr>
-                <w:rFonts w:ascii="Arial Nova Cond Light" w:hAnsi="Arial Nova Cond Light" w:cs="Times New Roman"/>
-                <w:b/>
-                <w:bCs/>
-                <w:color w:val="000000" w:themeColor="text1"/>
-                <w:sz w:val="20"/>
-                <w:szCs w:val="20"/>
-              </w:rPr>
-              <w:t>Previo al grado</w:t>
-            </w:r>
-          </w:p>
-        </w:tc>
-        <w:tc>
-          <w:tcPr>
-            <w:tcW w:w="1134" w:type="dxa"/>
-          </w:tcPr>
-          <w:p>
-            <w:pPr>
-              <w:pStyle w:val="Prrafodelista"/>
-              <w:spacing w:line="276" w:lineRule="auto"/>
-              <w:ind w:left="0" w:right="-455"/>
-              <w:rPr>
-                <w:rFonts w:ascii="Arial Nova Cond Light" w:hAnsi="Arial Nova Cond Light" w:cs="Times New Roman"/>
-                <w:b/>
-                <w:bCs/>
-                <w:color w:val="000000" w:themeColor="text1"/>
-                <w:sz w:val="20"/>
-                <w:szCs w:val="20"/>
-              </w:rPr>
-            </w:pPr>
-          </w:p>
-        </w:tc>
-        <w:tc>
-          <w:tcPr>
-            <w:tcW w:w="992" w:type="dxa"/>
-          </w:tcPr>
-          <w:p>
-            <w:pPr>
-              <w:pStyle w:val="Prrafodelista"/>
-              <w:spacing w:line="276" w:lineRule="auto"/>
-              <w:ind w:left="0" w:right="-455"/>
-              <w:rPr>
-                <w:rFonts w:ascii="Arial Nova Cond Light" w:hAnsi="Arial Nova Cond Light" w:cs="Times New Roman"/>
-                <w:b/>
-                <w:bCs/>
-                <w:color w:val="000000" w:themeColor="text1"/>
-                <w:sz w:val="20"/>
-                <w:szCs w:val="20"/>
-              </w:rPr>
-            </w:pPr>
-          </w:p>
-        </w:tc>
-        <w:tc>
-          <w:tcPr>
-            <w:tcW w:w="1134" w:type="dxa"/>
-          </w:tcPr>
-          <w:p>
-            <w:pPr>
-              <w:pStyle w:val="Prrafodelista"/>
-              <w:spacing w:line="276" w:lineRule="auto"/>
-              <w:ind w:left="0" w:right="-455"/>
-              <w:rPr>
-                <w:rFonts w:ascii="Arial Nova Cond Light" w:hAnsi="Arial Nova Cond Light" w:cs="Times New Roman"/>
-                <w:b/>
-                <w:bCs/>
-                <w:color w:val="000000" w:themeColor="text1"/>
-                <w:sz w:val="20"/>
-                <w:szCs w:val="20"/>
-              </w:rPr>
-            </w:pPr>
-          </w:p>
-        </w:tc>
-      </w:tr>
-      <w:tr>
-        <w:trPr>
-          <w:trHeight w:val="311"/>
-        </w:trPr>
-        <w:tc>
-          <w:tcPr>
-            <w:tcW w:w="1547" w:type="dxa"/>
-            <w:shd w:val="clear" w:color="auto" w:fill="C1F0C7" w:themeFill="accent3" w:themeFillTint="33"/>
-            <w:vAlign w:val="center"/>
-          </w:tcPr>
-          <w:p>
-            <w:pPr>
-              <w:pStyle w:val="Prrafodelista"/>
-              <w:spacing w:line="276" w:lineRule="auto"/>
-              <w:ind w:left="0"/>
-              <w:jc w:val="center"/>
-              <w:rPr>
-                <w:rFonts w:ascii="Arial Nova Cond Light" w:hAnsi="Arial Nova Cond Light" w:cs="Times New Roman"/>
-                <w:b/>
-                <w:bCs/>
-                <w:color w:val="000000" w:themeColor="text1"/>
-                <w:sz w:val="20"/>
-                <w:szCs w:val="20"/>
-              </w:rPr>
-            </w:pPr>
-            <w:r>
-              <w:rPr>
-                <w:rFonts w:ascii="Arial Nova Cond Light" w:hAnsi="Arial Nova Cond Light" w:cs="Times New Roman"/>
-                <w:b/>
-                <w:bCs/>
-                <w:color w:val="000000" w:themeColor="text1"/>
-                <w:sz w:val="20"/>
-                <w:szCs w:val="20"/>
-              </w:rPr>
-              <w:t>TOTAL, DE ESTUDIANTES</w:t>
-            </w:r>
-          </w:p>
-        </w:tc>
-        <w:tc>
-          <w:tcPr>
-            <w:tcW w:w="1002" w:type="dxa"/>
-          </w:tcPr>
-          <w:p>
-            <w:pPr>
-              <w:pStyle w:val="Prrafodelista"/>
-              <w:spacing w:line="276" w:lineRule="auto"/>
-              <w:ind w:left="0" w:right="-455"/>
-              <w:rPr>
-                <w:rFonts w:ascii="Arial Nova Cond Light" w:hAnsi="Arial Nova Cond Light" w:cs="Times New Roman"/>
-                <w:b/>
-                <w:bCs/>
-                <w:color w:val="000000" w:themeColor="text1"/>
-                <w:sz w:val="20"/>
-                <w:szCs w:val="20"/>
-              </w:rPr>
-            </w:pPr>
-          </w:p>
-        </w:tc>
-        <w:tc>
-          <w:tcPr>
-            <w:tcW w:w="1089" w:type="dxa"/>
-          </w:tcPr>
-          <w:p>
-            <w:pPr>
-              <w:pStyle w:val="Prrafodelista"/>
-              <w:spacing w:line="276" w:lineRule="auto"/>
-              <w:ind w:left="0" w:right="-455"/>
-              <w:rPr>
-                <w:rFonts w:ascii="Arial Nova Cond Light" w:hAnsi="Arial Nova Cond Light" w:cs="Times New Roman"/>
-                <w:b/>
-                <w:bCs/>
-                <w:color w:val="000000" w:themeColor="text1"/>
-                <w:sz w:val="20"/>
-                <w:szCs w:val="20"/>
-              </w:rPr>
-            </w:pPr>
-          </w:p>
-        </w:tc>
-        <w:tc>
-          <w:tcPr>
-            <w:tcW w:w="1093" w:type="dxa"/>
-          </w:tcPr>
-          <w:p>
-            <w:pPr>
-              <w:pStyle w:val="Prrafodelista"/>
-              <w:spacing w:line="276" w:lineRule="auto"/>
-              <w:ind w:left="0" w:right="-455"/>
-              <w:rPr>
-                <w:rFonts w:ascii="Arial Nova Cond Light" w:hAnsi="Arial Nova Cond Light" w:cs="Times New Roman"/>
-                <w:b/>
-                <w:bCs/>
-                <w:color w:val="000000" w:themeColor="text1"/>
-                <w:sz w:val="20"/>
-                <w:szCs w:val="20"/>
-              </w:rPr>
-            </w:pPr>
-          </w:p>
-        </w:tc>
-        <w:tc>
-          <w:tcPr>
-            <w:tcW w:w="1538" w:type="dxa"/>
-            <w:shd w:val="clear" w:color="auto" w:fill="C1F0C7" w:themeFill="accent3" w:themeFillTint="33"/>
-            <w:vAlign w:val="center"/>
-          </w:tcPr>
-          <w:p>
-            <w:pPr>
-              <w:pStyle w:val="Prrafodelista"/>
-              <w:spacing w:line="276" w:lineRule="auto"/>
-              <w:ind w:left="0" w:right="86"/>
-              <w:jc w:val="center"/>
-              <w:rPr>
-                <w:rFonts w:ascii="Arial Nova Cond Light" w:hAnsi="Arial Nova Cond Light" w:cs="Times New Roman"/>
-                <w:b/>
-                <w:bCs/>
-                <w:color w:val="000000" w:themeColor="text1"/>
-                <w:sz w:val="20"/>
-                <w:szCs w:val="20"/>
-              </w:rPr>
-            </w:pPr>
-            <w:r>
-              <w:rPr>
-                <w:rFonts w:ascii="Arial Nova Cond Light" w:hAnsi="Arial Nova Cond Light" w:cs="Times New Roman"/>
-                <w:b/>
-                <w:bCs/>
-                <w:color w:val="000000" w:themeColor="text1"/>
-                <w:sz w:val="20"/>
-                <w:szCs w:val="20"/>
-              </w:rPr>
-              <w:t>TOTAL, DE ESTUDIANTES</w:t>
-            </w:r>
-          </w:p>
-        </w:tc>
-        <w:tc>
-          <w:tcPr>
-            <w:tcW w:w="1368" w:type="dxa"/>
-          </w:tcPr>
-          <w:p>
-            <w:pPr>
-              <w:pStyle w:val="Prrafodelista"/>
-              <w:spacing w:line="276" w:lineRule="auto"/>
-              <w:ind w:left="0" w:right="-455"/>
-              <w:rPr>
-                <w:rFonts w:ascii="Arial Nova Cond Light" w:hAnsi="Arial Nova Cond Light" w:cs="Times New Roman"/>
-                <w:b/>
-                <w:bCs/>
-                <w:color w:val="000000" w:themeColor="text1"/>
-                <w:sz w:val="20"/>
-                <w:szCs w:val="20"/>
-              </w:rPr>
-            </w:pPr>
-          </w:p>
-        </w:tc>
-        <w:tc>
-          <w:tcPr>
-            <w:tcW w:w="999" w:type="dxa"/>
-          </w:tcPr>
-          <w:p>
-            <w:pPr>
-              <w:pStyle w:val="Prrafodelista"/>
-              <w:spacing w:line="276" w:lineRule="auto"/>
-              <w:ind w:left="0" w:right="-455"/>
-              <w:rPr>
-                <w:rFonts w:ascii="Arial Nova Cond Light" w:hAnsi="Arial Nova Cond Light" w:cs="Times New Roman"/>
-                <w:b/>
-                <w:bCs/>
-                <w:color w:val="000000" w:themeColor="text1"/>
-                <w:sz w:val="20"/>
-                <w:szCs w:val="20"/>
-              </w:rPr>
-            </w:pPr>
-          </w:p>
-        </w:tc>
-        <w:tc>
-          <w:tcPr>
-            <w:tcW w:w="1288" w:type="dxa"/>
-          </w:tcPr>
-          <w:p>
-            <w:pPr>
-              <w:pStyle w:val="Prrafodelista"/>
-              <w:spacing w:line="276" w:lineRule="auto"/>
-              <w:ind w:left="0" w:right="-455"/>
-              <w:rPr>
-                <w:rFonts w:ascii="Arial Nova Cond Light" w:hAnsi="Arial Nova Cond Light" w:cs="Times New Roman"/>
-                <w:b/>
-                <w:bCs/>
-                <w:color w:val="000000" w:themeColor="text1"/>
-                <w:sz w:val="20"/>
-                <w:szCs w:val="20"/>
-              </w:rPr>
-            </w:pPr>
-          </w:p>
-        </w:tc>
-        <w:tc>
-          <w:tcPr>
-            <w:tcW w:w="1701" w:type="dxa"/>
-            <w:vAlign w:val="center"/>
-          </w:tcPr>
-          <w:p>
-            <w:pPr>
-              <w:pStyle w:val="Prrafodelista"/>
-              <w:spacing w:line="276" w:lineRule="auto"/>
-              <w:ind w:left="0" w:right="170"/>
-              <w:jc w:val="center"/>
-              <w:rPr>
-                <w:rFonts w:ascii="Arial Nova Cond Light" w:hAnsi="Arial Nova Cond Light" w:cs="Times New Roman"/>
-                <w:b/>
-                <w:bCs/>
-                <w:color w:val="000000" w:themeColor="text1"/>
-                <w:sz w:val="20"/>
-                <w:szCs w:val="20"/>
-              </w:rPr>
-            </w:pPr>
-            <w:r>
-              <w:rPr>
-                <w:rFonts w:ascii="Arial Nova Cond Light" w:hAnsi="Arial Nova Cond Light" w:cs="Times New Roman"/>
-                <w:b/>
-                <w:bCs/>
-                <w:color w:val="000000" w:themeColor="text1"/>
-                <w:sz w:val="20"/>
-                <w:szCs w:val="20"/>
-              </w:rPr>
-              <w:t>TOTAL, DE ESTUDIANTES</w:t>
-            </w:r>
-          </w:p>
-        </w:tc>
-        <w:tc>
-          <w:tcPr>
-            <w:tcW w:w="1134" w:type="dxa"/>
-          </w:tcPr>
-          <w:p>
-            <w:pPr>
-              <w:pStyle w:val="Prrafodelista"/>
-              <w:spacing w:line="276" w:lineRule="auto"/>
-              <w:ind w:left="0" w:right="-455"/>
-              <w:rPr>
-                <w:rFonts w:ascii="Arial Nova Cond Light" w:hAnsi="Arial Nova Cond Light" w:cs="Times New Roman"/>
-                <w:b/>
-                <w:bCs/>
-                <w:color w:val="000000" w:themeColor="text1"/>
-                <w:sz w:val="20"/>
-                <w:szCs w:val="20"/>
-              </w:rPr>
-            </w:pPr>
-          </w:p>
-        </w:tc>
-        <w:tc>
-          <w:tcPr>
-            <w:tcW w:w="992" w:type="dxa"/>
-          </w:tcPr>
-          <w:p>
-            <w:pPr>
-              <w:pStyle w:val="Prrafodelista"/>
-              <w:spacing w:line="276" w:lineRule="auto"/>
-              <w:ind w:left="0" w:right="-455"/>
-              <w:rPr>
-                <w:rFonts w:ascii="Arial Nova Cond Light" w:hAnsi="Arial Nova Cond Light" w:cs="Times New Roman"/>
-                <w:b/>
-                <w:bCs/>
-                <w:color w:val="000000" w:themeColor="text1"/>
-                <w:sz w:val="20"/>
-                <w:szCs w:val="20"/>
-              </w:rPr>
-            </w:pPr>
-          </w:p>
-        </w:tc>
-        <w:tc>
-          <w:tcPr>
-            <w:tcW w:w="1134" w:type="dxa"/>
-          </w:tcPr>
-          <w:p>
-            <w:pPr>
-              <w:pStyle w:val="Prrafodelista"/>
-              <w:spacing w:line="276" w:lineRule="auto"/>
-              <w:ind w:left="0" w:right="-455"/>
-              <w:rPr>
-                <w:rFonts w:ascii="Arial Nova Cond Light" w:hAnsi="Arial Nova Cond Light" w:cs="Times New Roman"/>
-                <w:b/>
-                <w:bCs/>
-                <w:color w:val="000000" w:themeColor="text1"/>
-                <w:sz w:val="20"/>
-                <w:szCs w:val="20"/>
-              </w:rPr>
-            </w:pPr>
-          </w:p>
-        </w:tc>
-      </w:tr>
-    </w:tbl>
-    <w:p>
-      <w:pPr>
-        <w:pStyle w:val="Prrafodelista"/>
-        <w:spacing w:after="0" w:line="276" w:lineRule="auto"/>
-        <w:ind w:left="-284" w:right="-455"/>
-        <w:textDirection w:val="btLr"/>
-        <w:rPr>
-          <w:rFonts w:ascii="Arial Nova Cond Light" w:hAnsi="Arial Nova Cond Light" w:cs="Times New Roman"/>
-          <w:b/>
-          <w:bCs/>
-          <w:color w:val="000000" w:themeColor="text1"/>
-          <w:sz w:val="20"/>
-          <w:szCs w:val="20"/>
-        </w:rPr>
-      </w:pPr>
-    </w:p>
-    <w:p>
-      <w:pPr>
-        <w:pStyle w:val="Prrafodelista"/>
-        <w:spacing w:after="0" w:line="276" w:lineRule="auto"/>
-        <w:ind w:left="-284" w:right="-455"/>
-        <w:textDirection w:val="btLr"/>
-        <w:rPr>
-          <w:rFonts w:ascii="Arial Nova Cond Light" w:hAnsi="Arial Nova Cond Light" w:cs="Times New Roman"/>
-          <w:b/>
-          <w:bCs/>
-          <w:color w:val="000000" w:themeColor="text1"/>
-          <w:sz w:val="20"/>
-          <w:szCs w:val="20"/>
-        </w:rPr>
-      </w:pPr>
-    </w:p>
-    <w:p>
-      <w:pPr>
-        <w:pStyle w:val="Prrafodelista"/>
-        <w:spacing w:after="0" w:line="276" w:lineRule="auto"/>
-        <w:ind w:left="-284" w:right="-455"/>
-        <w:textDirection w:val="btLr"/>
-        <w:rPr>
-          <w:rFonts w:ascii="Arial Nova Cond Light" w:hAnsi="Arial Nova Cond Light" w:cs="Times New Roman"/>
-          <w:b/>
-          <w:bCs/>
-          <w:color w:val="000000" w:themeColor="text1"/>
-          <w:sz w:val="20"/>
-          <w:szCs w:val="20"/>
-        </w:rPr>
-      </w:pPr>
-    </w:p>
-    <w:p>
-      <w:pPr>
-        <w:pStyle w:val="Prrafodelista"/>
-        <w:spacing w:after="0" w:line="276" w:lineRule="auto"/>
-        <w:ind w:left="-284" w:right="-455"/>
-        <w:textDirection w:val="btLr"/>
-        <w:rPr>
-          <w:rFonts w:ascii="Arial Nova Cond Light" w:hAnsi="Arial Nova Cond Light" w:cs="Times New Roman"/>
-          <w:b/>
-          <w:bCs/>
-          <w:color w:val="000000" w:themeColor="text1"/>
-          <w:sz w:val="20"/>
-          <w:szCs w:val="20"/>
-        </w:rPr>
-      </w:pPr>
-    </w:p>
-    <w:p>
-      <w:pPr>
-        <w:pStyle w:val="Prrafodelista"/>
-        <w:spacing w:after="0" w:line="276" w:lineRule="auto"/>
-        <w:ind w:left="-284" w:right="-455"/>
-        <w:textDirection w:val="btLr"/>
-        <w:rPr>
-          <w:rFonts w:ascii="Arial Nova Cond Light" w:hAnsi="Arial Nova Cond Light" w:cs="Times New Roman"/>
-          <w:b/>
-          <w:bCs/>
-          <w:color w:val="000000" w:themeColor="text1"/>
-          <w:sz w:val="20"/>
-          <w:szCs w:val="20"/>
-        </w:rPr>
-      </w:pPr>
-    </w:p>
-    <w:p>
-      <w:pPr>
-        <w:pStyle w:val="Prrafodelista"/>
-        <w:spacing w:after="0" w:line="276" w:lineRule="auto"/>
-        <w:ind w:left="-284" w:right="-455"/>
-        <w:textDirection w:val="btLr"/>
-        <w:rPr>
-          <w:rFonts w:ascii="Arial Nova Cond Light" w:hAnsi="Arial Nova Cond Light" w:cs="Times New Roman"/>
-          <w:b/>
-          <w:bCs/>
-          <w:color w:val="000000" w:themeColor="text1"/>
-          <w:sz w:val="20"/>
-          <w:szCs w:val="20"/>
-        </w:rPr>
-      </w:pPr>
-    </w:p>
-    <w:p>
-      <w:pPr>
-        <w:pStyle w:val="Prrafodelista"/>
-        <w:spacing w:after="0" w:line="276" w:lineRule="auto"/>
-        <w:ind w:left="-284" w:right="-455"/>
-        <w:textDirection w:val="btLr"/>
-        <w:rPr>
-          <w:rFonts w:ascii="Arial Nova Cond Light" w:hAnsi="Arial Nova Cond Light" w:cs="Times New Roman"/>
-          <w:b/>
-          <w:bCs/>
-          <w:color w:val="000000" w:themeColor="text1"/>
-          <w:sz w:val="20"/>
-          <w:szCs w:val="20"/>
-        </w:rPr>
-      </w:pPr>
-    </w:p>
-    <w:p>
-      <w:pPr>
-        <w:pStyle w:val="Prrafodelista"/>
-        <w:numPr>
-          <w:ilvl w:val="0"/>
-          <w:numId w:val="2"/>
-        </w:numPr>
-        <w:shd w:val="clear" w:color="auto" w:fill="2EC440"/>
-        <w:spacing w:after="0" w:line="276" w:lineRule="auto"/>
-        <w:ind w:left="-284" w:right="-455" w:hanging="142"/>
-        <w:textDirection w:val="btLr"/>
-        <w:rPr>
-          <w:rFonts w:ascii="Arial Nova Cond Light" w:hAnsi="Arial Nova Cond Light" w:cs="Times New Roman"/>
-          <w:b/>
-          <w:bCs/>
-          <w:color w:val="000000" w:themeColor="text1"/>
-          <w:sz w:val="20"/>
-          <w:szCs w:val="20"/>
-        </w:rPr>
-      </w:pPr>
-      <w:r>
-        <w:rPr>
-          <w:rFonts w:ascii="Arial Nova Cond Light" w:hAnsi="Arial Nova Cond Light" w:cs="Times New Roman"/>
-          <w:b/>
-          <w:bCs/>
-          <w:color w:val="000000" w:themeColor="text1"/>
-          <w:sz w:val="20"/>
-          <w:szCs w:val="20"/>
-        </w:rPr>
-        <w:lastRenderedPageBreak/>
         <w:t>DISTRIBUCIÓN</w:t>
       </w:r>
       <w:r>
@@ -13447,13 +9493,13 @@
         <w:tblLook w:val="04A0" w:firstRow="1" w:lastRow="0" w:firstColumn="1" w:lastColumn="0" w:noHBand="0" w:noVBand="1"/>
       </w:tblPr>
       <w:tblGrid>
-        <w:gridCol w:w="875"/>
-        <w:gridCol w:w="1095"/>
-        <w:gridCol w:w="1726"/>
-        <w:gridCol w:w="6169"/>
-        <w:gridCol w:w="2015"/>
-        <w:gridCol w:w="1634"/>
-        <w:gridCol w:w="1337"/>
+        <w:gridCol w:w="818"/>
+        <w:gridCol w:w="1018"/>
+        <w:gridCol w:w="5379"/>
+        <w:gridCol w:w="1984"/>
+        <w:gridCol w:w="2693"/>
+        <w:gridCol w:w="1560"/>
+        <w:gridCol w:w="1399"/>
       </w:tblGrid>
       <w:tr>
         <w:trPr>
@@ -13462,7 +9508,7 @@
         </w:trPr>
         <w:tc>
           <w:tcPr>
-            <w:tcW w:w="875" w:type="dxa"/>
+            <w:tcW w:w="818" w:type="dxa"/>
             <w:shd w:val="clear" w:color="auto" w:fill="C1F0C7" w:themeFill="accent3" w:themeFillTint="33"/>
             <w:vAlign w:val="center"/>
           </w:tcPr>
@@ -13496,7 +9542,7 @@
         </w:tc>
         <w:tc>
           <w:tcPr>
-            <w:tcW w:w="1095" w:type="dxa"/>
+            <w:tcW w:w="1018" w:type="dxa"/>
             <w:shd w:val="clear" w:color="auto" w:fill="C1F0C7" w:themeFill="accent3" w:themeFillTint="33"/>
             <w:vAlign w:val="center"/>
           </w:tcPr>
@@ -13529,7 +9575,7 @@
         </w:tc>
         <w:tc>
           <w:tcPr>
-            <w:tcW w:w="1726" w:type="dxa"/>
+            <w:tcW w:w="5379" w:type="dxa"/>
             <w:shd w:val="clear" w:color="auto" w:fill="C1F0C7" w:themeFill="accent3" w:themeFillTint="33"/>
             <w:vAlign w:val="center"/>
           </w:tcPr>
@@ -13556,13 +9602,35 @@
                 <w:sz w:val="20"/>
                 <w:szCs w:val="20"/>
               </w:rPr>
-              <w:t>PROBLEMA / POTENCIALIDAD</w:t>
-            </w:r>
-          </w:p>
-        </w:tc>
-        <w:tc>
-          <w:tcPr>
-            <w:tcW w:w="6169" w:type="dxa"/>
+              <w:t>SITUACIÓN SIGNIF</w:t>
+            </w:r>
+            <w:r>
+              <w:rPr>
+                <w:rFonts w:ascii="Arial Nova Cond" w:hAnsi="Arial Nova Cond" w:cs="Times New Roman"/>
+                <w:b/>
+                <w:bCs/>
+                <w:color w:val="000000" w:themeColor="text1"/>
+                <w:sz w:val="20"/>
+                <w:szCs w:val="20"/>
+              </w:rPr>
+              <w:t>I</w:t>
+            </w:r>
+            <w:r>
+              <w:rPr>
+                <w:rFonts w:ascii="Arial Nova Cond" w:hAnsi="Arial Nova Cond" w:cs="Times New Roman"/>
+                <w:b/>
+                <w:bCs/>
+                <w:color w:val="000000" w:themeColor="text1"/>
+                <w:sz w:val="20"/>
+                <w:szCs w:val="20"/>
+              </w:rPr>
+              <w:t>CATIVA</w:t>
+            </w:r>
+          </w:p>
+        </w:tc>
+        <w:tc>
+          <w:tcPr>
+            <w:tcW w:w="1984" w:type="dxa"/>
             <w:shd w:val="clear" w:color="auto" w:fill="C1F0C7" w:themeFill="accent3" w:themeFillTint="33"/>
             <w:vAlign w:val="center"/>
           </w:tcPr>
@@ -13589,7 +9657,7 @@
                 <w:sz w:val="20"/>
                 <w:szCs w:val="20"/>
               </w:rPr>
-              <w:t>SITUACIÓN SIGNIF</w:t>
+              <w:t>TÍTULO DE LA UNIDAD DID</w:t>
             </w:r>
             <w:r>
               <w:rPr>
@@ -13600,7 +9668,7 @@
                 <w:sz w:val="20"/>
                 <w:szCs w:val="20"/>
               </w:rPr>
-              <w:t>I</w:t>
+              <w:t>Á</w:t>
             </w:r>
             <w:r>
               <w:rPr>
@@ -13611,13 +9679,24 @@
                 <w:sz w:val="20"/>
                 <w:szCs w:val="20"/>
               </w:rPr>
-              <w:t>CATIVA</w:t>
-            </w:r>
-          </w:p>
-        </w:tc>
-        <w:tc>
-          <w:tcPr>
-            <w:tcW w:w="2015" w:type="dxa"/>
+              <w:t>CTICA</w:t>
+            </w:r>
+            <w:r>
+              <w:rPr>
+                <w:rFonts w:ascii="Arial Nova Cond" w:hAnsi="Arial Nova Cond" w:cs="Times New Roman"/>
+                <w:b/>
+                <w:bCs/>
+                <w:color w:val="000000" w:themeColor="text1"/>
+                <w:sz w:val="20"/>
+                <w:szCs w:val="20"/>
+              </w:rPr>
+              <w:t>.</w:t>
+            </w:r>
+          </w:p>
+        </w:tc>
+        <w:tc>
+          <w:tcPr>
+            <w:tcW w:w="2693" w:type="dxa"/>
             <w:shd w:val="clear" w:color="auto" w:fill="C1F0C7" w:themeFill="accent3" w:themeFillTint="33"/>
             <w:vAlign w:val="center"/>
           </w:tcPr>
@@ -13644,46 +9723,13 @@
                 <w:sz w:val="20"/>
                 <w:szCs w:val="20"/>
               </w:rPr>
-              <w:t>TÍTULO DE LA UNIDAD DID</w:t>
-            </w:r>
-            <w:r>
-              <w:rPr>
-                <w:rFonts w:ascii="Arial Nova Cond" w:hAnsi="Arial Nova Cond" w:cs="Times New Roman"/>
-                <w:b/>
-                <w:bCs/>
-                <w:color w:val="000000" w:themeColor="text1"/>
-                <w:sz w:val="20"/>
-                <w:szCs w:val="20"/>
-              </w:rPr>
-              <w:t>Á</w:t>
-            </w:r>
-            <w:r>
-              <w:rPr>
-                <w:rFonts w:ascii="Arial Nova Cond" w:hAnsi="Arial Nova Cond" w:cs="Times New Roman"/>
-                <w:b/>
-                <w:bCs/>
-                <w:color w:val="000000" w:themeColor="text1"/>
-                <w:sz w:val="20"/>
-                <w:szCs w:val="20"/>
-              </w:rPr>
-              <w:t>CTICA</w:t>
-            </w:r>
-            <w:r>
-              <w:rPr>
-                <w:rFonts w:ascii="Arial Nova Cond" w:hAnsi="Arial Nova Cond" w:cs="Times New Roman"/>
-                <w:b/>
-                <w:bCs/>
-                <w:color w:val="000000" w:themeColor="text1"/>
-                <w:sz w:val="20"/>
-                <w:szCs w:val="20"/>
-              </w:rPr>
-              <w:t>.</w:t>
-            </w:r>
-          </w:p>
-        </w:tc>
-        <w:tc>
-          <w:tcPr>
-            <w:tcW w:w="1634" w:type="dxa"/>
+              <w:t>CAMPO TEMATICO</w:t>
+            </w:r>
+          </w:p>
+        </w:tc>
+        <w:tc>
+          <w:tcPr>
+            <w:tcW w:w="1560" w:type="dxa"/>
             <w:shd w:val="clear" w:color="auto" w:fill="C1F0C7" w:themeFill="accent3" w:themeFillTint="33"/>
             <w:vAlign w:val="center"/>
           </w:tcPr>
@@ -13716,7 +9762,7 @@
         </w:tc>
         <w:tc>
           <w:tcPr>
-            <w:tcW w:w="1337" w:type="dxa"/>
+            <w:tcW w:w="1399" w:type="dxa"/>
             <w:shd w:val="clear" w:color="auto" w:fill="C1F0C7" w:themeFill="accent3" w:themeFillTint="33"/>
             <w:vAlign w:val="center"/>
           </w:tcPr>
@@ -13755,7 +9801,7 @@
         </w:trPr>
         <w:tc>
           <w:tcPr>
-            <w:tcW w:w="875" w:type="dxa"/>
+            <w:tcW w:w="818" w:type="dxa"/>
             <w:vMerge w:val="restart"/>
             <w:vAlign w:val="center"/>
           </w:tcPr>
@@ -13794,7 +9840,7 @@
         </w:tc>
         <w:tc>
           <w:tcPr>
-            <w:tcW w:w="1095" w:type="dxa"/>
+            <w:tcW w:w="1018" w:type="dxa"/>
             <w:vAlign w:val="center"/>
           </w:tcPr>
           <w:p>
@@ -13832,7 +9878,7 @@
         </w:tc>
         <w:tc>
           <w:tcPr>
-            <w:tcW w:w="1726" w:type="dxa"/>
+            <w:tcW w:w="5379" w:type="dxa"/>
             <w:vAlign w:val="center"/>
           </w:tcPr>
           <w:p>
@@ -13860,13 +9906,144 @@
                 <w:szCs w:val="20"/>
                 <w:lang w:val="es-ES_tradnl"/>
               </w:rPr>
-              <w:t>{{problemapotencialidad0}}</w:t>
-            </w:r>
-          </w:p>
-        </w:tc>
-        <w:tc>
-          <w:tcPr>
-            <w:tcW w:w="6169" w:type="dxa"/>
+              <w:t xml:space="preserve">{{situacionsignificativa0}} </w:t>
+            </w:r>
+          </w:p>
+        </w:tc>
+        <w:tc>
+          <w:tcPr>
+            <w:tcW w:w="1984" w:type="dxa"/>
+            <w:vAlign w:val="center"/>
+          </w:tcPr>
+          <w:p>
+            <w:pPr>
+              <w:autoSpaceDE w:val="0"/>
+              <w:autoSpaceDN w:val="0"/>
+              <w:adjustRightInd w:val="0"/>
+              <w:jc w:val="center"/>
+              <w:rPr>
+                <w:rFonts w:ascii="Arial Nova Cond" w:hAnsi="Arial Nova Cond" w:cs="Arial"/>
+                <w:color w:val="000000"/>
+                <w:kern w:val="0"/>
+                <w:sz w:val="20"/>
+                <w:szCs w:val="20"/>
+              </w:rPr>
+            </w:pPr>
+            <w:r>
+              <w:rPr>
+                <w:rFonts w:ascii="Arial Nova Cond" w:hAnsi="Arial Nova Cond" w:cs="Arial"/>
+                <w:color w:val="000000"/>
+                <w:kern w:val="0"/>
+                <w:sz w:val="20"/>
+                <w:szCs w:val="20"/>
+              </w:rPr>
+              <w:t>{{titulosituacionsignificativa0}}</w:t>
+            </w:r>
+          </w:p>
+        </w:tc>
+        <w:tc>
+          <w:tcPr>
+            <w:tcW w:w="2693" w:type="dxa"/>
+            <w:vAlign w:val="center"/>
+          </w:tcPr>
+          <w:p>
+            <w:pPr>
+              <w:autoSpaceDE w:val="0"/>
+              <w:autoSpaceDN w:val="0"/>
+              <w:adjustRightInd w:val="0"/>
+              <w:jc w:val="both"/>
+              <w:rPr>
+                <w:rFonts w:ascii="Arial Nova Cond" w:hAnsi="Arial Nova Cond" w:cs="Arial"/>
+                <w:color w:val="000000"/>
+                <w:kern w:val="0"/>
+                <w:sz w:val="20"/>
+                <w:szCs w:val="20"/>
+              </w:rPr>
+            </w:pPr>
+            <w:r>
+              <w:rPr>
+                <w:rFonts w:ascii="Arial Nova Cond" w:hAnsi="Arial Nova Cond" w:cs="Arial"/>
+                <w:color w:val="000000"/>
+                <w:kern w:val="0"/>
+                <w:sz w:val="20"/>
+                <w:szCs w:val="20"/>
+              </w:rPr>
+              <w:t>{{campotematico0}}</w:t>
+            </w:r>
+          </w:p>
+        </w:tc>
+        <w:tc>
+          <w:tcPr>
+            <w:tcW w:w="1560" w:type="dxa"/>
+            <w:vAlign w:val="center"/>
+          </w:tcPr>
+          <w:p>
+            <w:pPr>
+              <w:autoSpaceDE w:val="0"/>
+              <w:autoSpaceDN w:val="0"/>
+              <w:adjustRightInd w:val="0"/>
+              <w:jc w:val="both"/>
+              <w:rPr>
+                <w:rFonts w:ascii="Arial Nova Cond" w:hAnsi="Arial Nova Cond" w:cs="Arial"/>
+                <w:color w:val="000000"/>
+                <w:kern w:val="0"/>
+                <w:sz w:val="20"/>
+                <w:szCs w:val="20"/>
+              </w:rPr>
+            </w:pPr>
+            <w:r>
+              <w:rPr>
+                <w:rFonts w:ascii="Arial Nova Cond" w:hAnsi="Arial Nova Cond" w:cs="Arial"/>
+                <w:color w:val="000000"/>
+                <w:kern w:val="0"/>
+                <w:sz w:val="20"/>
+                <w:szCs w:val="20"/>
+              </w:rPr>
+              <w:t>{{competencias0}}</w:t>
+            </w:r>
+          </w:p>
+        </w:tc>
+        <w:tc>
+          <w:tcPr>
+            <w:tcW w:w="1399" w:type="dxa"/>
+            <w:vAlign w:val="center"/>
+          </w:tcPr>
+          <w:p>
+            <w:pPr>
+              <w:autoSpaceDE w:val="0"/>
+              <w:autoSpaceDN w:val="0"/>
+              <w:adjustRightInd w:val="0"/>
+              <w:jc w:val="both"/>
+              <w:rPr>
+                <w:rFonts w:ascii="Arial Nova Cond" w:hAnsi="Arial Nova Cond" w:cs="Arial"/>
+                <w:color w:val="000000"/>
+                <w:kern w:val="0"/>
+                <w:sz w:val="20"/>
+                <w:szCs w:val="20"/>
+              </w:rPr>
+            </w:pPr>
+            <w:r>
+              <w:rPr>
+                <w:rFonts w:ascii="Arial Nova Cond" w:hAnsi="Arial Nova Cond" w:cs="Arial"/>
+                <w:color w:val="000000"/>
+                <w:kern w:val="0"/>
+                <w:sz w:val="20"/>
+                <w:szCs w:val="20"/>
+              </w:rPr>
+              <w:t>{{producto0}}</w:t>
+            </w:r>
+          </w:p>
+        </w:tc>
+      </w:tr>
+      <w:tr>
+        <w:trPr>
+          <w:trHeight w:val="756"/>
+          <w:jc w:val="center"/>
+        </w:trPr>
+        <w:tc>
+          <w:tcPr>
+            <w:tcW w:w="818" w:type="dxa"/>
+            <w:vMerge/>
             <w:vAlign w:val="center"/>
           </w:tcPr>
           <w:p>
@@ -13879,6 +10056,71 @@
               </w:tabs>
               <w:spacing w:line="276" w:lineRule="auto"/>
               <w:ind w:left="0"/>
+              <w:jc w:val="center"/>
+              <w:rPr>
+                <w:rFonts w:ascii="Arial Nova Cond" w:eastAsia="Calibri" w:hAnsi="Arial Nova Cond" w:cs="Times New Roman"/>
+                <w:b/>
+                <w:bCs/>
+                <w:sz w:val="20"/>
+                <w:szCs w:val="20"/>
+                <w:lang w:val="es-ES_tradnl"/>
+              </w:rPr>
+            </w:pPr>
+          </w:p>
+        </w:tc>
+        <w:tc>
+          <w:tcPr>
+            <w:tcW w:w="1018" w:type="dxa"/>
+            <w:vAlign w:val="center"/>
+          </w:tcPr>
+          <w:p>
+            <w:pPr>
+              <w:pStyle w:val="Prrafodelista"/>
+              <w:tabs>
+                <w:tab w:val="left" w:pos="0"/>
+                <w:tab w:val="left" w:pos="142"/>
+                <w:tab w:val="left" w:pos="284"/>
+              </w:tabs>
+              <w:spacing w:line="276" w:lineRule="auto"/>
+              <w:ind w:left="0"/>
+              <w:jc w:val="center"/>
+              <w:rPr>
+                <w:rFonts w:ascii="Arial Nova Cond" w:eastAsia="Calibri" w:hAnsi="Arial Nova Cond" w:cs="Times New Roman"/>
+                <w:b/>
+                <w:bCs/>
+                <w:sz w:val="20"/>
+                <w:szCs w:val="20"/>
+                <w:lang w:val="es-ES_tradnl"/>
+              </w:rPr>
+            </w:pPr>
+            <w:r>
+              <w:rPr>
+                <w:rFonts w:ascii="Arial Nova Cond" w:eastAsia="Calibri" w:hAnsi="Arial Nova Cond" w:cs="Times New Roman"/>
+                <w:b/>
+                <w:bCs/>
+                <w:sz w:val="20"/>
+                <w:szCs w:val="20"/>
+                <w:lang w:val="es-ES_tradnl"/>
+              </w:rPr>
+              <w:t>U 1</w:t>
+            </w:r>
+          </w:p>
+        </w:tc>
+        <w:tc>
+          <w:tcPr>
+            <w:tcW w:w="5379" w:type="dxa"/>
+            <w:vAlign w:val="center"/>
+          </w:tcPr>
+          <w:p>
+            <w:pPr>
+              <w:pStyle w:val="Prrafodelista"/>
+              <w:tabs>
+                <w:tab w:val="left" w:pos="0"/>
+                <w:tab w:val="left" w:pos="142"/>
+                <w:tab w:val="left" w:pos="284"/>
+              </w:tabs>
+              <w:spacing w:line="276" w:lineRule="auto"/>
+              <w:ind w:left="0"/>
               <w:jc w:val="both"/>
               <w:rPr>
                 <w:rFonts w:ascii="Arial Nova Cond" w:eastAsia="Calibri" w:hAnsi="Arial Nova Cond" w:cs="Times New Roman"/>
@@ -13894,13 +10136,13 @@
                 <w:szCs w:val="20"/>
                 <w:lang w:val="es-ES_tradnl"/>
               </w:rPr>
-              <w:t>{{situacionsignificativa0}}</w:t>
-            </w:r>
-          </w:p>
-        </w:tc>
-        <w:tc>
-          <w:tcPr>
-            <w:tcW w:w="2015" w:type="dxa"/>
+              <w:t>{{situacionsignificativa1}}</w:t>
+            </w:r>
+          </w:p>
+        </w:tc>
+        <w:tc>
+          <w:tcPr>
+            <w:tcW w:w="1984" w:type="dxa"/>
             <w:vAlign w:val="center"/>
           </w:tcPr>
           <w:p>
@@ -13911,7 +10153,7 @@
               <w:jc w:val="center"/>
               <w:rPr>
                 <w:rFonts w:ascii="Arial Nova Cond" w:hAnsi="Arial Nova Cond" w:cs="Arial"/>
-                <w:color w:val="000000"/>
+                <w:color w:val="000000" w:themeColor="text1"/>
                 <w:kern w:val="0"/>
                 <w:sz w:val="20"/>
                 <w:szCs w:val="20"/>
@@ -13925,13 +10167,13 @@
                 <w:sz w:val="20"/>
                 <w:szCs w:val="20"/>
               </w:rPr>
-              <w:t>{{titulosituacionsignificativa0}}</w:t>
-            </w:r>
-          </w:p>
-        </w:tc>
-        <w:tc>
-          <w:tcPr>
-            <w:tcW w:w="1634" w:type="dxa"/>
+              <w:t>{{titulosituacionsignificativa1}}</w:t>
+            </w:r>
+          </w:p>
+        </w:tc>
+        <w:tc>
+          <w:tcPr>
+            <w:tcW w:w="2693" w:type="dxa"/>
             <w:vAlign w:val="center"/>
           </w:tcPr>
           <w:p>
@@ -13956,13 +10198,13 @@
                 <w:sz w:val="20"/>
                 <w:szCs w:val="20"/>
               </w:rPr>
-              <w:t>{{competencias0}}</w:t>
-            </w:r>
-          </w:p>
-        </w:tc>
-        <w:tc>
-          <w:tcPr>
-            <w:tcW w:w="1337" w:type="dxa"/>
+              <w:t>{{campotematico1}}</w:t>
+            </w:r>
+          </w:p>
+        </w:tc>
+        <w:tc>
+          <w:tcPr>
+            <w:tcW w:w="1560" w:type="dxa"/>
             <w:vAlign w:val="center"/>
           </w:tcPr>
           <w:p>
@@ -13970,7 +10212,7 @@
               <w:autoSpaceDE w:val="0"/>
               <w:autoSpaceDN w:val="0"/>
               <w:adjustRightInd w:val="0"/>
-              <w:jc w:val="center"/>
+              <w:jc w:val="both"/>
               <w:rPr>
                 <w:rFonts w:ascii="Arial Nova Cond" w:hAnsi="Arial Nova Cond" w:cs="Arial"/>
                 <w:color w:val="000000"/>
@@ -13987,7 +10229,38 @@
                 <w:sz w:val="20"/>
                 <w:szCs w:val="20"/>
               </w:rPr>
-              <w:t>{{producto0}}</w:t>
+              <w:t>{{competencias1}}</w:t>
+            </w:r>
+          </w:p>
+        </w:tc>
+        <w:tc>
+          <w:tcPr>
+            <w:tcW w:w="1399" w:type="dxa"/>
+            <w:vAlign w:val="center"/>
+          </w:tcPr>
+          <w:p>
+            <w:pPr>
+              <w:autoSpaceDE w:val="0"/>
+              <w:autoSpaceDN w:val="0"/>
+              <w:adjustRightInd w:val="0"/>
+              <w:jc w:val="both"/>
+              <w:rPr>
+                <w:rFonts w:ascii="Arial Nova Cond" w:hAnsi="Arial Nova Cond" w:cs="Arial"/>
+                <w:color w:val="000000"/>
+                <w:kern w:val="0"/>
+                <w:sz w:val="20"/>
+                <w:szCs w:val="20"/>
+              </w:rPr>
+            </w:pPr>
+            <w:r>
+              <w:rPr>
+                <w:rFonts w:ascii="Arial Nova Cond" w:hAnsi="Arial Nova Cond" w:cs="Arial"/>
+                <w:color w:val="000000"/>
+                <w:kern w:val="0"/>
+                <w:sz w:val="20"/>
+                <w:szCs w:val="20"/>
+              </w:rPr>
+              <w:t>{{producto1}}</w:t>
             </w:r>
           </w:p>
         </w:tc>
@@ -13999,7 +10272,7 @@
         </w:trPr>
         <w:tc>
           <w:tcPr>
-            <w:tcW w:w="875" w:type="dxa"/>
+            <w:tcW w:w="818" w:type="dxa"/>
             <w:vMerge/>
             <w:vAlign w:val="center"/>
           </w:tcPr>
@@ -14027,7 +10300,7 @@
         </w:tc>
         <w:tc>
           <w:tcPr>
-            <w:tcW w:w="1095" w:type="dxa"/>
+            <w:tcW w:w="1018" w:type="dxa"/>
             <w:vAlign w:val="center"/>
           </w:tcPr>
           <w:p>
@@ -14059,39 +10332,13 @@
                 <w:szCs w:val="20"/>
                 <w:lang w:val="es-ES_tradnl"/>
               </w:rPr>
-              <w:t>U 1</w:t>
-            </w:r>
-          </w:p>
-        </w:tc>
-        <w:tc>
-          <w:tcPr>
-            <w:tcW w:w="1726" w:type="dxa"/>
-            <w:vAlign w:val="center"/>
-          </w:tcPr>
-          <w:p>
-            <w:pPr>
-              <w:pStyle w:val="NormalWeb"/>
-              <w:jc w:val="both"/>
-              <w:rPr>
-                <w:rFonts w:ascii="Arial Nova Cond" w:hAnsi="Arial Nova Cond"/>
-                <w:sz w:val="20"/>
-                <w:szCs w:val="20"/>
-              </w:rPr>
-            </w:pPr>
-            <w:r>
-              <w:rPr>
-                <w:rFonts w:ascii="Arial Nova Cond" w:eastAsia="Calibri" w:hAnsi="Arial Nova Cond"/>
-                <w:sz w:val="20"/>
-                <w:szCs w:val="20"/>
-                <w:lang w:val="es-ES_tradnl"/>
-              </w:rPr>
-              <w:t>{{problemapotencialidad1}}</w:t>
-            </w:r>
-          </w:p>
-        </w:tc>
-        <w:tc>
-          <w:tcPr>
-            <w:tcW w:w="6169" w:type="dxa"/>
+              <w:t>U 2</w:t>
+            </w:r>
+          </w:p>
+        </w:tc>
+        <w:tc>
+          <w:tcPr>
+            <w:tcW w:w="5379" w:type="dxa"/>
             <w:vAlign w:val="center"/>
           </w:tcPr>
           <w:p>
@@ -14119,13 +10366,13 @@
                 <w:szCs w:val="20"/>
                 <w:lang w:val="es-ES_tradnl"/>
               </w:rPr>
-              <w:t>{{situacionsignificativa1}}</w:t>
-            </w:r>
-          </w:p>
-        </w:tc>
-        <w:tc>
-          <w:tcPr>
-            <w:tcW w:w="2015" w:type="dxa"/>
+              <w:t>{{situacionsignificativa2}}</w:t>
+            </w:r>
+          </w:p>
+        </w:tc>
+        <w:tc>
+          <w:tcPr>
+            <w:tcW w:w="1984" w:type="dxa"/>
             <w:vAlign w:val="center"/>
           </w:tcPr>
           <w:p>
@@ -14136,7 +10383,7 @@
               <w:jc w:val="center"/>
               <w:rPr>
                 <w:rFonts w:ascii="Arial Nova Cond" w:hAnsi="Arial Nova Cond" w:cs="Arial"/>
-                <w:color w:val="000000" w:themeColor="text1"/>
+                <w:color w:val="000000"/>
                 <w:kern w:val="0"/>
                 <w:sz w:val="20"/>
                 <w:szCs w:val="20"/>
@@ -14150,13 +10397,13 @@
                 <w:sz w:val="20"/>
                 <w:szCs w:val="20"/>
               </w:rPr>
-              <w:t>{{titulosituacionsignificativa1}}</w:t>
-            </w:r>
-          </w:p>
-        </w:tc>
-        <w:tc>
-          <w:tcPr>
-            <w:tcW w:w="1634" w:type="dxa"/>
+              <w:t>{{titulosituacionsignificativa2}}</w:t>
+            </w:r>
+          </w:p>
+        </w:tc>
+        <w:tc>
+          <w:tcPr>
+            <w:tcW w:w="2693" w:type="dxa"/>
             <w:vAlign w:val="center"/>
           </w:tcPr>
           <w:p>
@@ -14181,13 +10428,13 @@
                 <w:sz w:val="20"/>
                 <w:szCs w:val="20"/>
               </w:rPr>
-              <w:t>{{competencias1}}</w:t>
-            </w:r>
-          </w:p>
-        </w:tc>
-        <w:tc>
-          <w:tcPr>
-            <w:tcW w:w="1337" w:type="dxa"/>
+              <w:t>{{campotematico2}}</w:t>
+            </w:r>
+          </w:p>
+        </w:tc>
+        <w:tc>
+          <w:tcPr>
+            <w:tcW w:w="1560" w:type="dxa"/>
             <w:vAlign w:val="center"/>
           </w:tcPr>
           <w:p>
@@ -14195,7 +10442,7 @@
               <w:autoSpaceDE w:val="0"/>
               <w:autoSpaceDN w:val="0"/>
               <w:adjustRightInd w:val="0"/>
-              <w:jc w:val="center"/>
+              <w:jc w:val="both"/>
               <w:rPr>
                 <w:rFonts w:ascii="Arial Nova Cond" w:hAnsi="Arial Nova Cond" w:cs="Arial"/>
                 <w:color w:val="000000"/>
@@ -14212,7 +10459,38 @@
                 <w:sz w:val="20"/>
                 <w:szCs w:val="20"/>
               </w:rPr>
-              <w:t>{{producto1}}</w:t>
+              <w:t>{{competencias2}}</w:t>
+            </w:r>
+          </w:p>
+        </w:tc>
+        <w:tc>
+          <w:tcPr>
+            <w:tcW w:w="1399" w:type="dxa"/>
+            <w:vAlign w:val="center"/>
+          </w:tcPr>
+          <w:p>
+            <w:pPr>
+              <w:autoSpaceDE w:val="0"/>
+              <w:autoSpaceDN w:val="0"/>
+              <w:adjustRightInd w:val="0"/>
+              <w:jc w:val="both"/>
+              <w:rPr>
+                <w:rFonts w:ascii="Arial Nova Cond" w:hAnsi="Arial Nova Cond" w:cs="Arial"/>
+                <w:color w:val="000000"/>
+                <w:kern w:val="0"/>
+                <w:sz w:val="20"/>
+                <w:szCs w:val="20"/>
+              </w:rPr>
+            </w:pPr>
+            <w:r>
+              <w:rPr>
+                <w:rFonts w:ascii="Arial Nova Cond" w:hAnsi="Arial Nova Cond" w:cs="Arial"/>
+                <w:color w:val="000000"/>
+                <w:kern w:val="0"/>
+                <w:sz w:val="20"/>
+                <w:szCs w:val="20"/>
+              </w:rPr>
+              <w:t>{{producto2}}</w:t>
             </w:r>
           </w:p>
         </w:tc>
@@ -14224,8 +10502,8 @@
         </w:trPr>
         <w:tc>
           <w:tcPr>
-            <w:tcW w:w="875" w:type="dxa"/>
-            <w:vMerge/>
+            <w:tcW w:w="818" w:type="dxa"/>
+            <w:vMerge w:val="restart"/>
             <w:vAlign w:val="center"/>
           </w:tcPr>
           <w:p>
@@ -14248,11 +10526,22 @@
                 <w:lang w:val="es-ES_tradnl"/>
               </w:rPr>
             </w:pPr>
-          </w:p>
-        </w:tc>
-        <w:tc>
-          <w:tcPr>
-            <w:tcW w:w="1095" w:type="dxa"/>
+            <w:r>
+              <w:rPr>
+                <w:rFonts w:ascii="Arial Nova Cond" w:eastAsia="Calibri" w:hAnsi="Arial Nova Cond" w:cs="Times New Roman"/>
+                <w:b/>
+                <w:bCs/>
+                <w:sz w:val="20"/>
+                <w:szCs w:val="20"/>
+                <w:lang w:val="es-ES_tradnl"/>
+              </w:rPr>
+              <w:t>II</w:t>
+            </w:r>
+          </w:p>
+        </w:tc>
+        <w:tc>
+          <w:tcPr>
+            <w:tcW w:w="1018" w:type="dxa"/>
             <w:vAlign w:val="center"/>
           </w:tcPr>
           <w:p>
@@ -14284,39 +10573,13 @@
                 <w:szCs w:val="20"/>
                 <w:lang w:val="es-ES_tradnl"/>
               </w:rPr>
-              <w:t>U 2</w:t>
-            </w:r>
-          </w:p>
-        </w:tc>
-        <w:tc>
-          <w:tcPr>
-            <w:tcW w:w="1726" w:type="dxa"/>
-            <w:vAlign w:val="center"/>
-          </w:tcPr>
-          <w:p>
-            <w:pPr>
-              <w:pStyle w:val="NormalWeb"/>
-              <w:jc w:val="both"/>
-              <w:rPr>
-                <w:rFonts w:ascii="Arial Nova Cond" w:eastAsia="Calibri" w:hAnsi="Arial Nova Cond"/>
-                <w:sz w:val="20"/>
-                <w:szCs w:val="20"/>
-              </w:rPr>
-            </w:pPr>
-            <w:r>
-              <w:rPr>
-                <w:rFonts w:ascii="Arial Nova Cond" w:eastAsia="Calibri" w:hAnsi="Arial Nova Cond"/>
-                <w:sz w:val="20"/>
-                <w:szCs w:val="20"/>
-                <w:lang w:val="es-ES_tradnl"/>
-              </w:rPr>
-              <w:t>{{problemapotencialidad2}}</w:t>
-            </w:r>
-          </w:p>
-        </w:tc>
-        <w:tc>
-          <w:tcPr>
-            <w:tcW w:w="6169" w:type="dxa"/>
+              <w:t>U 3</w:t>
+            </w:r>
+          </w:p>
+        </w:tc>
+        <w:tc>
+          <w:tcPr>
+            <w:tcW w:w="5379" w:type="dxa"/>
             <w:vAlign w:val="center"/>
           </w:tcPr>
           <w:p>
@@ -14332,6 +10595,7 @@
               <w:jc w:val="both"/>
               <w:rPr>
                 <w:rFonts w:ascii="Arial Nova Cond" w:eastAsia="Calibri" w:hAnsi="Arial Nova Cond" w:cs="Times New Roman"/>
+                <w:color w:val="000000" w:themeColor="text1"/>
                 <w:sz w:val="20"/>
                 <w:szCs w:val="20"/>
                 <w:lang w:val="es-ES_tradnl"/>
@@ -14344,13 +10608,13 @@
                 <w:szCs w:val="20"/>
                 <w:lang w:val="es-ES_tradnl"/>
               </w:rPr>
-              <w:t>{{situacionsignificativa2}}</w:t>
-            </w:r>
-          </w:p>
-        </w:tc>
-        <w:tc>
-          <w:tcPr>
-            <w:tcW w:w="2015" w:type="dxa"/>
+              <w:t>{{situacionsignificativa3}}</w:t>
+            </w:r>
+          </w:p>
+        </w:tc>
+        <w:tc>
+          <w:tcPr>
+            <w:tcW w:w="1984" w:type="dxa"/>
             <w:vAlign w:val="center"/>
           </w:tcPr>
           <w:p>
@@ -14361,7 +10625,7 @@
               <w:jc w:val="center"/>
               <w:rPr>
                 <w:rFonts w:ascii="Arial Nova Cond" w:hAnsi="Arial Nova Cond" w:cs="Arial"/>
-                <w:color w:val="000000"/>
+                <w:color w:val="215E99" w:themeColor="text2" w:themeTint="BF"/>
                 <w:kern w:val="0"/>
                 <w:sz w:val="20"/>
                 <w:szCs w:val="20"/>
@@ -14375,13 +10639,13 @@
                 <w:sz w:val="20"/>
                 <w:szCs w:val="20"/>
               </w:rPr>
-              <w:t>{{titulosituacionsignificativa2}}</w:t>
-            </w:r>
-          </w:p>
-        </w:tc>
-        <w:tc>
-          <w:tcPr>
-            <w:tcW w:w="1634" w:type="dxa"/>
+              <w:t>{{titulosituacionsignificativa3}}</w:t>
+            </w:r>
+          </w:p>
+        </w:tc>
+        <w:tc>
+          <w:tcPr>
+            <w:tcW w:w="2693" w:type="dxa"/>
             <w:vAlign w:val="center"/>
           </w:tcPr>
           <w:p>
@@ -14406,13 +10670,13 @@
                 <w:sz w:val="20"/>
                 <w:szCs w:val="20"/>
               </w:rPr>
-              <w:t>{{competencias2}}</w:t>
-            </w:r>
-          </w:p>
-        </w:tc>
-        <w:tc>
-          <w:tcPr>
-            <w:tcW w:w="1337" w:type="dxa"/>
+              <w:t>{{campotematico3}}</w:t>
+            </w:r>
+          </w:p>
+        </w:tc>
+        <w:tc>
+          <w:tcPr>
+            <w:tcW w:w="1560" w:type="dxa"/>
             <w:vAlign w:val="center"/>
           </w:tcPr>
           <w:p>
@@ -14420,7 +10684,7 @@
               <w:autoSpaceDE w:val="0"/>
               <w:autoSpaceDN w:val="0"/>
               <w:adjustRightInd w:val="0"/>
-              <w:jc w:val="center"/>
+              <w:jc w:val="both"/>
               <w:rPr>
                 <w:rFonts w:ascii="Arial Nova Cond" w:hAnsi="Arial Nova Cond" w:cs="Arial"/>
                 <w:color w:val="000000"/>
@@ -14437,7 +10701,38 @@
                 <w:sz w:val="20"/>
                 <w:szCs w:val="20"/>
               </w:rPr>
-              <w:t>{{producto2}}</w:t>
+              <w:t>{{competencias3}}</w:t>
+            </w:r>
+          </w:p>
+        </w:tc>
+        <w:tc>
+          <w:tcPr>
+            <w:tcW w:w="1399" w:type="dxa"/>
+            <w:vAlign w:val="center"/>
+          </w:tcPr>
+          <w:p>
+            <w:pPr>
+              <w:autoSpaceDE w:val="0"/>
+              <w:autoSpaceDN w:val="0"/>
+              <w:adjustRightInd w:val="0"/>
+              <w:jc w:val="both"/>
+              <w:rPr>
+                <w:rFonts w:ascii="Arial Nova Cond" w:hAnsi="Arial Nova Cond" w:cs="Arial"/>
+                <w:color w:val="000000"/>
+                <w:kern w:val="0"/>
+                <w:sz w:val="20"/>
+                <w:szCs w:val="20"/>
+              </w:rPr>
+            </w:pPr>
+            <w:r>
+              <w:rPr>
+                <w:rFonts w:ascii="Arial Nova Cond" w:hAnsi="Arial Nova Cond" w:cs="Arial"/>
+                <w:color w:val="000000"/>
+                <w:kern w:val="0"/>
+                <w:sz w:val="20"/>
+                <w:szCs w:val="20"/>
+              </w:rPr>
+              <w:t>{{producto3}}</w:t>
             </w:r>
           </w:p>
         </w:tc>
@@ -14449,8 +10744,8 @@
         </w:trPr>
         <w:tc>
           <w:tcPr>
-            <w:tcW w:w="875" w:type="dxa"/>
-            <w:vMerge w:val="restart"/>
+            <w:tcW w:w="818" w:type="dxa"/>
+            <w:vMerge/>
             <w:vAlign w:val="center"/>
           </w:tcPr>
           <w:p>
@@ -14473,22 +10768,11 @@
                 <w:lang w:val="es-ES_tradnl"/>
               </w:rPr>
             </w:pPr>
-            <w:r>
-              <w:rPr>
-                <w:rFonts w:ascii="Arial Nova Cond" w:eastAsia="Calibri" w:hAnsi="Arial Nova Cond" w:cs="Times New Roman"/>
-                <w:b/>
-                <w:bCs/>
-                <w:sz w:val="20"/>
-                <w:szCs w:val="20"/>
-                <w:lang w:val="es-ES_tradnl"/>
-              </w:rPr>
-              <w:t>II</w:t>
-            </w:r>
-          </w:p>
-        </w:tc>
-        <w:tc>
-          <w:tcPr>
-            <w:tcW w:w="1095" w:type="dxa"/>
+          </w:p>
+        </w:tc>
+        <w:tc>
+          <w:tcPr>
+            <w:tcW w:w="1018" w:type="dxa"/>
             <w:vAlign w:val="center"/>
           </w:tcPr>
           <w:p>
@@ -14520,38 +10804,13 @@
                 <w:szCs w:val="20"/>
                 <w:lang w:val="es-ES_tradnl"/>
               </w:rPr>
-              <w:t>U 3</w:t>
-            </w:r>
-          </w:p>
-        </w:tc>
-        <w:tc>
-          <w:tcPr>
-            <w:tcW w:w="1726" w:type="dxa"/>
-            <w:vAlign w:val="center"/>
-          </w:tcPr>
-          <w:p>
-            <w:pPr>
-              <w:pStyle w:val="Sinespaciado"/>
-              <w:jc w:val="both"/>
-              <w:rPr>
-                <w:rFonts w:ascii="Arial Nova Cond" w:hAnsi="Arial Nova Cond"/>
-                <w:sz w:val="20"/>
-                <w:szCs w:val="20"/>
-              </w:rPr>
-            </w:pPr>
-            <w:r>
-              <w:rPr>
-                <w:rFonts w:ascii="Arial Nova Cond" w:eastAsia="Calibri" w:hAnsi="Arial Nova Cond"/>
-                <w:sz w:val="20"/>
-                <w:szCs w:val="20"/>
-              </w:rPr>
-              <w:t>{{problemapotencialidad3}}</w:t>
-            </w:r>
-          </w:p>
-        </w:tc>
-        <w:tc>
-          <w:tcPr>
-            <w:tcW w:w="6169" w:type="dxa"/>
+              <w:t>U 4</w:t>
+            </w:r>
+          </w:p>
+        </w:tc>
+        <w:tc>
+          <w:tcPr>
+            <w:tcW w:w="5379" w:type="dxa"/>
             <w:vAlign w:val="center"/>
           </w:tcPr>
           <w:p>
@@ -14580,13 +10839,13 @@
                 <w:szCs w:val="20"/>
                 <w:lang w:val="es-ES_tradnl"/>
               </w:rPr>
-              <w:t>{{situacionsignificativa3}}</w:t>
-            </w:r>
-          </w:p>
-        </w:tc>
-        <w:tc>
-          <w:tcPr>
-            <w:tcW w:w="2015" w:type="dxa"/>
+              <w:t>{{situacionsignificativa4}}</w:t>
+            </w:r>
+          </w:p>
+        </w:tc>
+        <w:tc>
+          <w:tcPr>
+            <w:tcW w:w="1984" w:type="dxa"/>
             <w:vAlign w:val="center"/>
           </w:tcPr>
           <w:p>
@@ -14597,7 +10856,7 @@
               <w:jc w:val="center"/>
               <w:rPr>
                 <w:rFonts w:ascii="Arial Nova Cond" w:hAnsi="Arial Nova Cond" w:cs="Arial"/>
-                <w:color w:val="215E99" w:themeColor="text2" w:themeTint="BF"/>
+                <w:color w:val="000000" w:themeColor="text1"/>
                 <w:kern w:val="0"/>
                 <w:sz w:val="20"/>
                 <w:szCs w:val="20"/>
@@ -14611,13 +10870,13 @@
                 <w:sz w:val="20"/>
                 <w:szCs w:val="20"/>
               </w:rPr>
-              <w:t>{{titulosituacionsignificativa3}}</w:t>
-            </w:r>
-          </w:p>
-        </w:tc>
-        <w:tc>
-          <w:tcPr>
-            <w:tcW w:w="1634" w:type="dxa"/>
+              <w:t>{{titulosituacionsignificativa4}}</w:t>
+            </w:r>
+          </w:p>
+        </w:tc>
+        <w:tc>
+          <w:tcPr>
+            <w:tcW w:w="2693" w:type="dxa"/>
             <w:vAlign w:val="center"/>
           </w:tcPr>
           <w:p>
@@ -14642,13 +10901,13 @@
                 <w:sz w:val="20"/>
                 <w:szCs w:val="20"/>
               </w:rPr>
-              <w:t>{{competencias3}}</w:t>
-            </w:r>
-          </w:p>
-        </w:tc>
-        <w:tc>
-          <w:tcPr>
-            <w:tcW w:w="1337" w:type="dxa"/>
+              <w:t>{{campotematico4}}</w:t>
+            </w:r>
+          </w:p>
+        </w:tc>
+        <w:tc>
+          <w:tcPr>
+            <w:tcW w:w="1560" w:type="dxa"/>
             <w:vAlign w:val="center"/>
           </w:tcPr>
           <w:p>
@@ -14656,7 +10915,7 @@
               <w:autoSpaceDE w:val="0"/>
               <w:autoSpaceDN w:val="0"/>
               <w:adjustRightInd w:val="0"/>
-              <w:jc w:val="center"/>
+              <w:jc w:val="both"/>
               <w:rPr>
                 <w:rFonts w:ascii="Arial Nova Cond" w:hAnsi="Arial Nova Cond" w:cs="Arial"/>
                 <w:color w:val="000000"/>
@@ -14673,7 +10932,38 @@
                 <w:sz w:val="20"/>
                 <w:szCs w:val="20"/>
               </w:rPr>
-              <w:t>{{producto3}}</w:t>
+              <w:t>{{competencias4}}</w:t>
+            </w:r>
+          </w:p>
+        </w:tc>
+        <w:tc>
+          <w:tcPr>
+            <w:tcW w:w="1399" w:type="dxa"/>
+            <w:vAlign w:val="center"/>
+          </w:tcPr>
+          <w:p>
+            <w:pPr>
+              <w:autoSpaceDE w:val="0"/>
+              <w:autoSpaceDN w:val="0"/>
+              <w:adjustRightInd w:val="0"/>
+              <w:jc w:val="both"/>
+              <w:rPr>
+                <w:rFonts w:ascii="Arial Nova Cond" w:hAnsi="Arial Nova Cond" w:cs="Arial"/>
+                <w:color w:val="000000"/>
+                <w:kern w:val="0"/>
+                <w:sz w:val="20"/>
+                <w:szCs w:val="20"/>
+              </w:rPr>
+            </w:pPr>
+            <w:r>
+              <w:rPr>
+                <w:rFonts w:ascii="Arial Nova Cond" w:hAnsi="Arial Nova Cond" w:cs="Arial"/>
+                <w:color w:val="000000"/>
+                <w:kern w:val="0"/>
+                <w:sz w:val="20"/>
+                <w:szCs w:val="20"/>
+              </w:rPr>
+              <w:t>{{producto4}}</w:t>
             </w:r>
           </w:p>
         </w:tc>
@@ -14685,8 +10975,8 @@
         </w:trPr>
         <w:tc>
           <w:tcPr>
-            <w:tcW w:w="875" w:type="dxa"/>
-            <w:vMerge/>
+            <w:tcW w:w="818" w:type="dxa"/>
+            <w:vMerge w:val="restart"/>
             <w:vAlign w:val="center"/>
           </w:tcPr>
           <w:p>
@@ -14709,11 +10999,22 @@
                 <w:lang w:val="es-ES_tradnl"/>
               </w:rPr>
             </w:pPr>
-          </w:p>
-        </w:tc>
-        <w:tc>
-          <w:tcPr>
-            <w:tcW w:w="1095" w:type="dxa"/>
+            <w:r>
+              <w:rPr>
+                <w:rFonts w:ascii="Arial Nova Cond" w:eastAsia="Calibri" w:hAnsi="Arial Nova Cond" w:cs="Times New Roman"/>
+                <w:b/>
+                <w:bCs/>
+                <w:sz w:val="20"/>
+                <w:szCs w:val="20"/>
+                <w:lang w:val="es-ES_tradnl"/>
+              </w:rPr>
+              <w:t>III</w:t>
+            </w:r>
+          </w:p>
+        </w:tc>
+        <w:tc>
+          <w:tcPr>
+            <w:tcW w:w="1018" w:type="dxa"/>
             <w:vAlign w:val="center"/>
           </w:tcPr>
           <w:p>
@@ -14745,38 +11046,13 @@
                 <w:szCs w:val="20"/>
                 <w:lang w:val="es-ES_tradnl"/>
               </w:rPr>
-              <w:t>U 4</w:t>
-            </w:r>
-          </w:p>
-        </w:tc>
-        <w:tc>
-          <w:tcPr>
-            <w:tcW w:w="1726" w:type="dxa"/>
-            <w:vAlign w:val="center"/>
-          </w:tcPr>
-          <w:p>
-            <w:pPr>
-              <w:pStyle w:val="Sinespaciado"/>
-              <w:jc w:val="both"/>
-              <w:rPr>
-                <w:rFonts w:ascii="Arial Nova Cond" w:hAnsi="Arial Nova Cond"/>
-                <w:sz w:val="20"/>
-                <w:szCs w:val="20"/>
-              </w:rPr>
-            </w:pPr>
-            <w:r>
-              <w:rPr>
-                <w:rFonts w:ascii="Arial Nova Cond" w:eastAsia="Calibri" w:hAnsi="Arial Nova Cond"/>
-                <w:sz w:val="20"/>
-                <w:szCs w:val="20"/>
-              </w:rPr>
-              <w:t>{{problemapotencialidad4}}</w:t>
-            </w:r>
-          </w:p>
-        </w:tc>
-        <w:tc>
-          <w:tcPr>
-            <w:tcW w:w="6169" w:type="dxa"/>
+              <w:t>U 5</w:t>
+            </w:r>
+          </w:p>
+        </w:tc>
+        <w:tc>
+          <w:tcPr>
+            <w:tcW w:w="5379" w:type="dxa"/>
             <w:vAlign w:val="center"/>
           </w:tcPr>
           <w:p>
@@ -14805,13 +11081,13 @@
                 <w:szCs w:val="20"/>
                 <w:lang w:val="es-ES_tradnl"/>
               </w:rPr>
-              <w:t>{{situacionsignificativa4}}</w:t>
-            </w:r>
-          </w:p>
-        </w:tc>
-        <w:tc>
-          <w:tcPr>
-            <w:tcW w:w="2015" w:type="dxa"/>
+              <w:t xml:space="preserve">{{situacionsignificativa5}} </w:t>
+            </w:r>
+          </w:p>
+        </w:tc>
+        <w:tc>
+          <w:tcPr>
+            <w:tcW w:w="1984" w:type="dxa"/>
             <w:vAlign w:val="center"/>
           </w:tcPr>
           <w:p>
@@ -14836,13 +11112,13 @@
                 <w:sz w:val="20"/>
                 <w:szCs w:val="20"/>
               </w:rPr>
-              <w:t>{{titulosituacionsignificativa4}}</w:t>
-            </w:r>
-          </w:p>
-        </w:tc>
-        <w:tc>
-          <w:tcPr>
-            <w:tcW w:w="1634" w:type="dxa"/>
+              <w:t>{{titulosituacionsignificativa5}}</w:t>
+            </w:r>
+          </w:p>
+        </w:tc>
+        <w:tc>
+          <w:tcPr>
+            <w:tcW w:w="2693" w:type="dxa"/>
             <w:vAlign w:val="center"/>
           </w:tcPr>
           <w:p>
@@ -14867,13 +11143,13 @@
                 <w:sz w:val="20"/>
                 <w:szCs w:val="20"/>
               </w:rPr>
-              <w:t>{{competencias4}}</w:t>
-            </w:r>
-          </w:p>
-        </w:tc>
-        <w:tc>
-          <w:tcPr>
-            <w:tcW w:w="1337" w:type="dxa"/>
+              <w:t>{{campotematico5}}</w:t>
+            </w:r>
+          </w:p>
+        </w:tc>
+        <w:tc>
+          <w:tcPr>
+            <w:tcW w:w="1560" w:type="dxa"/>
             <w:vAlign w:val="center"/>
           </w:tcPr>
           <w:p>
@@ -14881,7 +11157,7 @@
               <w:autoSpaceDE w:val="0"/>
               <w:autoSpaceDN w:val="0"/>
               <w:adjustRightInd w:val="0"/>
-              <w:jc w:val="center"/>
+              <w:jc w:val="both"/>
               <w:rPr>
                 <w:rFonts w:ascii="Arial Nova Cond" w:hAnsi="Arial Nova Cond" w:cs="Arial"/>
                 <w:color w:val="000000"/>
@@ -14898,7 +11174,38 @@
                 <w:sz w:val="20"/>
                 <w:szCs w:val="20"/>
               </w:rPr>
-              <w:t>{{producto4}}</w:t>
+              <w:t>{{competencias5}}</w:t>
+            </w:r>
+          </w:p>
+        </w:tc>
+        <w:tc>
+          <w:tcPr>
+            <w:tcW w:w="1399" w:type="dxa"/>
+            <w:vAlign w:val="center"/>
+          </w:tcPr>
+          <w:p>
+            <w:pPr>
+              <w:autoSpaceDE w:val="0"/>
+              <w:autoSpaceDN w:val="0"/>
+              <w:adjustRightInd w:val="0"/>
+              <w:jc w:val="both"/>
+              <w:rPr>
+                <w:rFonts w:ascii="Arial Nova Cond" w:hAnsi="Arial Nova Cond" w:cs="Arial"/>
+                <w:color w:val="000000"/>
+                <w:kern w:val="0"/>
+                <w:sz w:val="20"/>
+                <w:szCs w:val="20"/>
+              </w:rPr>
+            </w:pPr>
+            <w:r>
+              <w:rPr>
+                <w:rFonts w:ascii="Arial Nova Cond" w:hAnsi="Arial Nova Cond" w:cs="Arial"/>
+                <w:color w:val="000000"/>
+                <w:kern w:val="0"/>
+                <w:sz w:val="20"/>
+                <w:szCs w:val="20"/>
+              </w:rPr>
+              <w:t>{{producto5}}</w:t>
             </w:r>
           </w:p>
         </w:tc>
@@ -14910,8 +11217,8 @@
         </w:trPr>
         <w:tc>
           <w:tcPr>
-            <w:tcW w:w="875" w:type="dxa"/>
-            <w:vMerge w:val="restart"/>
+            <w:tcW w:w="818" w:type="dxa"/>
+            <w:vMerge/>
             <w:vAlign w:val="center"/>
           </w:tcPr>
           <w:p>
@@ -14934,22 +11241,11 @@
                 <w:lang w:val="es-ES_tradnl"/>
               </w:rPr>
             </w:pPr>
-            <w:r>
-              <w:rPr>
-                <w:rFonts w:ascii="Arial Nova Cond" w:eastAsia="Calibri" w:hAnsi="Arial Nova Cond" w:cs="Times New Roman"/>
-                <w:b/>
-                <w:bCs/>
-                <w:sz w:val="20"/>
-                <w:szCs w:val="20"/>
-                <w:lang w:val="es-ES_tradnl"/>
-              </w:rPr>
-              <w:t>III</w:t>
-            </w:r>
-          </w:p>
-        </w:tc>
-        <w:tc>
-          <w:tcPr>
-            <w:tcW w:w="1095" w:type="dxa"/>
+          </w:p>
+        </w:tc>
+        <w:tc>
+          <w:tcPr>
+            <w:tcW w:w="1018" w:type="dxa"/>
             <w:vAlign w:val="center"/>
           </w:tcPr>
           <w:p>
@@ -14981,39 +11277,13 @@
                 <w:szCs w:val="20"/>
                 <w:lang w:val="es-ES_tradnl"/>
               </w:rPr>
-              <w:t>U 5</w:t>
-            </w:r>
-          </w:p>
-        </w:tc>
-        <w:tc>
-          <w:tcPr>
-            <w:tcW w:w="1726" w:type="dxa"/>
-            <w:vAlign w:val="center"/>
-          </w:tcPr>
-          <w:p>
-            <w:pPr>
-              <w:pStyle w:val="Sinespaciado"/>
-              <w:jc w:val="both"/>
-              <w:rPr>
-                <w:rFonts w:ascii="Arial Nova Cond" w:hAnsi="Arial Nova Cond"/>
-                <w:color w:val="000000" w:themeColor="text1"/>
-                <w:sz w:val="20"/>
-                <w:szCs w:val="20"/>
-              </w:rPr>
-            </w:pPr>
-            <w:r>
-              <w:rPr>
-                <w:rFonts w:ascii="Arial Nova Cond" w:eastAsia="Calibri" w:hAnsi="Arial Nova Cond"/>
-                <w:sz w:val="20"/>
-                <w:szCs w:val="20"/>
-              </w:rPr>
-              <w:t>{{problemapotencialidad5}}</w:t>
-            </w:r>
-          </w:p>
-        </w:tc>
-        <w:tc>
-          <w:tcPr>
-            <w:tcW w:w="6169" w:type="dxa"/>
+              <w:t>U 6</w:t>
+            </w:r>
+          </w:p>
+        </w:tc>
+        <w:tc>
+          <w:tcPr>
+            <w:tcW w:w="5379" w:type="dxa"/>
             <w:vAlign w:val="center"/>
           </w:tcPr>
           <w:p>
@@ -15029,7 +11299,6 @@
               <w:jc w:val="both"/>
               <w:rPr>
                 <w:rFonts w:ascii="Arial Nova Cond" w:eastAsia="Calibri" w:hAnsi="Arial Nova Cond" w:cs="Times New Roman"/>
-                <w:color w:val="000000" w:themeColor="text1"/>
                 <w:sz w:val="20"/>
                 <w:szCs w:val="20"/>
                 <w:lang w:val="es-ES_tradnl"/>
@@ -15042,13 +11311,13 @@
                 <w:szCs w:val="20"/>
                 <w:lang w:val="es-ES_tradnl"/>
               </w:rPr>
-              <w:t>{{situacionsignificativa5}}</w:t>
-            </w:r>
-          </w:p>
-        </w:tc>
-        <w:tc>
-          <w:tcPr>
-            <w:tcW w:w="2015" w:type="dxa"/>
+              <w:t>{{situacionsignificativa6}}</w:t>
+            </w:r>
+          </w:p>
+        </w:tc>
+        <w:tc>
+          <w:tcPr>
+            <w:tcW w:w="1984" w:type="dxa"/>
             <w:vAlign w:val="center"/>
           </w:tcPr>
           <w:p>
@@ -15059,7 +11328,7 @@
               <w:jc w:val="center"/>
               <w:rPr>
                 <w:rFonts w:ascii="Arial Nova Cond" w:hAnsi="Arial Nova Cond" w:cs="Arial"/>
-                <w:color w:val="000000" w:themeColor="text1"/>
+                <w:color w:val="0070C0"/>
                 <w:kern w:val="0"/>
                 <w:sz w:val="20"/>
                 <w:szCs w:val="20"/>
@@ -15073,13 +11342,13 @@
                 <w:sz w:val="20"/>
                 <w:szCs w:val="20"/>
               </w:rPr>
-              <w:t>{{titulosituacionsignificativa5}}</w:t>
-            </w:r>
-          </w:p>
-        </w:tc>
-        <w:tc>
-          <w:tcPr>
-            <w:tcW w:w="1634" w:type="dxa"/>
+              <w:t>{{titulosituacionsignificativa6}}</w:t>
+            </w:r>
+          </w:p>
+        </w:tc>
+        <w:tc>
+          <w:tcPr>
+            <w:tcW w:w="2693" w:type="dxa"/>
             <w:vAlign w:val="center"/>
           </w:tcPr>
           <w:p>
@@ -15104,13 +11373,13 @@
                 <w:sz w:val="20"/>
                 <w:szCs w:val="20"/>
               </w:rPr>
-              <w:t>{{competencias5}}</w:t>
-            </w:r>
-          </w:p>
-        </w:tc>
-        <w:tc>
-          <w:tcPr>
-            <w:tcW w:w="1337" w:type="dxa"/>
+              <w:t>{{campotematico6}}</w:t>
+            </w:r>
+          </w:p>
+        </w:tc>
+        <w:tc>
+          <w:tcPr>
+            <w:tcW w:w="1560" w:type="dxa"/>
             <w:vAlign w:val="center"/>
           </w:tcPr>
           <w:p>
@@ -15118,7 +11387,7 @@
               <w:autoSpaceDE w:val="0"/>
               <w:autoSpaceDN w:val="0"/>
               <w:adjustRightInd w:val="0"/>
-              <w:jc w:val="center"/>
+              <w:jc w:val="both"/>
               <w:rPr>
                 <w:rFonts w:ascii="Arial Nova Cond" w:hAnsi="Arial Nova Cond" w:cs="Arial"/>
                 <w:color w:val="000000"/>
@@ -15135,7 +11404,38 @@
                 <w:sz w:val="20"/>
                 <w:szCs w:val="20"/>
               </w:rPr>
-              <w:t>{{producto5}}</w:t>
+              <w:t>{{competencias6}}</w:t>
+            </w:r>
+          </w:p>
+        </w:tc>
+        <w:tc>
+          <w:tcPr>
+            <w:tcW w:w="1399" w:type="dxa"/>
+            <w:vAlign w:val="center"/>
+          </w:tcPr>
+          <w:p>
+            <w:pPr>
+              <w:autoSpaceDE w:val="0"/>
+              <w:autoSpaceDN w:val="0"/>
+              <w:adjustRightInd w:val="0"/>
+              <w:jc w:val="both"/>
+              <w:rPr>
+                <w:rFonts w:ascii="Arial Nova Cond" w:hAnsi="Arial Nova Cond" w:cs="Arial"/>
+                <w:color w:val="000000"/>
+                <w:kern w:val="0"/>
+                <w:sz w:val="20"/>
+                <w:szCs w:val="20"/>
+              </w:rPr>
+            </w:pPr>
+            <w:r>
+              <w:rPr>
+                <w:rFonts w:ascii="Arial Nova Cond" w:hAnsi="Arial Nova Cond" w:cs="Arial"/>
+                <w:color w:val="000000"/>
+                <w:kern w:val="0"/>
+                <w:sz w:val="20"/>
+                <w:szCs w:val="20"/>
+              </w:rPr>
+              <w:t>{{producto6}}</w:t>
             </w:r>
           </w:p>
         </w:tc>
@@ -15147,8 +11447,8 @@
         </w:trPr>
         <w:tc>
           <w:tcPr>
-            <w:tcW w:w="875" w:type="dxa"/>
-            <w:vMerge/>
+            <w:tcW w:w="818" w:type="dxa"/>
+            <w:vMerge w:val="restart"/>
             <w:vAlign w:val="center"/>
           </w:tcPr>
           <w:p>
@@ -15171,11 +11471,22 @@
                 <w:lang w:val="es-ES_tradnl"/>
               </w:rPr>
             </w:pPr>
-          </w:p>
-        </w:tc>
-        <w:tc>
-          <w:tcPr>
-            <w:tcW w:w="1095" w:type="dxa"/>
+            <w:r>
+              <w:rPr>
+                <w:rFonts w:ascii="Arial Nova Cond" w:eastAsia="Calibri" w:hAnsi="Arial Nova Cond" w:cs="Times New Roman"/>
+                <w:b/>
+                <w:bCs/>
+                <w:sz w:val="20"/>
+                <w:szCs w:val="20"/>
+                <w:lang w:val="es-ES_tradnl"/>
+              </w:rPr>
+              <w:t>IV</w:t>
+            </w:r>
+          </w:p>
+        </w:tc>
+        <w:tc>
+          <w:tcPr>
+            <w:tcW w:w="1018" w:type="dxa"/>
             <w:vAlign w:val="center"/>
           </w:tcPr>
           <w:p>
@@ -15207,38 +11518,13 @@
                 <w:szCs w:val="20"/>
                 <w:lang w:val="es-ES_tradnl"/>
               </w:rPr>
-              <w:t>U 6</w:t>
-            </w:r>
-          </w:p>
-        </w:tc>
-        <w:tc>
-          <w:tcPr>
-            <w:tcW w:w="1726" w:type="dxa"/>
-            <w:vAlign w:val="center"/>
-          </w:tcPr>
-          <w:p>
-            <w:pPr>
-              <w:pStyle w:val="Sinespaciado"/>
-              <w:jc w:val="both"/>
-              <w:rPr>
-                <w:rFonts w:ascii="Arial Nova Cond" w:hAnsi="Arial Nova Cond"/>
-                <w:sz w:val="20"/>
-                <w:szCs w:val="20"/>
-              </w:rPr>
-            </w:pPr>
-            <w:r>
-              <w:rPr>
-                <w:rFonts w:ascii="Arial Nova Cond" w:eastAsia="Calibri" w:hAnsi="Arial Nova Cond"/>
-                <w:sz w:val="20"/>
-                <w:szCs w:val="20"/>
-              </w:rPr>
-              <w:t>{{problemapotencialidad6}}</w:t>
-            </w:r>
-          </w:p>
-        </w:tc>
-        <w:tc>
-          <w:tcPr>
-            <w:tcW w:w="6169" w:type="dxa"/>
+              <w:t>U 7</w:t>
+            </w:r>
+          </w:p>
+        </w:tc>
+        <w:tc>
+          <w:tcPr>
+            <w:tcW w:w="5379" w:type="dxa"/>
             <w:vAlign w:val="center"/>
           </w:tcPr>
           <w:p>
@@ -15253,26 +11539,26 @@
               <w:ind w:left="0"/>
               <w:jc w:val="both"/>
               <w:rPr>
+                <w:rFonts w:ascii="Arial Nova Cond" w:hAnsi="Arial Nova Cond"/>
+                <w:color w:val="000000" w:themeColor="text1"/>
+                <w:sz w:val="20"/>
+                <w:szCs w:val="20"/>
+              </w:rPr>
+            </w:pPr>
+            <w:r>
+              <w:rPr>
                 <w:rFonts w:ascii="Arial Nova Cond" w:eastAsia="Calibri" w:hAnsi="Arial Nova Cond" w:cs="Times New Roman"/>
                 <w:sz w:val="20"/>
                 <w:szCs w:val="20"/>
                 <w:lang w:val="es-ES_tradnl"/>
               </w:rPr>
-            </w:pPr>
-            <w:r>
-              <w:rPr>
-                <w:rFonts w:ascii="Arial Nova Cond" w:eastAsia="Calibri" w:hAnsi="Arial Nova Cond" w:cs="Times New Roman"/>
-                <w:sz w:val="20"/>
-                <w:szCs w:val="20"/>
-                <w:lang w:val="es-ES_tradnl"/>
-              </w:rPr>
-              <w:t>{{situacionsignificativa6}}</w:t>
-            </w:r>
-          </w:p>
-        </w:tc>
-        <w:tc>
-          <w:tcPr>
-            <w:tcW w:w="2015" w:type="dxa"/>
+              <w:t>{{situacionsignificativa7}}</w:t>
+            </w:r>
+          </w:p>
+        </w:tc>
+        <w:tc>
+          <w:tcPr>
+            <w:tcW w:w="1984" w:type="dxa"/>
             <w:vAlign w:val="center"/>
           </w:tcPr>
           <w:p>
@@ -15283,7 +11569,7 @@
               <w:jc w:val="center"/>
               <w:rPr>
                 <w:rFonts w:ascii="Arial Nova Cond" w:hAnsi="Arial Nova Cond" w:cs="Arial"/>
-                <w:color w:val="0070C0"/>
+                <w:color w:val="000000" w:themeColor="text1"/>
                 <w:kern w:val="0"/>
                 <w:sz w:val="20"/>
                 <w:szCs w:val="20"/>
@@ -15297,13 +11583,13 @@
                 <w:sz w:val="20"/>
                 <w:szCs w:val="20"/>
               </w:rPr>
-              <w:t>{{titulosituacionsignificativa6}}</w:t>
-            </w:r>
-          </w:p>
-        </w:tc>
-        <w:tc>
-          <w:tcPr>
-            <w:tcW w:w="1634" w:type="dxa"/>
+              <w:t>{{titulosituacionsignificativa7}}</w:t>
+            </w:r>
+          </w:p>
+        </w:tc>
+        <w:tc>
+          <w:tcPr>
+            <w:tcW w:w="2693" w:type="dxa"/>
             <w:vAlign w:val="center"/>
           </w:tcPr>
           <w:p>
@@ -15328,13 +11614,13 @@
                 <w:sz w:val="20"/>
                 <w:szCs w:val="20"/>
               </w:rPr>
-              <w:t>{{competencias6}}</w:t>
-            </w:r>
-          </w:p>
-        </w:tc>
-        <w:tc>
-          <w:tcPr>
-            <w:tcW w:w="1337" w:type="dxa"/>
+              <w:t>{{campotematico7}}</w:t>
+            </w:r>
+          </w:p>
+        </w:tc>
+        <w:tc>
+          <w:tcPr>
+            <w:tcW w:w="1560" w:type="dxa"/>
             <w:vAlign w:val="center"/>
           </w:tcPr>
           <w:p>
@@ -15342,7 +11628,7 @@
               <w:autoSpaceDE w:val="0"/>
               <w:autoSpaceDN w:val="0"/>
               <w:adjustRightInd w:val="0"/>
-              <w:jc w:val="center"/>
+              <w:jc w:val="both"/>
               <w:rPr>
                 <w:rFonts w:ascii="Arial Nova Cond" w:hAnsi="Arial Nova Cond" w:cs="Arial"/>
                 <w:color w:val="000000"/>
@@ -15359,7 +11645,38 @@
                 <w:sz w:val="20"/>
                 <w:szCs w:val="20"/>
               </w:rPr>
-              <w:t>{{producto6}}</w:t>
+              <w:t>{{competencias7}}</w:t>
+            </w:r>
+          </w:p>
+        </w:tc>
+        <w:tc>
+          <w:tcPr>
+            <w:tcW w:w="1399" w:type="dxa"/>
+            <w:vAlign w:val="center"/>
+          </w:tcPr>
+          <w:p>
+            <w:pPr>
+              <w:autoSpaceDE w:val="0"/>
+              <w:autoSpaceDN w:val="0"/>
+              <w:adjustRightInd w:val="0"/>
+              <w:jc w:val="both"/>
+              <w:rPr>
+                <w:rFonts w:ascii="Arial Nova Cond" w:hAnsi="Arial Nova Cond" w:cs="Arial"/>
+                <w:color w:val="000000"/>
+                <w:kern w:val="0"/>
+                <w:sz w:val="20"/>
+                <w:szCs w:val="20"/>
+              </w:rPr>
+            </w:pPr>
+            <w:r>
+              <w:rPr>
+                <w:rFonts w:ascii="Arial Nova Cond" w:hAnsi="Arial Nova Cond" w:cs="Arial"/>
+                <w:color w:val="000000"/>
+                <w:kern w:val="0"/>
+                <w:sz w:val="20"/>
+                <w:szCs w:val="20"/>
+              </w:rPr>
+              <w:t>{{producto7}}</w:t>
             </w:r>
           </w:p>
         </w:tc>
@@ -15371,8 +11688,8 @@
         </w:trPr>
         <w:tc>
           <w:tcPr>
-            <w:tcW w:w="875" w:type="dxa"/>
-            <w:vMerge w:val="restart"/>
+            <w:tcW w:w="818" w:type="dxa"/>
+            <w:vMerge/>
             <w:vAlign w:val="center"/>
           </w:tcPr>
           <w:p>
@@ -15395,22 +11712,11 @@
                 <w:lang w:val="es-ES_tradnl"/>
               </w:rPr>
             </w:pPr>
-            <w:r>
-              <w:rPr>
-                <w:rFonts w:ascii="Arial Nova Cond" w:eastAsia="Calibri" w:hAnsi="Arial Nova Cond" w:cs="Times New Roman"/>
-                <w:b/>
-                <w:bCs/>
-                <w:sz w:val="20"/>
-                <w:szCs w:val="20"/>
-                <w:lang w:val="es-ES_tradnl"/>
-              </w:rPr>
-              <w:t>IV</w:t>
-            </w:r>
-          </w:p>
-        </w:tc>
-        <w:tc>
-          <w:tcPr>
-            <w:tcW w:w="1095" w:type="dxa"/>
+          </w:p>
+        </w:tc>
+        <w:tc>
+          <w:tcPr>
+            <w:tcW w:w="1018" w:type="dxa"/>
             <w:vAlign w:val="center"/>
           </w:tcPr>
           <w:p>
@@ -15442,13 +11748,13 @@
                 <w:szCs w:val="20"/>
                 <w:lang w:val="es-ES_tradnl"/>
               </w:rPr>
-              <w:t>U 7</w:t>
-            </w:r>
-          </w:p>
-        </w:tc>
-        <w:tc>
-          <w:tcPr>
-            <w:tcW w:w="1726" w:type="dxa"/>
+              <w:t>U 8</w:t>
+            </w:r>
+          </w:p>
+        </w:tc>
+        <w:tc>
+          <w:tcPr>
+            <w:tcW w:w="5379" w:type="dxa"/>
             <w:vAlign w:val="center"/>
           </w:tcPr>
           <w:p>
@@ -15461,6 +11767,7 @@
               </w:tabs>
               <w:spacing w:line="276" w:lineRule="auto"/>
               <w:ind w:left="0"/>
+              <w:jc w:val="both"/>
               <w:rPr>
                 <w:rFonts w:ascii="Arial Nova Cond" w:eastAsia="Calibri" w:hAnsi="Arial Nova Cond" w:cs="Times New Roman"/>
                 <w:color w:val="000000" w:themeColor="text1"/>
@@ -15476,47 +11783,13 @@
                 <w:szCs w:val="20"/>
                 <w:lang w:val="es-ES_tradnl"/>
               </w:rPr>
-              <w:t>{{problemapotencialidad7}}</w:t>
-            </w:r>
-          </w:p>
-        </w:tc>
-        <w:tc>
-          <w:tcPr>
-            <w:tcW w:w="6169" w:type="dxa"/>
-            <w:vAlign w:val="center"/>
-          </w:tcPr>
-          <w:p>
-            <w:pPr>
-              <w:pStyle w:val="Prrafodelista"/>
-              <w:tabs>
-                <w:tab w:val="left" w:pos="0"/>
-                <w:tab w:val="left" w:pos="142"/>
-                <w:tab w:val="left" w:pos="284"/>
-              </w:tabs>
-              <w:spacing w:line="276" w:lineRule="auto"/>
-              <w:ind w:left="0"/>
-              <w:jc w:val="both"/>
-              <w:rPr>
-                <w:rFonts w:ascii="Arial Nova Cond" w:hAnsi="Arial Nova Cond"/>
-                <w:color w:val="000000" w:themeColor="text1"/>
-                <w:sz w:val="20"/>
-                <w:szCs w:val="20"/>
-              </w:rPr>
-            </w:pPr>
-            <w:r>
-              <w:rPr>
-                <w:rFonts w:ascii="Arial Nova Cond" w:eastAsia="Calibri" w:hAnsi="Arial Nova Cond" w:cs="Times New Roman"/>
-                <w:sz w:val="20"/>
-                <w:szCs w:val="20"/>
-                <w:lang w:val="es-ES_tradnl"/>
-              </w:rPr>
-              <w:t>{{situacionsignificativa7}}</w:t>
-            </w:r>
-          </w:p>
-        </w:tc>
-        <w:tc>
-          <w:tcPr>
-            <w:tcW w:w="2015" w:type="dxa"/>
+              <w:t>{{situacionsignificativa8}}</w:t>
+            </w:r>
+          </w:p>
+        </w:tc>
+        <w:tc>
+          <w:tcPr>
+            <w:tcW w:w="1984" w:type="dxa"/>
             <w:vAlign w:val="center"/>
           </w:tcPr>
           <w:p>
@@ -15526,11 +11799,10 @@
               <w:adjustRightInd w:val="0"/>
               <w:jc w:val="center"/>
               <w:rPr>
-                <w:rFonts w:ascii="Arial Nova Cond" w:hAnsi="Arial Nova Cond" w:cs="Arial"/>
-                <w:color w:val="000000" w:themeColor="text1"/>
-                <w:kern w:val="0"/>
-                <w:sz w:val="20"/>
-                <w:szCs w:val="20"/>
+                <w:rFonts w:ascii="Arial Nova Cond" w:eastAsia="Calibri" w:hAnsi="Arial Nova Cond" w:cs="Times New Roman"/>
+                <w:sz w:val="20"/>
+                <w:szCs w:val="20"/>
+                <w:lang w:val="es-ES_tradnl"/>
               </w:rPr>
             </w:pPr>
             <w:r>
@@ -15541,13 +11813,13 @@
                 <w:sz w:val="20"/>
                 <w:szCs w:val="20"/>
               </w:rPr>
-              <w:t>{{titulosituacionsignificativa7}}</w:t>
-            </w:r>
-          </w:p>
-        </w:tc>
-        <w:tc>
-          <w:tcPr>
-            <w:tcW w:w="1634" w:type="dxa"/>
+              <w:t>{{titulosituacionsignificativa8}}</w:t>
+            </w:r>
+          </w:p>
+        </w:tc>
+        <w:tc>
+          <w:tcPr>
+            <w:tcW w:w="2693" w:type="dxa"/>
             <w:vAlign w:val="center"/>
           </w:tcPr>
           <w:p>
@@ -15572,215 +11844,13 @@
                 <w:sz w:val="20"/>
                 <w:szCs w:val="20"/>
               </w:rPr>
-              <w:t>{{competencias7}}</w:t>
-            </w:r>
-          </w:p>
-        </w:tc>
-        <w:tc>
-          <w:tcPr>
-            <w:tcW w:w="1337" w:type="dxa"/>
-            <w:vAlign w:val="center"/>
-          </w:tcPr>
-          <w:p>
-            <w:pPr>
-              <w:autoSpaceDE w:val="0"/>
-              <w:autoSpaceDN w:val="0"/>
-              <w:adjustRightInd w:val="0"/>
-              <w:jc w:val="center"/>
-              <w:rPr>
-                <w:rFonts w:ascii="Arial Nova Cond" w:hAnsi="Arial Nova Cond" w:cs="Arial"/>
-                <w:color w:val="000000"/>
-                <w:kern w:val="0"/>
-                <w:sz w:val="20"/>
-                <w:szCs w:val="20"/>
-              </w:rPr>
-            </w:pPr>
-            <w:r>
-              <w:rPr>
-                <w:rFonts w:ascii="Arial Nova Cond" w:hAnsi="Arial Nova Cond" w:cs="Arial"/>
-                <w:color w:val="000000"/>
-                <w:kern w:val="0"/>
-                <w:sz w:val="20"/>
-                <w:szCs w:val="20"/>
-              </w:rPr>
-              <w:t>{{producto7}}</w:t>
-            </w:r>
-          </w:p>
-        </w:tc>
-      </w:tr>
-      <w:tr>
-        <w:trPr>
-          <w:trHeight w:val="756"/>
-          <w:jc w:val="center"/>
-        </w:trPr>
-        <w:tc>
-          <w:tcPr>
-            <w:tcW w:w="875" w:type="dxa"/>
-            <w:vMerge/>
-            <w:vAlign w:val="center"/>
-          </w:tcPr>
-          <w:p>
-            <w:pPr>
-              <w:pStyle w:val="Prrafodelista"/>
-              <w:tabs>
-                <w:tab w:val="left" w:pos="0"/>
-                <w:tab w:val="left" w:pos="142"/>
-                <w:tab w:val="left" w:pos="284"/>
-              </w:tabs>
-              <w:spacing w:line="276" w:lineRule="auto"/>
-              <w:ind w:left="0"/>
-              <w:jc w:val="center"/>
-              <w:rPr>
-                <w:rFonts w:ascii="Arial Nova Cond" w:eastAsia="Calibri" w:hAnsi="Arial Nova Cond" w:cs="Times New Roman"/>
-                <w:b/>
-                <w:bCs/>
-                <w:sz w:val="20"/>
-                <w:szCs w:val="20"/>
-                <w:lang w:val="es-ES_tradnl"/>
-              </w:rPr>
-            </w:pPr>
-          </w:p>
-        </w:tc>
-        <w:tc>
-          <w:tcPr>
-            <w:tcW w:w="1095" w:type="dxa"/>
-            <w:vAlign w:val="center"/>
-          </w:tcPr>
-          <w:p>
-            <w:pPr>
-              <w:pStyle w:val="Prrafodelista"/>
-              <w:tabs>
-                <w:tab w:val="left" w:pos="0"/>
-                <w:tab w:val="left" w:pos="142"/>
-                <w:tab w:val="left" w:pos="284"/>
-              </w:tabs>
-              <w:spacing w:line="276" w:lineRule="auto"/>
-              <w:ind w:left="0"/>
-              <w:jc w:val="center"/>
-              <w:rPr>
-                <w:rFonts w:ascii="Arial Nova Cond" w:eastAsia="Calibri" w:hAnsi="Arial Nova Cond" w:cs="Times New Roman"/>
-                <w:b/>
-                <w:bCs/>
-                <w:sz w:val="20"/>
-                <w:szCs w:val="20"/>
-                <w:lang w:val="es-ES_tradnl"/>
-              </w:rPr>
-            </w:pPr>
-            <w:r>
-              <w:rPr>
-                <w:rFonts w:ascii="Arial Nova Cond" w:eastAsia="Calibri" w:hAnsi="Arial Nova Cond" w:cs="Times New Roman"/>
-                <w:b/>
-                <w:bCs/>
-                <w:sz w:val="20"/>
-                <w:szCs w:val="20"/>
-                <w:lang w:val="es-ES_tradnl"/>
-              </w:rPr>
-              <w:t>U 8</w:t>
-            </w:r>
-          </w:p>
-        </w:tc>
-        <w:tc>
-          <w:tcPr>
-            <w:tcW w:w="1726" w:type="dxa"/>
-            <w:vAlign w:val="center"/>
-          </w:tcPr>
-          <w:p>
-            <w:pPr>
-              <w:pStyle w:val="Prrafodelista"/>
-              <w:tabs>
-                <w:tab w:val="left" w:pos="0"/>
-                <w:tab w:val="left" w:pos="142"/>
-                <w:tab w:val="left" w:pos="284"/>
-              </w:tabs>
-              <w:spacing w:line="276" w:lineRule="auto"/>
-              <w:ind w:left="0"/>
-              <w:rPr>
-                <w:rFonts w:ascii="Arial Nova Cond" w:eastAsia="Calibri" w:hAnsi="Arial Nova Cond" w:cs="Times New Roman"/>
-                <w:color w:val="000000" w:themeColor="text1"/>
-                <w:sz w:val="20"/>
-                <w:szCs w:val="20"/>
-                <w:lang w:val="es-ES_tradnl"/>
-              </w:rPr>
-            </w:pPr>
-            <w:r>
-              <w:rPr>
-                <w:rFonts w:ascii="Arial Nova Cond" w:eastAsia="Calibri" w:hAnsi="Arial Nova Cond" w:cs="Times New Roman"/>
-                <w:sz w:val="20"/>
-                <w:szCs w:val="20"/>
-                <w:lang w:val="es-ES_tradnl"/>
-              </w:rPr>
-              <w:t>{{problemapotencialidad8}}</w:t>
-            </w:r>
-          </w:p>
-        </w:tc>
-        <w:tc>
-          <w:tcPr>
-            <w:tcW w:w="6169" w:type="dxa"/>
-            <w:vAlign w:val="center"/>
-          </w:tcPr>
-          <w:p>
-            <w:pPr>
-              <w:pStyle w:val="Prrafodelista"/>
-              <w:tabs>
-                <w:tab w:val="left" w:pos="0"/>
-                <w:tab w:val="left" w:pos="142"/>
-                <w:tab w:val="left" w:pos="284"/>
-              </w:tabs>
-              <w:spacing w:line="276" w:lineRule="auto"/>
-              <w:ind w:left="0"/>
-              <w:jc w:val="both"/>
-              <w:rPr>
-                <w:rFonts w:ascii="Arial Nova Cond" w:eastAsia="Calibri" w:hAnsi="Arial Nova Cond" w:cs="Times New Roman"/>
-                <w:color w:val="000000" w:themeColor="text1"/>
-                <w:sz w:val="20"/>
-                <w:szCs w:val="20"/>
-                <w:lang w:val="es-ES_tradnl"/>
-              </w:rPr>
-            </w:pPr>
-            <w:r>
-              <w:rPr>
-                <w:rFonts w:ascii="Arial Nova Cond" w:eastAsia="Calibri" w:hAnsi="Arial Nova Cond" w:cs="Times New Roman"/>
-                <w:sz w:val="20"/>
-                <w:szCs w:val="20"/>
-                <w:lang w:val="es-ES_tradnl"/>
-              </w:rPr>
-              <w:t>{{situacionsignificativa8}}</w:t>
-            </w:r>
-          </w:p>
-        </w:tc>
-        <w:tc>
-          <w:tcPr>
-            <w:tcW w:w="2015" w:type="dxa"/>
-            <w:vAlign w:val="center"/>
-          </w:tcPr>
-          <w:p>
-            <w:pPr>
-              <w:autoSpaceDE w:val="0"/>
-              <w:autoSpaceDN w:val="0"/>
-              <w:adjustRightInd w:val="0"/>
-              <w:jc w:val="center"/>
-              <w:rPr>
-                <w:rFonts w:ascii="Arial Nova Cond" w:eastAsia="Calibri" w:hAnsi="Arial Nova Cond" w:cs="Times New Roman"/>
-                <w:sz w:val="20"/>
-                <w:szCs w:val="20"/>
-                <w:lang w:val="es-ES_tradnl"/>
-              </w:rPr>
-            </w:pPr>
-            <w:r>
-              <w:rPr>
-                <w:rFonts w:ascii="Arial Nova Cond" w:hAnsi="Arial Nova Cond" w:cs="Arial"/>
-                <w:color w:val="000000"/>
-                <w:kern w:val="0"/>
-                <w:sz w:val="20"/>
-                <w:szCs w:val="20"/>
-              </w:rPr>
-              <w:t>{{titulosituacionsignificativa8}}</w:t>
-            </w:r>
-          </w:p>
-        </w:tc>
-        <w:tc>
-          <w:tcPr>
-            <w:tcW w:w="1634" w:type="dxa"/>
+              <w:t>{{campotematico8}}</w:t>
+            </w:r>
+          </w:p>
+        </w:tc>
+        <w:tc>
+          <w:tcPr>
+            <w:tcW w:w="1560" w:type="dxa"/>
             <w:vAlign w:val="center"/>
           </w:tcPr>
           <w:p>
@@ -15811,7 +11881,7 @@
         </w:tc>
         <w:tc>
           <w:tcPr>
-            <w:tcW w:w="1337" w:type="dxa"/>
+            <w:tcW w:w="1399" w:type="dxa"/>
             <w:vAlign w:val="center"/>
           </w:tcPr>
           <w:p>
@@ -15819,7 +11889,7 @@
               <w:autoSpaceDE w:val="0"/>
               <w:autoSpaceDN w:val="0"/>
               <w:adjustRightInd w:val="0"/>
-              <w:jc w:val="center"/>
+              <w:jc w:val="both"/>
               <w:rPr>
                 <w:rFonts w:ascii="Arial Nova Cond" w:hAnsi="Arial Nova Cond" w:cs="Arial"/>
                 <w:color w:val="000000"/>
@@ -15843,20 +11913,6 @@
       </w:tr>
       <w:bookmarkEnd w:id="0"/>
     </w:tbl>
-    <w:p>
-      <w:pPr>
-        <w:spacing w:line="276" w:lineRule="auto"/>
-        <w:ind w:right="-455"/>
-        <w:rPr>
-          <w:rFonts w:ascii="Arial Nova Cond Light" w:hAnsi="Arial Nova Cond Light" w:cs="Times New Roman"/>
-          <w:b/>
-          <w:bCs/>
-          <w:color w:val="000000" w:themeColor="text1"/>
-          <w:sz w:val="20"/>
-          <w:szCs w:val="20"/>
-        </w:rPr>
-      </w:pPr>
-    </w:p>
     <w:p>
       <w:pPr>
         <w:spacing w:line="276" w:lineRule="auto"/>
@@ -15899,6 +11955,7 @@
           <w:sz w:val="20"/>
           <w:szCs w:val="20"/>
         </w:rPr>
+        <w:lastRenderedPageBreak/>
         <w:t>DIMENSIONES DE LAS UNIDADES</w:t>
       </w:r>
       <w:r>
@@ -21666,7 +17723,6 @@
                 <w:sz w:val="20"/>
                 <w:szCs w:val="20"/>
               </w:rPr>
-              <w:lastRenderedPageBreak/>
               <w:t>Enfoque Orientación al bien común.</w:t>
             </w:r>
           </w:p>
@@ -21972,6 +18028,7 @@
           <w:sz w:val="20"/>
           <w:szCs w:val="20"/>
         </w:rPr>
+        <w:lastRenderedPageBreak/>
         <w:t>COMPETENCIAS</w:t>
       </w:r>
       <w:r>
@@ -27374,7 +23431,25 @@
                 <w:kern w:val="0"/>
                 <w14:ligatures w14:val="none"/>
               </w:rPr>
-              <w:t>Resolución Ministerial N.° 501-2025</w:t>
+              <w:t xml:space="preserve">Resolución Ministerial </w:t>
+            </w:r>
+            <w:proofErr w:type="spellStart"/>
+            <w:r>
+              <w:rPr>
+                <w:rFonts w:ascii="Arial Nova Cond Light" w:eastAsia="Calibri" w:hAnsi="Arial Nova Cond Light" w:cs="Calibri Light"/>
+                <w:kern w:val="0"/>
+                <w14:ligatures w14:val="none"/>
+              </w:rPr>
+              <w:t>N.°</w:t>
+            </w:r>
+            <w:proofErr w:type="spellEnd"/>
+            <w:r>
+              <w:rPr>
+                <w:rFonts w:ascii="Arial Nova Cond Light" w:eastAsia="Calibri" w:hAnsi="Arial Nova Cond Light" w:cs="Calibri Light"/>
+                <w:kern w:val="0"/>
+                <w14:ligatures w14:val="none"/>
+              </w:rPr>
+              <w:t xml:space="preserve"> 501-2025</w:t>
             </w:r>
             <w:r>
               <w:rPr>
@@ -28034,7 +24109,7 @@
 </file>
 
 <file path=word/endnotes.xml><?xml version="1.0" encoding="utf-8"?>
-<w:endnotes xmlns:wpc="http://schemas.microsoft.com/office/word/2010/wordprocessingCanvas" xmlns:cx="http://schemas.microsoft.com/office/drawing/2014/chartex" xmlns:cx1="http://schemas.microsoft.com/office/drawing/2015/9/8/chartex" xmlns:cx2="http://schemas.microsoft.com/office/drawing/2015/10/21/chartex" xmlns:cx3="http://schemas.microsoft.com/office/drawing/2016/5/9/chartex" xmlns:cx4="http://schemas.microsoft.com/office/drawing/2016/5/10/chartex" xmlns:cx5="http://schemas.microsoft.com/office/drawing/2016/5/11/chartex" xmlns:cx6="http://schemas.microsoft.com/office/drawing/2016/5/12/chartex" xmlns:cx7="http://schemas.microsoft.com/office/drawing/2016/5/13/chartex" xmlns:cx8="http://schemas.microsoft.com/office/drawing/2016/5/14/chartex" xmlns:mc="http://schemas.openxmlformats.org/markup-compatibility/2006" xmlns:aink="http://schemas.microsoft.com/office/drawing/2016/ink" xmlns:am3d="http://schemas.microsoft.com/office/drawing/2017/model3d" xmlns:o="urn:schemas-microsoft-com:office:office" xmlns:oel="http://schemas.microsoft.com/office/2019/extlst" xmlns:r="http://schemas.openxmlformats.org/officeDocument/2006/relationships" xmlns:m="http://schemas.openxmlformats.org/officeDocument/2006/math" xmlns:v="urn:schemas-microsoft-com:vml" xmlns:wp14="http://schemas.microsoft.com/office/word/2010/wordprocessingDrawing" xmlns:wp="http://schemas.openxmlformats.org/drawingml/2006/wordprocessingDrawing" xmlns:w10="urn:schemas-microsoft-com:office:word" xmlns:w="http://schemas.openxmlformats.org/wordprocessingml/2006/main" xmlns:w14="http://schemas.microsoft.com/office/word/2010/wordml" xmlns:w15="http://schemas.microsoft.com/office/word/2012/wordml" xmlns:w16cex="http://schemas.microsoft.com/office/word/2018/wordml/cex" xmlns:w16cid="http://schemas.microsoft.com/office/word/2016/wordml/cid" xmlns:w16="http://schemas.microsoft.com/office/word/2018/wordml" xmlns:w16du="http://schemas.microsoft.com/office/word/2023/wordml/word16du" xmlns:w16sdtdh="http://schemas.microsoft.com/office/word/2020/wordml/sdtdatahash" xmlns:w16se="http://schemas.microsoft.com/office/word/2015/wordml/symex" xmlns:wpg="http://schemas.microsoft.com/office/word/2010/wordprocessingGroup" xmlns:wpi="http://schemas.microsoft.com/office/word/2010/wordprocessingInk" xmlns:wne="http://schemas.microsoft.com/office/word/2006/wordml" xmlns:wps="http://schemas.microsoft.com/office/word/2010/wordprocessingShape" mc:Ignorable="w14 w15 w16se w16cid w16 w16cex w16sdtdh w16du wp14">
+<w:endnotes xmlns:wpc="http://schemas.microsoft.com/office/word/2010/wordprocessingCanvas" xmlns:cx="http://schemas.microsoft.com/office/drawing/2014/chartex" xmlns:cx1="http://schemas.microsoft.com/office/drawing/2015/9/8/chartex" xmlns:cx2="http://schemas.microsoft.com/office/drawing/2015/10/21/chartex" xmlns:cx3="http://schemas.microsoft.com/office/drawing/2016/5/9/chartex" xmlns:cx4="http://schemas.microsoft.com/office/drawing/2016/5/10/chartex" xmlns:cx5="http://schemas.microsoft.com/office/drawing/2016/5/11/chartex" xmlns:cx6="http://schemas.microsoft.com/office/drawing/2016/5/12/chartex" xmlns:cx7="http://schemas.microsoft.com/office/drawing/2016/5/13/chartex" xmlns:cx8="http://schemas.microsoft.com/office/drawing/2016/5/14/chartex" xmlns:mc="http://schemas.openxmlformats.org/markup-compatibility/2006" xmlns:aink="http://schemas.microsoft.com/office/drawing/2016/ink" xmlns:am3d="http://schemas.microsoft.com/office/drawing/2017/model3d" xmlns:o="urn:schemas-microsoft-com:office:office" xmlns:oel="http://schemas.microsoft.com/office/2019/extlst" xmlns:r="http://schemas.openxmlformats.org/officeDocument/2006/relationships" xmlns:m="http://schemas.openxmlformats.org/officeDocument/2006/math" xmlns:v="urn:schemas-microsoft-com:vml" xmlns:wp14="http://schemas.microsoft.com/office/word/2010/wordprocessingDrawing" xmlns:wp="http://schemas.openxmlformats.org/drawingml/2006/wordprocessingDrawing" xmlns:w10="urn:schemas-microsoft-com:office:word" xmlns:w="http://schemas.openxmlformats.org/wordprocessingml/2006/main" xmlns:w14="http://schemas.microsoft.com/office/word/2010/wordml" xmlns:w15="http://schemas.microsoft.com/office/word/2012/wordml" xmlns:w16cex="http://schemas.microsoft.com/office/word/2018/wordml/cex" xmlns:w16cid="http://schemas.microsoft.com/office/word/2016/wordml/cid" xmlns:w16="http://schemas.microsoft.com/office/word/2018/wordml" xmlns:w16du="http://schemas.microsoft.com/office/word/2023/wordml/word16du" xmlns:w16sdtdh="http://schemas.microsoft.com/office/word/2020/wordml/sdtdatahash" xmlns:w16sdtfl="http://schemas.microsoft.com/office/word/2024/wordml/sdtformatlock" xmlns:w16se="http://schemas.microsoft.com/office/word/2015/wordml/symex" xmlns:wpg="http://schemas.microsoft.com/office/word/2010/wordprocessingGroup" xmlns:wpi="http://schemas.microsoft.com/office/word/2010/wordprocessingInk" xmlns:wne="http://schemas.microsoft.com/office/word/2006/wordml" xmlns:wps="http://schemas.microsoft.com/office/word/2010/wordprocessingShape" mc:Ignorable="w14 w15 w16se w16cid w16 w16cex w16sdtdh w16sdtfl w16du wp14">
   <w:endnote w:type="separator" w:id="-1">
     <w:p>
       <w:pPr>
@@ -28059,7 +24134,7 @@
 </file>
 
 <file path=word/footer1.xml><?xml version="1.0" encoding="utf-8"?>
-<w:ftr xmlns:wpc="http://schemas.microsoft.com/office/word/2010/wordprocessingCanvas" xmlns:cx="http://schemas.microsoft.com/office/drawing/2014/chartex" xmlns:cx1="http://schemas.microsoft.com/office/drawing/2015/9/8/chartex" xmlns:cx2="http://schemas.microsoft.com/office/drawing/2015/10/21/chartex" xmlns:cx3="http://schemas.microsoft.com/office/drawing/2016/5/9/chartex" xmlns:cx4="http://schemas.microsoft.com/office/drawing/2016/5/10/chartex" xmlns:cx5="http://schemas.microsoft.com/office/drawing/2016/5/11/chartex" xmlns:cx6="http://schemas.microsoft.com/office/drawing/2016/5/12/chartex" xmlns:cx7="http://schemas.microsoft.com/office/drawing/2016/5/13/chartex" xmlns:cx8="http://schemas.microsoft.com/office/drawing/2016/5/14/chartex" xmlns:mc="http://schemas.openxmlformats.org/markup-compatibility/2006" xmlns:aink="http://schemas.microsoft.com/office/drawing/2016/ink" xmlns:am3d="http://schemas.microsoft.com/office/drawing/2017/model3d" xmlns:o="urn:schemas-microsoft-com:office:office" xmlns:oel="http://schemas.microsoft.com/office/2019/extlst" xmlns:r="http://schemas.openxmlformats.org/officeDocument/2006/relationships" xmlns:m="http://schemas.openxmlformats.org/officeDocument/2006/math" xmlns:v="urn:schemas-microsoft-com:vml" xmlns:wp14="http://schemas.microsoft.com/office/word/2010/wordprocessingDrawing" xmlns:wp="http://schemas.openxmlformats.org/drawingml/2006/wordprocessingDrawing" xmlns:w10="urn:schemas-microsoft-com:office:word" xmlns:w="http://schemas.openxmlformats.org/wordprocessingml/2006/main" xmlns:w14="http://schemas.microsoft.com/office/word/2010/wordml" xmlns:w15="http://schemas.microsoft.com/office/word/2012/wordml" xmlns:w16cex="http://schemas.microsoft.com/office/word/2018/wordml/cex" xmlns:w16cid="http://schemas.microsoft.com/office/word/2016/wordml/cid" xmlns:w16="http://schemas.microsoft.com/office/word/2018/wordml" xmlns:w16du="http://schemas.microsoft.com/office/word/2023/wordml/word16du" xmlns:w16sdtdh="http://schemas.microsoft.com/office/word/2020/wordml/sdtdatahash" xmlns:w16se="http://schemas.microsoft.com/office/word/2015/wordml/symex" xmlns:wpg="http://schemas.microsoft.com/office/word/2010/wordprocessingGroup" xmlns:wpi="http://schemas.microsoft.com/office/word/2010/wordprocessingInk" xmlns:wne="http://schemas.microsoft.com/office/word/2006/wordml" xmlns:wps="http://schemas.microsoft.com/office/word/2010/wordprocessingShape" mc:Ignorable="w14 w15 w16se w16cid w16 w16cex w16sdtdh w16du wp14">
+<w:ftr xmlns:wpc="http://schemas.microsoft.com/office/word/2010/wordprocessingCanvas" xmlns:cx="http://schemas.microsoft.com/office/drawing/2014/chartex" xmlns:cx1="http://schemas.microsoft.com/office/drawing/2015/9/8/chartex" xmlns:cx2="http://schemas.microsoft.com/office/drawing/2015/10/21/chartex" xmlns:cx3="http://schemas.microsoft.com/office/drawing/2016/5/9/chartex" xmlns:cx4="http://schemas.microsoft.com/office/drawing/2016/5/10/chartex" xmlns:cx5="http://schemas.microsoft.com/office/drawing/2016/5/11/chartex" xmlns:cx6="http://schemas.microsoft.com/office/drawing/2016/5/12/chartex" xmlns:cx7="http://schemas.microsoft.com/office/drawing/2016/5/13/chartex" xmlns:cx8="http://schemas.microsoft.com/office/drawing/2016/5/14/chartex" xmlns:mc="http://schemas.openxmlformats.org/markup-compatibility/2006" xmlns:aink="http://schemas.microsoft.com/office/drawing/2016/ink" xmlns:am3d="http://schemas.microsoft.com/office/drawing/2017/model3d" xmlns:o="urn:schemas-microsoft-com:office:office" xmlns:oel="http://schemas.microsoft.com/office/2019/extlst" xmlns:r="http://schemas.openxmlformats.org/officeDocument/2006/relationships" xmlns:m="http://schemas.openxmlformats.org/officeDocument/2006/math" xmlns:v="urn:schemas-microsoft-com:vml" xmlns:wp14="http://schemas.microsoft.com/office/word/2010/wordprocessingDrawing" xmlns:wp="http://schemas.openxmlformats.org/drawingml/2006/wordprocessingDrawing" xmlns:w10="urn:schemas-microsoft-com:office:word" xmlns:w="http://schemas.openxmlformats.org/wordprocessingml/2006/main" xmlns:w14="http://schemas.microsoft.com/office/word/2010/wordml" xmlns:w15="http://schemas.microsoft.com/office/word/2012/wordml" xmlns:w16cex="http://schemas.microsoft.com/office/word/2018/wordml/cex" xmlns:w16cid="http://schemas.microsoft.com/office/word/2016/wordml/cid" xmlns:w16="http://schemas.microsoft.com/office/word/2018/wordml" xmlns:w16du="http://schemas.microsoft.com/office/word/2023/wordml/word16du" xmlns:w16sdtdh="http://schemas.microsoft.com/office/word/2020/wordml/sdtdatahash" xmlns:w16sdtfl="http://schemas.microsoft.com/office/word/2024/wordml/sdtformatlock" xmlns:w16se="http://schemas.microsoft.com/office/word/2015/wordml/symex" xmlns:wpg="http://schemas.microsoft.com/office/word/2010/wordprocessingGroup" xmlns:wpi="http://schemas.microsoft.com/office/word/2010/wordprocessingInk" xmlns:wne="http://schemas.microsoft.com/office/word/2006/wordml" xmlns:wps="http://schemas.microsoft.com/office/word/2010/wordprocessingShape" mc:Ignorable="w14 w15 w16se w16cid w16 w16cex w16sdtdh w16sdtfl w16du wp14">
   <w:p>
     <w:pPr>
       <w:pStyle w:val="Piedepgina"/>
@@ -28538,7 +24613,7 @@
 </file>
 
 <file path=word/footnotes.xml><?xml version="1.0" encoding="utf-8"?>
-<w:footnotes xmlns:wpc="http://schemas.microsoft.com/office/word/2010/wordprocessingCanvas" xmlns:cx="http://schemas.microsoft.com/office/drawing/2014/chartex" xmlns:cx1="http://schemas.microsoft.com/office/drawing/2015/9/8/chartex" xmlns:cx2="http://schemas.microsoft.com/office/drawing/2015/10/21/chartex" xmlns:cx3="http://schemas.microsoft.com/office/drawing/2016/5/9/chartex" xmlns:cx4="http://schemas.microsoft.com/office/drawing/2016/5/10/chartex" xmlns:cx5="http://schemas.microsoft.com/office/drawing/2016/5/11/chartex" xmlns:cx6="http://schemas.microsoft.com/office/drawing/2016/5/12/chartex" xmlns:cx7="http://schemas.microsoft.com/office/drawing/2016/5/13/chartex" xmlns:cx8="http://schemas.microsoft.com/office/drawing/2016/5/14/chartex" xmlns:mc="http://schemas.openxmlformats.org/markup-compatibility/2006" xmlns:aink="http://schemas.microsoft.com/office/drawing/2016/ink" xmlns:am3d="http://schemas.microsoft.com/office/drawing/2017/model3d" xmlns:o="urn:schemas-microsoft-com:office:office" xmlns:oel="http://schemas.microsoft.com/office/2019/extlst" xmlns:r="http://schemas.openxmlformats.org/officeDocument/2006/relationships" xmlns:m="http://schemas.openxmlformats.org/officeDocument/2006/math" xmlns:v="urn:schemas-microsoft-com:vml" xmlns:wp14="http://schemas.microsoft.com/office/word/2010/wordprocessingDrawing" xmlns:wp="http://schemas.openxmlformats.org/drawingml/2006/wordprocessingDrawing" xmlns:w10="urn:schemas-microsoft-com:office:word" xmlns:w="http://schemas.openxmlformats.org/wordprocessingml/2006/main" xmlns:w14="http://schemas.microsoft.com/office/word/2010/wordml" xmlns:w15="http://schemas.microsoft.com/office/word/2012/wordml" xmlns:w16cex="http://schemas.microsoft.com/office/word/2018/wordml/cex" xmlns:w16cid="http://schemas.microsoft.com/office/word/2016/wordml/cid" xmlns:w16="http://schemas.microsoft.com/office/word/2018/wordml" xmlns:w16du="http://schemas.microsoft.com/office/word/2023/wordml/word16du" xmlns:w16sdtdh="http://schemas.microsoft.com/office/word/2020/wordml/sdtdatahash" xmlns:w16se="http://schemas.microsoft.com/office/word/2015/wordml/symex" xmlns:wpg="http://schemas.microsoft.com/office/word/2010/wordprocessingGroup" xmlns:wpi="http://schemas.microsoft.com/office/word/2010/wordprocessingInk" xmlns:wne="http://schemas.microsoft.com/office/word/2006/wordml" xmlns:wps="http://schemas.microsoft.com/office/word/2010/wordprocessingShape" mc:Ignorable="w14 w15 w16se w16cid w16 w16cex w16sdtdh w16du wp14">
+<w:footnotes xmlns:wpc="http://schemas.microsoft.com/office/word/2010/wordprocessingCanvas" xmlns:cx="http://schemas.microsoft.com/office/drawing/2014/chartex" xmlns:cx1="http://schemas.microsoft.com/office/drawing/2015/9/8/chartex" xmlns:cx2="http://schemas.microsoft.com/office/drawing/2015/10/21/chartex" xmlns:cx3="http://schemas.microsoft.com/office/drawing/2016/5/9/chartex" xmlns:cx4="http://schemas.microsoft.com/office/drawing/2016/5/10/chartex" xmlns:cx5="http://schemas.microsoft.com/office/drawing/2016/5/11/chartex" xmlns:cx6="http://schemas.microsoft.com/office/drawing/2016/5/12/chartex" xmlns:cx7="http://schemas.microsoft.com/office/drawing/2016/5/13/chartex" xmlns:cx8="http://schemas.microsoft.com/office/drawing/2016/5/14/chartex" xmlns:mc="http://schemas.openxmlformats.org/markup-compatibility/2006" xmlns:aink="http://schemas.microsoft.com/office/drawing/2016/ink" xmlns:am3d="http://schemas.microsoft.com/office/drawing/2017/model3d" xmlns:o="urn:schemas-microsoft-com:office:office" xmlns:oel="http://schemas.microsoft.com/office/2019/extlst" xmlns:r="http://schemas.openxmlformats.org/officeDocument/2006/relationships" xmlns:m="http://schemas.openxmlformats.org/officeDocument/2006/math" xmlns:v="urn:schemas-microsoft-com:vml" xmlns:wp14="http://schemas.microsoft.com/office/word/2010/wordprocessingDrawing" xmlns:wp="http://schemas.openxmlformats.org/drawingml/2006/wordprocessingDrawing" xmlns:w10="urn:schemas-microsoft-com:office:word" xmlns:w="http://schemas.openxmlformats.org/wordprocessingml/2006/main" xmlns:w14="http://schemas.microsoft.com/office/word/2010/wordml" xmlns:w15="http://schemas.microsoft.com/office/word/2012/wordml" xmlns:w16cex="http://schemas.microsoft.com/office/word/2018/wordml/cex" xmlns:w16cid="http://schemas.microsoft.com/office/word/2016/wordml/cid" xmlns:w16="http://schemas.microsoft.com/office/word/2018/wordml" xmlns:w16du="http://schemas.microsoft.com/office/word/2023/wordml/word16du" xmlns:w16sdtdh="http://schemas.microsoft.com/office/word/2020/wordml/sdtdatahash" xmlns:w16sdtfl="http://schemas.microsoft.com/office/word/2024/wordml/sdtformatlock" xmlns:w16se="http://schemas.microsoft.com/office/word/2015/wordml/symex" xmlns:wpg="http://schemas.microsoft.com/office/word/2010/wordprocessingGroup" xmlns:wpi="http://schemas.microsoft.com/office/word/2010/wordprocessingInk" xmlns:wne="http://schemas.microsoft.com/office/word/2006/wordml" xmlns:wps="http://schemas.microsoft.com/office/word/2010/wordprocessingShape" mc:Ignorable="w14 w15 w16se w16cid w16 w16cex w16sdtdh w16sdtfl w16du wp14">
   <w:footnote w:type="separator" w:id="-1">
     <w:p>
       <w:pPr>
@@ -28563,7 +24638,7 @@
 </file>
 
 <file path=word/header1.xml><?xml version="1.0" encoding="utf-8"?>
-<w:hdr xmlns:wpc="http://schemas.microsoft.com/office/word/2010/wordprocessingCanvas" xmlns:cx="http://schemas.microsoft.com/office/drawing/2014/chartex" xmlns:cx1="http://schemas.microsoft.com/office/drawing/2015/9/8/chartex" xmlns:cx2="http://schemas.microsoft.com/office/drawing/2015/10/21/chartex" xmlns:cx3="http://schemas.microsoft.com/office/drawing/2016/5/9/chartex" xmlns:cx4="http://schemas.microsoft.com/office/drawing/2016/5/10/chartex" xmlns:cx5="http://schemas.microsoft.com/office/drawing/2016/5/11/chartex" xmlns:cx6="http://schemas.microsoft.com/office/drawing/2016/5/12/chartex" xmlns:cx7="http://schemas.microsoft.com/office/drawing/2016/5/13/chartex" xmlns:cx8="http://schemas.microsoft.com/office/drawing/2016/5/14/chartex" xmlns:mc="http://schemas.openxmlformats.org/markup-compatibility/2006" xmlns:aink="http://schemas.microsoft.com/office/drawing/2016/ink" xmlns:am3d="http://schemas.microsoft.com/office/drawing/2017/model3d" xmlns:o="urn:schemas-microsoft-com:office:office" xmlns:oel="http://schemas.microsoft.com/office/2019/extlst" xmlns:r="http://schemas.openxmlformats.org/officeDocument/2006/relationships" xmlns:m="http://schemas.openxmlformats.org/officeDocument/2006/math" xmlns:v="urn:schemas-microsoft-com:vml" xmlns:wp14="http://schemas.microsoft.com/office/word/2010/wordprocessingDrawing" xmlns:wp="http://schemas.openxmlformats.org/drawingml/2006/wordprocessingDrawing" xmlns:w10="urn:schemas-microsoft-com:office:word" xmlns:w="http://schemas.openxmlformats.org/wordprocessingml/2006/main" xmlns:w14="http://schemas.microsoft.com/office/word/2010/wordml" xmlns:w15="http://schemas.microsoft.com/office/word/2012/wordml" xmlns:w16cex="http://schemas.microsoft.com/office/word/2018/wordml/cex" xmlns:w16cid="http://schemas.microsoft.com/office/word/2016/wordml/cid" xmlns:w16="http://schemas.microsoft.com/office/word/2018/wordml" xmlns:w16du="http://schemas.microsoft.com/office/word/2023/wordml/word16du" xmlns:w16sdtdh="http://schemas.microsoft.com/office/word/2020/wordml/sdtdatahash" xmlns:w16se="http://schemas.microsoft.com/office/word/2015/wordml/symex" xmlns:wpg="http://schemas.microsoft.com/office/word/2010/wordprocessingGroup" xmlns:wpi="http://schemas.microsoft.com/office/word/2010/wordprocessingInk" xmlns:wne="http://schemas.microsoft.com/office/word/2006/wordml" xmlns:wps="http://schemas.microsoft.com/office/word/2010/wordprocessingShape" mc:Ignorable="w14 w15 w16se w16cid w16 w16cex w16sdtdh w16du wp14">
+<w:hdr xmlns:wpc="http://schemas.microsoft.com/office/word/2010/wordprocessingCanvas" xmlns:cx="http://schemas.microsoft.com/office/drawing/2014/chartex" xmlns:cx1="http://schemas.microsoft.com/office/drawing/2015/9/8/chartex" xmlns:cx2="http://schemas.microsoft.com/office/drawing/2015/10/21/chartex" xmlns:cx3="http://schemas.microsoft.com/office/drawing/2016/5/9/chartex" xmlns:cx4="http://schemas.microsoft.com/office/drawing/2016/5/10/chartex" xmlns:cx5="http://schemas.microsoft.com/office/drawing/2016/5/11/chartex" xmlns:cx6="http://schemas.microsoft.com/office/drawing/2016/5/12/chartex" xmlns:cx7="http://schemas.microsoft.com/office/drawing/2016/5/13/chartex" xmlns:cx8="http://schemas.microsoft.com/office/drawing/2016/5/14/chartex" xmlns:mc="http://schemas.openxmlformats.org/markup-compatibility/2006" xmlns:aink="http://schemas.microsoft.com/office/drawing/2016/ink" xmlns:am3d="http://schemas.microsoft.com/office/drawing/2017/model3d" xmlns:o="urn:schemas-microsoft-com:office:office" xmlns:oel="http://schemas.microsoft.com/office/2019/extlst" xmlns:r="http://schemas.openxmlformats.org/officeDocument/2006/relationships" xmlns:m="http://schemas.openxmlformats.org/officeDocument/2006/math" xmlns:v="urn:schemas-microsoft-com:vml" xmlns:wp14="http://schemas.microsoft.com/office/word/2010/wordprocessingDrawing" xmlns:wp="http://schemas.openxmlformats.org/drawingml/2006/wordprocessingDrawing" xmlns:w10="urn:schemas-microsoft-com:office:word" xmlns:w="http://schemas.openxmlformats.org/wordprocessingml/2006/main" xmlns:w14="http://schemas.microsoft.com/office/word/2010/wordml" xmlns:w15="http://schemas.microsoft.com/office/word/2012/wordml" xmlns:w16cex="http://schemas.microsoft.com/office/word/2018/wordml/cex" xmlns:w16cid="http://schemas.microsoft.com/office/word/2016/wordml/cid" xmlns:w16="http://schemas.microsoft.com/office/word/2018/wordml" xmlns:w16du="http://schemas.microsoft.com/office/word/2023/wordml/word16du" xmlns:w16sdtdh="http://schemas.microsoft.com/office/word/2020/wordml/sdtdatahash" xmlns:w16sdtfl="http://schemas.microsoft.com/office/word/2024/wordml/sdtformatlock" xmlns:w16se="http://schemas.microsoft.com/office/word/2015/wordml/symex" xmlns:wpg="http://schemas.microsoft.com/office/word/2010/wordprocessingGroup" xmlns:wpi="http://schemas.microsoft.com/office/word/2010/wordprocessingInk" xmlns:wne="http://schemas.microsoft.com/office/word/2006/wordml" xmlns:wps="http://schemas.microsoft.com/office/word/2010/wordprocessingShape" mc:Ignorable="w14 w15 w16se w16cid w16 w16cex w16sdtdh w16sdtfl w16du wp14">
   <w:tbl>
     <w:tblPr>
       <w:tblStyle w:val="Tablaconcuadrcula"/>
@@ -28853,7 +24928,7 @@
 </file>
 
 <file path=word/numbering.xml><?xml version="1.0" encoding="utf-8"?>
-<w:numbering xmlns:wpc="http://schemas.microsoft.com/office/word/2010/wordprocessingCanvas" xmlns:cx="http://schemas.microsoft.com/office/drawing/2014/chartex" xmlns:cx1="http://schemas.microsoft.com/office/drawing/2015/9/8/chartex" xmlns:cx2="http://schemas.microsoft.com/office/drawing/2015/10/21/chartex" xmlns:cx3="http://schemas.microsoft.com/office/drawing/2016/5/9/chartex" xmlns:cx4="http://schemas.microsoft.com/office/drawing/2016/5/10/chartex" xmlns:cx5="http://schemas.microsoft.com/office/drawing/2016/5/11/chartex" xmlns:cx6="http://schemas.microsoft.com/office/drawing/2016/5/12/chartex" xmlns:cx7="http://schemas.microsoft.com/office/drawing/2016/5/13/chartex" xmlns:cx8="http://schemas.microsoft.com/office/drawing/2016/5/14/chartex" xmlns:mc="http://schemas.openxmlformats.org/markup-compatibility/2006" xmlns:aink="http://schemas.microsoft.com/office/drawing/2016/ink" xmlns:am3d="http://schemas.microsoft.com/office/drawing/2017/model3d" xmlns:o="urn:schemas-microsoft-com:office:office" xmlns:oel="http://schemas.microsoft.com/office/2019/extlst" xmlns:r="http://schemas.openxmlformats.org/officeDocument/2006/relationships" xmlns:m="http://schemas.openxmlformats.org/officeDocument/2006/math" xmlns:v="urn:schemas-microsoft-com:vml" xmlns:wp14="http://schemas.microsoft.com/office/word/2010/wordprocessingDrawing" xmlns:wp="http://schemas.openxmlformats.org/drawingml/2006/wordprocessingDrawing" xmlns:w10="urn:schemas-microsoft-com:office:word" xmlns:w="http://schemas.openxmlformats.org/wordprocessingml/2006/main" xmlns:w14="http://schemas.microsoft.com/office/word/2010/wordml" xmlns:w15="http://schemas.microsoft.com/office/word/2012/wordml" xmlns:w16cex="http://schemas.microsoft.com/office/word/2018/wordml/cex" xmlns:w16cid="http://schemas.microsoft.com/office/word/2016/wordml/cid" xmlns:w16="http://schemas.microsoft.com/office/word/2018/wordml" xmlns:w16du="http://schemas.microsoft.com/office/word/2023/wordml/word16du" xmlns:w16sdtdh="http://schemas.microsoft.com/office/word/2020/wordml/sdtdatahash" xmlns:w16se="http://schemas.microsoft.com/office/word/2015/wordml/symex" xmlns:wpg="http://schemas.microsoft.com/office/word/2010/wordprocessingGroup" xmlns:wpi="http://schemas.microsoft.com/office/word/2010/wordprocessingInk" xmlns:wne="http://schemas.microsoft.com/office/word/2006/wordml" xmlns:wps="http://schemas.microsoft.com/office/word/2010/wordprocessingShape" mc:Ignorable="w14 w15 w16se w16cid w16 w16cex w16sdtdh w16du wp14">
+<w:numbering xmlns:wpc="http://schemas.microsoft.com/office/word/2010/wordprocessingCanvas" xmlns:cx="http://schemas.microsoft.com/office/drawing/2014/chartex" xmlns:cx1="http://schemas.microsoft.com/office/drawing/2015/9/8/chartex" xmlns:cx2="http://schemas.microsoft.com/office/drawing/2015/10/21/chartex" xmlns:cx3="http://schemas.microsoft.com/office/drawing/2016/5/9/chartex" xmlns:cx4="http://schemas.microsoft.com/office/drawing/2016/5/10/chartex" xmlns:cx5="http://schemas.microsoft.com/office/drawing/2016/5/11/chartex" xmlns:cx6="http://schemas.microsoft.com/office/drawing/2016/5/12/chartex" xmlns:cx7="http://schemas.microsoft.com/office/drawing/2016/5/13/chartex" xmlns:cx8="http://schemas.microsoft.com/office/drawing/2016/5/14/chartex" xmlns:mc="http://schemas.openxmlformats.org/markup-compatibility/2006" xmlns:aink="http://schemas.microsoft.com/office/drawing/2016/ink" xmlns:am3d="http://schemas.microsoft.com/office/drawing/2017/model3d" xmlns:o="urn:schemas-microsoft-com:office:office" xmlns:oel="http://schemas.microsoft.com/office/2019/extlst" xmlns:r="http://schemas.openxmlformats.org/officeDocument/2006/relationships" xmlns:m="http://schemas.openxmlformats.org/officeDocument/2006/math" xmlns:v="urn:schemas-microsoft-com:vml" xmlns:wp14="http://schemas.microsoft.com/office/word/2010/wordprocessingDrawing" xmlns:wp="http://schemas.openxmlformats.org/drawingml/2006/wordprocessingDrawing" xmlns:w10="urn:schemas-microsoft-com:office:word" xmlns:w="http://schemas.openxmlformats.org/wordprocessingml/2006/main" xmlns:w14="http://schemas.microsoft.com/office/word/2010/wordml" xmlns:w15="http://schemas.microsoft.com/office/word/2012/wordml" xmlns:w16cex="http://schemas.microsoft.com/office/word/2018/wordml/cex" xmlns:w16cid="http://schemas.microsoft.com/office/word/2016/wordml/cid" xmlns:w16="http://schemas.microsoft.com/office/word/2018/wordml" xmlns:w16du="http://schemas.microsoft.com/office/word/2023/wordml/word16du" xmlns:w16sdtdh="http://schemas.microsoft.com/office/word/2020/wordml/sdtdatahash" xmlns:w16sdtfl="http://schemas.microsoft.com/office/word/2024/wordml/sdtformatlock" xmlns:w16se="http://schemas.microsoft.com/office/word/2015/wordml/symex" xmlns:wpg="http://schemas.microsoft.com/office/word/2010/wordprocessingGroup" xmlns:wpi="http://schemas.microsoft.com/office/word/2010/wordprocessingInk" xmlns:wne="http://schemas.microsoft.com/office/word/2006/wordml" xmlns:wps="http://schemas.microsoft.com/office/word/2010/wordprocessingShape" mc:Ignorable="w14 w15 w16se w16cid w16 w16cex w16sdtdh w16sdtfl w16du wp14">
   <w:abstractNum w:abstractNumId="0" w15:restartNumberingAfterBreak="0">
     <w:nsid w:val="01C74B0D"/>
     <w:multiLevelType w:val="hybridMultilevel"/>
@@ -33797,7 +29872,7 @@
 </file>
 
 <file path=word/styles.xml><?xml version="1.0" encoding="utf-8"?>
-<w:styles xmlns:mc="http://schemas.openxmlformats.org/markup-compatibility/2006" xmlns:r="http://schemas.openxmlformats.org/officeDocument/2006/relationships" xmlns:w="http://schemas.openxmlformats.org/wordprocessingml/2006/main" xmlns:w14="http://schemas.microsoft.com/office/word/2010/wordml" xmlns:w15="http://schemas.microsoft.com/office/word/2012/wordml" xmlns:w16cex="http://schemas.microsoft.com/office/word/2018/wordml/cex" xmlns:w16cid="http://schemas.microsoft.com/office/word/2016/wordml/cid" xmlns:w16="http://schemas.microsoft.com/office/word/2018/wordml" xmlns:w16du="http://schemas.microsoft.com/office/word/2023/wordml/word16du" xmlns:w16sdtdh="http://schemas.microsoft.com/office/word/2020/wordml/sdtdatahash" xmlns:w16se="http://schemas.microsoft.com/office/word/2015/wordml/symex" mc:Ignorable="w14 w15 w16se w16cid w16 w16cex w16sdtdh w16du">
+<w:styles xmlns:mc="http://schemas.openxmlformats.org/markup-compatibility/2006" xmlns:r="http://schemas.openxmlformats.org/officeDocument/2006/relationships" xmlns:w="http://schemas.openxmlformats.org/wordprocessingml/2006/main" xmlns:w14="http://schemas.microsoft.com/office/word/2010/wordml" xmlns:w15="http://schemas.microsoft.com/office/word/2012/wordml" xmlns:w16cex="http://schemas.microsoft.com/office/word/2018/wordml/cex" xmlns:w16cid="http://schemas.microsoft.com/office/word/2016/wordml/cid" xmlns:w16="http://schemas.microsoft.com/office/word/2018/wordml" xmlns:w16du="http://schemas.microsoft.com/office/word/2023/wordml/word16du" xmlns:w16sdtdh="http://schemas.microsoft.com/office/word/2020/wordml/sdtdatahash" xmlns:w16sdtfl="http://schemas.microsoft.com/office/word/2024/wordml/sdtformatlock" xmlns:w16se="http://schemas.microsoft.com/office/word/2015/wordml/symex" mc:Ignorable="w14 w15 w16se w16cid w16 w16cex w16sdtdh w16sdtfl w16du">
   <w:docDefaults>
     <w:rPrDefault>
       <w:rPr>
@@ -34929,7 +31004,7 @@
       <w14:ligatures w14:val="none"/>
     </w:rPr>
   </w:style>
-  <w:style w:type="character" w:styleId="Textoennegrita">
+  <w:style w:type="character" w:styleId="Fuerte">
     <w:name w:val="Strong"/>
     <w:basedOn w:val="Fuentedeprrafopredeter"/>
     <w:uiPriority w:val="22"/>
